--- a/html-css.docx
+++ b/html-css.docx
@@ -674,6 +674,7 @@
       <w:r>
         <w:rPr>
           <w:rFonts w:ascii="Times New Roman" w:hAnsi="Times New Roman" w:cs="Times New Roman"/>
+          <w:noProof/>
           <w:sz w:val="28"/>
           <w:szCs w:val="36"/>
           <w:lang w:val="en-US"/>
@@ -888,6 +889,7 @@
       <w:r>
         <w:rPr>
           <w:rFonts w:ascii="Times New Roman" w:hAnsi="Times New Roman" w:cs="Times New Roman"/>
+          <w:noProof/>
           <w:sz w:val="28"/>
           <w:szCs w:val="36"/>
           <w:lang w:val="en-US"/>
@@ -1197,6 +1199,359 @@
           <w:szCs w:val="36"/>
         </w:rPr>
         <w:t>Css :- display : block, display : inline</w:t>
+      </w:r>
+    </w:p>
+    <w:p>
+      <w:pPr>
+        <w:rPr>
+          <w:rFonts w:ascii="Times New Roman" w:hAnsi="Times New Roman" w:cs="Times New Roman"/>
+          <w:b/>
+          <w:bCs/>
+          <w:sz w:val="28"/>
+          <w:szCs w:val="36"/>
+        </w:rPr>
+      </w:pPr>
+      <w:r>
+        <w:rPr>
+          <w:rFonts w:ascii="Times New Roman" w:hAnsi="Times New Roman" w:cs="Times New Roman"/>
+          <w:b/>
+          <w:bCs/>
+          <w:sz w:val="28"/>
+          <w:szCs w:val="36"/>
+        </w:rPr>
+        <w:t>1.3 Inline-Block Elements</w:t>
+      </w:r>
+    </w:p>
+    <w:p>
+      <w:pPr>
+        <w:rPr>
+          <w:rFonts w:ascii="Times New Roman" w:hAnsi="Times New Roman" w:cs="Times New Roman"/>
+          <w:sz w:val="28"/>
+          <w:szCs w:val="36"/>
+        </w:rPr>
+      </w:pPr>
+      <w:r>
+        <w:rPr>
+          <w:rFonts w:ascii="Times New Roman" w:hAnsi="Times New Roman" w:cs="Times New Roman"/>
+          <w:sz w:val="28"/>
+          <w:szCs w:val="36"/>
+        </w:rPr>
+        <w:t>Looks like inline from outside but behaves as block level from inside. Occupy only content space, cause no line breaks. But we can still set height and width and still set margin and padding just like a block level elements.</w:t>
+      </w:r>
+      <w:r>
+        <w:rPr>
+          <w:rFonts w:ascii="Times New Roman" w:hAnsi="Times New Roman" w:cs="Times New Roman"/>
+          <w:sz w:val="28"/>
+          <w:szCs w:val="36"/>
+        </w:rPr>
+        <w:t xml:space="preserve"> </w:t>
+      </w:r>
+    </w:p>
+    <w:p>
+      <w:pPr>
+        <w:rPr>
+          <w:rFonts w:ascii="Times New Roman" w:hAnsi="Times New Roman" w:cs="Times New Roman"/>
+          <w:sz w:val="28"/>
+          <w:szCs w:val="36"/>
+        </w:rPr>
+      </w:pPr>
+    </w:p>
+    <w:p>
+      <w:pPr>
+        <w:rPr>
+          <w:rFonts w:ascii="Times New Roman" w:hAnsi="Times New Roman" w:cs="Times New Roman"/>
+          <w:sz w:val="28"/>
+          <w:szCs w:val="36"/>
+        </w:rPr>
+      </w:pPr>
+    </w:p>
+    <w:p>
+      <w:pPr>
+        <w:rPr>
+          <w:rFonts w:ascii="Times New Roman" w:hAnsi="Times New Roman" w:cs="Times New Roman"/>
+          <w:sz w:val="28"/>
+          <w:szCs w:val="36"/>
+        </w:rPr>
+      </w:pPr>
+      <w:r>
+        <w:rPr>
+          <w:rFonts w:ascii="Times New Roman" w:hAnsi="Times New Roman" w:cs="Times New Roman"/>
+          <w:sz w:val="28"/>
+          <w:szCs w:val="36"/>
+        </w:rPr>
+        <w:lastRenderedPageBreak/>
+        <w:t xml:space="preserve">Selectors :- </w:t>
+      </w:r>
+    </w:p>
+    <w:p>
+      <w:pPr>
+        <w:rPr>
+          <w:rFonts w:ascii="Times New Roman" w:hAnsi="Times New Roman" w:cs="Times New Roman"/>
+          <w:sz w:val="28"/>
+          <w:szCs w:val="36"/>
+        </w:rPr>
+      </w:pPr>
+      <w:r>
+        <w:rPr>
+          <w:rFonts w:ascii="Times New Roman" w:hAnsi="Times New Roman" w:cs="Times New Roman"/>
+          <w:sz w:val="28"/>
+          <w:szCs w:val="36"/>
+        </w:rPr>
+        <w:t xml:space="preserve">Sibling selector :- </w:t>
+      </w:r>
+    </w:p>
+    <w:p>
+      <w:pPr>
+        <w:rPr>
+          <w:rFonts w:ascii="Times New Roman" w:hAnsi="Times New Roman" w:cs="Times New Roman"/>
+          <w:sz w:val="28"/>
+          <w:szCs w:val="36"/>
+        </w:rPr>
+      </w:pPr>
+      <w:r>
+        <w:rPr>
+          <w:rFonts w:ascii="Times New Roman" w:hAnsi="Times New Roman" w:cs="Times New Roman"/>
+          <w:sz w:val="28"/>
+          <w:szCs w:val="36"/>
+        </w:rPr>
+        <w:t xml:space="preserve">H1 + p{ … } :- select only those p which immediately comes after h1 element. Means it is </w:t>
+      </w:r>
+      <w:r>
+        <w:rPr>
+          <w:rFonts w:ascii="Times New Roman" w:hAnsi="Times New Roman" w:cs="Times New Roman"/>
+          <w:b/>
+          <w:bCs/>
+          <w:sz w:val="28"/>
+          <w:szCs w:val="36"/>
+        </w:rPr>
+        <w:t>sibling selector</w:t>
+      </w:r>
+      <w:r>
+        <w:rPr>
+          <w:rFonts w:ascii="Times New Roman" w:hAnsi="Times New Roman" w:cs="Times New Roman"/>
+          <w:sz w:val="28"/>
+          <w:szCs w:val="36"/>
+        </w:rPr>
+        <w:t>.</w:t>
+      </w:r>
+    </w:p>
+    <w:p>
+      <w:pPr>
+        <w:rPr>
+          <w:rFonts w:ascii="Times New Roman" w:hAnsi="Times New Roman" w:cs="Times New Roman"/>
+          <w:b/>
+          <w:bCs/>
+          <w:sz w:val="28"/>
+          <w:szCs w:val="36"/>
+        </w:rPr>
+      </w:pPr>
+      <w:r>
+        <w:rPr>
+          <w:rFonts w:ascii="Times New Roman" w:hAnsi="Times New Roman" w:cs="Times New Roman"/>
+          <w:b/>
+          <w:bCs/>
+          <w:sz w:val="28"/>
+          <w:szCs w:val="36"/>
+        </w:rPr>
+        <w:t>Positioning</w:t>
+      </w:r>
+    </w:p>
+    <w:p>
+      <w:pPr>
+        <w:rPr>
+          <w:rFonts w:ascii="Times New Roman" w:hAnsi="Times New Roman" w:cs="Times New Roman"/>
+          <w:b/>
+          <w:bCs/>
+          <w:sz w:val="28"/>
+          <w:szCs w:val="36"/>
+        </w:rPr>
+      </w:pPr>
+      <w:r>
+        <w:rPr>
+          <w:rFonts w:ascii="Times New Roman" w:hAnsi="Times New Roman" w:cs="Times New Roman"/>
+          <w:b/>
+          <w:bCs/>
+          <w:sz w:val="28"/>
+          <w:szCs w:val="36"/>
+        </w:rPr>
+        <w:t xml:space="preserve">Absolute :- </w:t>
+      </w:r>
+    </w:p>
+    <w:p>
+      <w:pPr>
+        <w:rPr>
+          <w:rFonts w:ascii="Times New Roman" w:hAnsi="Times New Roman" w:cs="Times New Roman"/>
+          <w:sz w:val="28"/>
+          <w:szCs w:val="36"/>
+        </w:rPr>
+      </w:pPr>
+      <w:r>
+        <w:rPr>
+          <w:rFonts w:ascii="Times New Roman" w:hAnsi="Times New Roman" w:cs="Times New Roman"/>
+          <w:sz w:val="28"/>
+          <w:szCs w:val="36"/>
+        </w:rPr>
+        <w:t xml:space="preserve">Means, fix position. But it will fix position relative to the </w:t>
+      </w:r>
+      <w:r>
+        <w:rPr>
+          <w:rFonts w:ascii="Times New Roman" w:hAnsi="Times New Roman" w:cs="Times New Roman"/>
+          <w:b/>
+          <w:bCs/>
+          <w:sz w:val="28"/>
+          <w:szCs w:val="36"/>
+        </w:rPr>
+        <w:t>first</w:t>
+      </w:r>
+      <w:r>
+        <w:rPr>
+          <w:rFonts w:ascii="Times New Roman" w:hAnsi="Times New Roman" w:cs="Times New Roman"/>
+          <w:sz w:val="28"/>
+          <w:szCs w:val="36"/>
+        </w:rPr>
+        <w:t xml:space="preserve"> parent element who has set </w:t>
+      </w:r>
+      <w:r>
+        <w:rPr>
+          <w:rFonts w:ascii="Times New Roman" w:hAnsi="Times New Roman" w:cs="Times New Roman"/>
+          <w:b/>
+          <w:bCs/>
+          <w:sz w:val="28"/>
+          <w:szCs w:val="36"/>
+        </w:rPr>
+        <w:t>position:relative</w:t>
+      </w:r>
+      <w:r>
+        <w:rPr>
+          <w:rFonts w:ascii="Times New Roman" w:hAnsi="Times New Roman" w:cs="Times New Roman"/>
+          <w:sz w:val="28"/>
+          <w:szCs w:val="36"/>
+        </w:rPr>
+        <w:t xml:space="preserve">. If no parent has set that property then it would set absolute position relative to window. </w:t>
+      </w:r>
+    </w:p>
+    <w:p>
+      <w:pPr>
+        <w:tabs>
+          <w:tab w:val="left" w:pos="2844"/>
+        </w:tabs>
+        <w:rPr>
+          <w:rFonts w:ascii="Times New Roman" w:hAnsi="Times New Roman" w:cs="Times New Roman"/>
+          <w:sz w:val="28"/>
+          <w:szCs w:val="36"/>
+        </w:rPr>
+      </w:pPr>
+    </w:p>
+    <w:p>
+      <w:pPr>
+        <w:tabs>
+          <w:tab w:val="left" w:pos="2844"/>
+        </w:tabs>
+        <w:rPr>
+          <w:rFonts w:ascii="Times New Roman" w:hAnsi="Times New Roman" w:cs="Times New Roman"/>
+          <w:b/>
+          <w:bCs/>
+          <w:sz w:val="28"/>
+          <w:szCs w:val="36"/>
+        </w:rPr>
+      </w:pPr>
+      <w:r>
+        <w:rPr>
+          <w:rFonts w:ascii="Times New Roman" w:hAnsi="Times New Roman" w:cs="Times New Roman"/>
+          <w:b/>
+          <w:bCs/>
+          <w:sz w:val="28"/>
+          <w:szCs w:val="36"/>
+        </w:rPr>
+        <w:t xml:space="preserve">Pseudo Elements :- </w:t>
+      </w:r>
+    </w:p>
+    <w:p>
+      <w:pPr>
+        <w:tabs>
+          <w:tab w:val="left" w:pos="2844"/>
+        </w:tabs>
+        <w:rPr>
+          <w:rFonts w:ascii="Times New Roman" w:hAnsi="Times New Roman" w:cs="Times New Roman"/>
+          <w:sz w:val="28"/>
+          <w:szCs w:val="36"/>
+        </w:rPr>
+      </w:pPr>
+      <w:r>
+        <w:rPr>
+          <w:rFonts w:ascii="Times New Roman" w:hAnsi="Times New Roman" w:cs="Times New Roman"/>
+          <w:sz w:val="28"/>
+          <w:szCs w:val="36"/>
+        </w:rPr>
+        <w:t xml:space="preserve">Let say we want to select first letter of paragraph or first line of paragraph etc. we use :: to use </w:t>
+      </w:r>
+      <w:r>
+        <w:rPr>
+          <w:rFonts w:ascii="Times New Roman" w:hAnsi="Times New Roman" w:cs="Times New Roman"/>
+          <w:sz w:val="28"/>
+          <w:szCs w:val="36"/>
+        </w:rPr>
+        <w:t xml:space="preserve">pseudo elements. </w:t>
+      </w:r>
+    </w:p>
+    <w:p>
+      <w:pPr>
+        <w:tabs>
+          <w:tab w:val="left" w:pos="2844"/>
+        </w:tabs>
+        <w:rPr>
+          <w:rFonts w:ascii="Times New Roman" w:hAnsi="Times New Roman" w:cs="Times New Roman"/>
+          <w:sz w:val="28"/>
+          <w:szCs w:val="36"/>
+        </w:rPr>
+      </w:pPr>
+      <w:r>
+        <w:rPr>
+          <w:rFonts w:ascii="Times New Roman" w:hAnsi="Times New Roman" w:cs="Times New Roman"/>
+          <w:sz w:val="28"/>
+          <w:szCs w:val="36"/>
+        </w:rPr>
+        <w:t>Ex. H1::first-letter{</w:t>
+      </w:r>
+    </w:p>
+    <w:p>
+      <w:pPr>
+        <w:tabs>
+          <w:tab w:val="left" w:pos="2844"/>
+        </w:tabs>
+        <w:rPr>
+          <w:rFonts w:ascii="Times New Roman" w:hAnsi="Times New Roman" w:cs="Times New Roman"/>
+          <w:sz w:val="28"/>
+          <w:szCs w:val="36"/>
+        </w:rPr>
+      </w:pPr>
+      <w:r>
+        <w:rPr>
+          <w:rFonts w:ascii="Times New Roman" w:hAnsi="Times New Roman" w:cs="Times New Roman"/>
+          <w:sz w:val="28"/>
+          <w:szCs w:val="36"/>
+        </w:rPr>
+        <w:t>Font-style:normal;</w:t>
+      </w:r>
+    </w:p>
+    <w:p>
+      <w:pPr>
+        <w:tabs>
+          <w:tab w:val="left" w:pos="2844"/>
+        </w:tabs>
+        <w:rPr>
+          <w:rFonts w:ascii="Times New Roman" w:hAnsi="Times New Roman" w:cs="Times New Roman"/>
+          <w:sz w:val="28"/>
+          <w:szCs w:val="36"/>
+        </w:rPr>
+      </w:pPr>
+      <w:r>
+        <w:rPr>
+          <w:rFonts w:ascii="Times New Roman" w:hAnsi="Times New Roman" w:cs="Times New Roman"/>
+          <w:sz w:val="28"/>
+          <w:szCs w:val="36"/>
+        </w:rPr>
+        <w:t>}</w:t>
       </w:r>
     </w:p>
     <w:sectPr>
@@ -1969,6 +2324,7 @@
   <w:style w:type="character" w:default="1" w:styleId="DefaultParagraphFont">
     <w:name w:val="Default Paragraph Font"/>
     <w:uiPriority w:val="1"/>
+    <w:semiHidden/>
     <w:unhideWhenUsed/>
   </w:style>
   <w:style w:type="table" w:default="1" w:styleId="TableNormal">

--- a/html-css.docx
+++ b/html-css.docx
@@ -467,7 +467,25 @@
           <w:sz w:val="28"/>
           <w:szCs w:val="36"/>
         </w:rPr>
-        <w:t>Definition: External CSS is written in a separate .css file and connected to the HTML document using the &lt;link&gt; tag.</w:t>
+        <w:t>Definition: External CSS is written in a separate .</w:t>
+      </w:r>
+      <w:proofErr w:type="spellStart"/>
+      <w:r>
+        <w:rPr>
+          <w:rFonts w:ascii="Times New Roman" w:hAnsi="Times New Roman" w:cs="Times New Roman"/>
+          <w:sz w:val="28"/>
+          <w:szCs w:val="36"/>
+        </w:rPr>
+        <w:t>css</w:t>
+      </w:r>
+      <w:proofErr w:type="spellEnd"/>
+      <w:r>
+        <w:rPr>
+          <w:rFonts w:ascii="Times New Roman" w:hAnsi="Times New Roman" w:cs="Times New Roman"/>
+          <w:sz w:val="28"/>
+          <w:szCs w:val="36"/>
+        </w:rPr>
+        <w:t xml:space="preserve"> file and connected to the HTML document using the &lt;link&gt; tag.</w:t>
       </w:r>
     </w:p>
     <w:p>
@@ -501,7 +519,43 @@
           <w:sz w:val="28"/>
           <w:szCs w:val="36"/>
         </w:rPr>
-        <w:t xml:space="preserve">    &lt;link rel="stylesheet" href="style.css"&gt;</w:t>
+        <w:t xml:space="preserve">    &lt;link </w:t>
+      </w:r>
+      <w:proofErr w:type="spellStart"/>
+      <w:r>
+        <w:rPr>
+          <w:rFonts w:ascii="Times New Roman" w:hAnsi="Times New Roman" w:cs="Times New Roman"/>
+          <w:sz w:val="28"/>
+          <w:szCs w:val="36"/>
+        </w:rPr>
+        <w:t>rel</w:t>
+      </w:r>
+      <w:proofErr w:type="spellEnd"/>
+      <w:r>
+        <w:rPr>
+          <w:rFonts w:ascii="Times New Roman" w:hAnsi="Times New Roman" w:cs="Times New Roman"/>
+          <w:sz w:val="28"/>
+          <w:szCs w:val="36"/>
+        </w:rPr>
+        <w:t xml:space="preserve">="stylesheet" </w:t>
+      </w:r>
+      <w:proofErr w:type="spellStart"/>
+      <w:r>
+        <w:rPr>
+          <w:rFonts w:ascii="Times New Roman" w:hAnsi="Times New Roman" w:cs="Times New Roman"/>
+          <w:sz w:val="28"/>
+          <w:szCs w:val="36"/>
+        </w:rPr>
+        <w:t>href</w:t>
+      </w:r>
+      <w:proofErr w:type="spellEnd"/>
+      <w:r>
+        <w:rPr>
+          <w:rFonts w:ascii="Times New Roman" w:hAnsi="Times New Roman" w:cs="Times New Roman"/>
+          <w:sz w:val="28"/>
+          <w:szCs w:val="36"/>
+        </w:rPr>
+        <w:t>="style.css"&gt;</w:t>
       </w:r>
     </w:p>
     <w:p>
@@ -1050,7 +1104,27 @@
           <w:szCs w:val="36"/>
           <w:lang w:val="en-US"/>
         </w:rPr>
-        <w:t>Ex. Div, p, h1 to h6, section, article, header, footer, ul, ol, li, form</w:t>
+        <w:t xml:space="preserve">Ex. Div, p, h1 to h6, section, article, header, footer, ul, </w:t>
+      </w:r>
+      <w:proofErr w:type="spellStart"/>
+      <w:r>
+        <w:rPr>
+          <w:rFonts w:ascii="Times New Roman" w:hAnsi="Times New Roman" w:cs="Times New Roman"/>
+          <w:sz w:val="28"/>
+          <w:szCs w:val="36"/>
+          <w:lang w:val="en-US"/>
+        </w:rPr>
+        <w:t>ol</w:t>
+      </w:r>
+      <w:proofErr w:type="spellEnd"/>
+      <w:r>
+        <w:rPr>
+          <w:rFonts w:ascii="Times New Roman" w:hAnsi="Times New Roman" w:cs="Times New Roman"/>
+          <w:sz w:val="28"/>
+          <w:szCs w:val="36"/>
+          <w:lang w:val="en-US"/>
+        </w:rPr>
+        <w:t>, li, form</w:t>
       </w:r>
     </w:p>
     <w:p>
@@ -1124,7 +1198,27 @@
           <w:szCs w:val="36"/>
           <w:lang w:val="en-US"/>
         </w:rPr>
-        <w:t>Ex. Span, a, strong, b, em, I, label, small</w:t>
+        <w:t xml:space="preserve">Ex. Span, a, strong, b, </w:t>
+      </w:r>
+      <w:proofErr w:type="spellStart"/>
+      <w:r>
+        <w:rPr>
+          <w:rFonts w:ascii="Times New Roman" w:hAnsi="Times New Roman" w:cs="Times New Roman"/>
+          <w:sz w:val="28"/>
+          <w:szCs w:val="36"/>
+          <w:lang w:val="en-US"/>
+        </w:rPr>
+        <w:t>em</w:t>
+      </w:r>
+      <w:proofErr w:type="spellEnd"/>
+      <w:r>
+        <w:rPr>
+          <w:rFonts w:ascii="Times New Roman" w:hAnsi="Times New Roman" w:cs="Times New Roman"/>
+          <w:sz w:val="28"/>
+          <w:szCs w:val="36"/>
+          <w:lang w:val="en-US"/>
+        </w:rPr>
+        <w:t>, I, label, small</w:t>
       </w:r>
     </w:p>
     <w:p>
@@ -1172,33 +1266,61 @@
           <w:sz w:val="28"/>
           <w:szCs w:val="36"/>
         </w:rPr>
-        <w:t>Note: Images (&lt;img&gt;) and form controls are examples of inline-level elements that can have their own width and height. Therefore, not every inline-level element behaves exactly like a &lt;span&gt;.</w:t>
-      </w:r>
-    </w:p>
-    <w:p>
-      <w:pPr>
-        <w:rPr>
-          <w:rFonts w:ascii="Times New Roman" w:hAnsi="Times New Roman" w:cs="Times New Roman"/>
-          <w:sz w:val="28"/>
-          <w:szCs w:val="36"/>
-        </w:rPr>
-      </w:pPr>
-    </w:p>
-    <w:p>
-      <w:pPr>
-        <w:rPr>
-          <w:rFonts w:ascii="Times New Roman" w:hAnsi="Times New Roman" w:cs="Times New Roman"/>
-          <w:sz w:val="28"/>
-          <w:szCs w:val="36"/>
-        </w:rPr>
-      </w:pPr>
-      <w:r>
-        <w:rPr>
-          <w:rFonts w:ascii="Times New Roman" w:hAnsi="Times New Roman" w:cs="Times New Roman"/>
-          <w:sz w:val="28"/>
-          <w:szCs w:val="36"/>
-        </w:rPr>
-        <w:t>Css :- display : block, display : inline</w:t>
+        <w:t>Note: Images (&lt;</w:t>
+      </w:r>
+      <w:proofErr w:type="spellStart"/>
+      <w:r>
+        <w:rPr>
+          <w:rFonts w:ascii="Times New Roman" w:hAnsi="Times New Roman" w:cs="Times New Roman"/>
+          <w:sz w:val="28"/>
+          <w:szCs w:val="36"/>
+        </w:rPr>
+        <w:t>img</w:t>
+      </w:r>
+      <w:proofErr w:type="spellEnd"/>
+      <w:r>
+        <w:rPr>
+          <w:rFonts w:ascii="Times New Roman" w:hAnsi="Times New Roman" w:cs="Times New Roman"/>
+          <w:sz w:val="28"/>
+          <w:szCs w:val="36"/>
+        </w:rPr>
+        <w:t>&gt;) and form controls are examples of inline-level elements that can have their own width and height. Therefore, not every inline-level element behaves exactly like a &lt;span&gt;.</w:t>
+      </w:r>
+    </w:p>
+    <w:p>
+      <w:pPr>
+        <w:rPr>
+          <w:rFonts w:ascii="Times New Roman" w:hAnsi="Times New Roman" w:cs="Times New Roman"/>
+          <w:sz w:val="28"/>
+          <w:szCs w:val="36"/>
+        </w:rPr>
+      </w:pPr>
+    </w:p>
+    <w:p>
+      <w:pPr>
+        <w:rPr>
+          <w:rFonts w:ascii="Times New Roman" w:hAnsi="Times New Roman" w:cs="Times New Roman"/>
+          <w:sz w:val="28"/>
+          <w:szCs w:val="36"/>
+        </w:rPr>
+      </w:pPr>
+      <w:proofErr w:type="spellStart"/>
+      <w:r>
+        <w:rPr>
+          <w:rFonts w:ascii="Times New Roman" w:hAnsi="Times New Roman" w:cs="Times New Roman"/>
+          <w:sz w:val="28"/>
+          <w:szCs w:val="36"/>
+        </w:rPr>
+        <w:t>Css</w:t>
+      </w:r>
+      <w:proofErr w:type="spellEnd"/>
+      <w:r>
+        <w:rPr>
+          <w:rFonts w:ascii="Times New Roman" w:hAnsi="Times New Roman" w:cs="Times New Roman"/>
+          <w:sz w:val="28"/>
+          <w:szCs w:val="36"/>
+        </w:rPr>
+        <w:t xml:space="preserve"> :- display : block, display : inline</w:t>
       </w:r>
     </w:p>
     <w:p>
@@ -1269,15 +1391,19 @@
       <w:pPr>
         <w:rPr>
           <w:rFonts w:ascii="Times New Roman" w:hAnsi="Times New Roman" w:cs="Times New Roman"/>
-          <w:sz w:val="28"/>
-          <w:szCs w:val="36"/>
-        </w:rPr>
-      </w:pPr>
-      <w:r>
-        <w:rPr>
-          <w:rFonts w:ascii="Times New Roman" w:hAnsi="Times New Roman" w:cs="Times New Roman"/>
-          <w:sz w:val="28"/>
-          <w:szCs w:val="36"/>
+          <w:b/>
+          <w:bCs/>
+          <w:sz w:val="32"/>
+          <w:szCs w:val="40"/>
+        </w:rPr>
+      </w:pPr>
+      <w:r>
+        <w:rPr>
+          <w:rFonts w:ascii="Times New Roman" w:hAnsi="Times New Roman" w:cs="Times New Roman"/>
+          <w:b/>
+          <w:bCs/>
+          <w:sz w:val="32"/>
+          <w:szCs w:val="40"/>
         </w:rPr>
         <w:lastRenderedPageBreak/>
         <w:t xml:space="preserve">Selectors :- </w:t>
@@ -1285,46 +1411,844 @@
     </w:p>
     <w:p>
       <w:pPr>
-        <w:rPr>
-          <w:rFonts w:ascii="Times New Roman" w:hAnsi="Times New Roman" w:cs="Times New Roman"/>
-          <w:sz w:val="28"/>
-          <w:szCs w:val="36"/>
-        </w:rPr>
-      </w:pPr>
-      <w:r>
-        <w:rPr>
-          <w:rFonts w:ascii="Times New Roman" w:hAnsi="Times New Roman" w:cs="Times New Roman"/>
-          <w:sz w:val="28"/>
-          <w:szCs w:val="36"/>
-        </w:rPr>
-        <w:t xml:space="preserve">Sibling selector :- </w:t>
-      </w:r>
-    </w:p>
-    <w:p>
-      <w:pPr>
-        <w:rPr>
-          <w:rFonts w:ascii="Times New Roman" w:hAnsi="Times New Roman" w:cs="Times New Roman"/>
-          <w:sz w:val="28"/>
-          <w:szCs w:val="36"/>
-        </w:rPr>
-      </w:pPr>
-      <w:r>
-        <w:rPr>
-          <w:rFonts w:ascii="Times New Roman" w:hAnsi="Times New Roman" w:cs="Times New Roman"/>
-          <w:sz w:val="28"/>
-          <w:szCs w:val="36"/>
-        </w:rPr>
-        <w:t xml:space="preserve">H1 + p{ … } :- select only those p which immediately comes after h1 element. Means it is </w:t>
-      </w:r>
-      <w:r>
-        <w:rPr>
-          <w:rFonts w:ascii="Times New Roman" w:hAnsi="Times New Roman" w:cs="Times New Roman"/>
-          <w:b/>
-          <w:bCs/>
-          <w:sz w:val="28"/>
-          <w:szCs w:val="36"/>
-        </w:rPr>
-        <w:t>sibling selector</w:t>
+        <w:pBdr>
+          <w:bottom w:val="double" w:sz="6" w:space="1" w:color="auto"/>
+        </w:pBdr>
+        <w:rPr>
+          <w:rFonts w:ascii="Times New Roman" w:hAnsi="Times New Roman" w:cs="Times New Roman"/>
+          <w:b/>
+          <w:bCs/>
+          <w:sz w:val="36"/>
+          <w:szCs w:val="44"/>
+        </w:rPr>
+      </w:pPr>
+      <w:r>
+        <w:rPr>
+          <w:rFonts w:ascii="Times New Roman" w:hAnsi="Times New Roman" w:cs="Times New Roman"/>
+          <w:b/>
+          <w:bCs/>
+          <w:sz w:val="36"/>
+          <w:szCs w:val="44"/>
+        </w:rPr>
+        <w:t xml:space="preserve">Basic </w:t>
+      </w:r>
+      <w:proofErr w:type="spellStart"/>
+      <w:r>
+        <w:rPr>
+          <w:rFonts w:ascii="Times New Roman" w:hAnsi="Times New Roman" w:cs="Times New Roman"/>
+          <w:b/>
+          <w:bCs/>
+          <w:sz w:val="36"/>
+          <w:szCs w:val="44"/>
+        </w:rPr>
+        <w:t>css</w:t>
+      </w:r>
+      <w:proofErr w:type="spellEnd"/>
+      <w:r>
+        <w:rPr>
+          <w:rFonts w:ascii="Times New Roman" w:hAnsi="Times New Roman" w:cs="Times New Roman"/>
+          <w:b/>
+          <w:bCs/>
+          <w:sz w:val="36"/>
+          <w:szCs w:val="44"/>
+        </w:rPr>
+        <w:t xml:space="preserve"> selectors :- </w:t>
+      </w:r>
+    </w:p>
+    <w:p>
+      <w:pPr>
+        <w:rPr>
+          <w:rFonts w:ascii="Times New Roman" w:hAnsi="Times New Roman" w:cs="Times New Roman"/>
+          <w:b/>
+          <w:bCs/>
+          <w:sz w:val="28"/>
+          <w:szCs w:val="36"/>
+        </w:rPr>
+      </w:pPr>
+      <w:r>
+        <w:rPr>
+          <w:rFonts w:ascii="Times New Roman" w:hAnsi="Times New Roman" w:cs="Times New Roman"/>
+          <w:b/>
+          <w:bCs/>
+          <w:sz w:val="28"/>
+          <w:szCs w:val="36"/>
+        </w:rPr>
+        <w:t xml:space="preserve">Universal selector :- </w:t>
+      </w:r>
+    </w:p>
+    <w:p>
+      <w:pPr>
+        <w:rPr>
+          <w:rFonts w:ascii="Times New Roman" w:hAnsi="Times New Roman" w:cs="Times New Roman"/>
+          <w:sz w:val="28"/>
+          <w:szCs w:val="36"/>
+        </w:rPr>
+      </w:pPr>
+      <w:r>
+        <w:rPr>
+          <w:rFonts w:ascii="Times New Roman" w:hAnsi="Times New Roman" w:cs="Times New Roman"/>
+          <w:sz w:val="28"/>
+          <w:szCs w:val="36"/>
+        </w:rPr>
+        <w:t>*{ … }</w:t>
+      </w:r>
+    </w:p>
+    <w:p>
+      <w:pPr>
+        <w:rPr>
+          <w:rFonts w:ascii="Times New Roman" w:hAnsi="Times New Roman" w:cs="Times New Roman"/>
+          <w:b/>
+          <w:bCs/>
+          <w:sz w:val="28"/>
+          <w:szCs w:val="36"/>
+        </w:rPr>
+      </w:pPr>
+      <w:r>
+        <w:rPr>
+          <w:rFonts w:ascii="Times New Roman" w:hAnsi="Times New Roman" w:cs="Times New Roman"/>
+          <w:b/>
+          <w:bCs/>
+          <w:sz w:val="28"/>
+          <w:szCs w:val="36"/>
+        </w:rPr>
+        <w:t xml:space="preserve">Element Selector :- </w:t>
+      </w:r>
+    </w:p>
+    <w:p>
+      <w:pPr>
+        <w:rPr>
+          <w:rFonts w:ascii="Times New Roman" w:hAnsi="Times New Roman" w:cs="Times New Roman"/>
+          <w:sz w:val="28"/>
+          <w:szCs w:val="36"/>
+        </w:rPr>
+      </w:pPr>
+      <w:r>
+        <w:rPr>
+          <w:rFonts w:ascii="Times New Roman" w:hAnsi="Times New Roman" w:cs="Times New Roman"/>
+          <w:sz w:val="28"/>
+          <w:szCs w:val="36"/>
+        </w:rPr>
+        <w:t>H1{ … }</w:t>
+      </w:r>
+    </w:p>
+    <w:p>
+      <w:pPr>
+        <w:rPr>
+          <w:rFonts w:ascii="Times New Roman" w:hAnsi="Times New Roman" w:cs="Times New Roman"/>
+          <w:b/>
+          <w:bCs/>
+          <w:sz w:val="28"/>
+          <w:szCs w:val="36"/>
+        </w:rPr>
+      </w:pPr>
+      <w:r>
+        <w:rPr>
+          <w:rFonts w:ascii="Times New Roman" w:hAnsi="Times New Roman" w:cs="Times New Roman"/>
+          <w:b/>
+          <w:bCs/>
+          <w:sz w:val="28"/>
+          <w:szCs w:val="36"/>
+        </w:rPr>
+        <w:t xml:space="preserve">ID Selector :- </w:t>
+      </w:r>
+    </w:p>
+    <w:p>
+      <w:pPr>
+        <w:rPr>
+          <w:rFonts w:ascii="Times New Roman" w:hAnsi="Times New Roman" w:cs="Times New Roman"/>
+          <w:sz w:val="28"/>
+          <w:szCs w:val="36"/>
+        </w:rPr>
+      </w:pPr>
+      <w:r>
+        <w:rPr>
+          <w:rFonts w:ascii="Times New Roman" w:hAnsi="Times New Roman" w:cs="Times New Roman"/>
+          <w:sz w:val="28"/>
+          <w:szCs w:val="36"/>
+        </w:rPr>
+        <w:t>#id1{ … }</w:t>
+      </w:r>
+    </w:p>
+    <w:p>
+      <w:pPr>
+        <w:rPr>
+          <w:rFonts w:ascii="Times New Roman" w:hAnsi="Times New Roman" w:cs="Times New Roman"/>
+          <w:b/>
+          <w:bCs/>
+          <w:sz w:val="28"/>
+          <w:szCs w:val="36"/>
+        </w:rPr>
+      </w:pPr>
+      <w:r>
+        <w:rPr>
+          <w:rFonts w:ascii="Times New Roman" w:hAnsi="Times New Roman" w:cs="Times New Roman"/>
+          <w:b/>
+          <w:bCs/>
+          <w:sz w:val="28"/>
+          <w:szCs w:val="36"/>
+        </w:rPr>
+        <w:t xml:space="preserve">CLASS Selector :- </w:t>
+      </w:r>
+    </w:p>
+    <w:p>
+      <w:pPr>
+        <w:rPr>
+          <w:rFonts w:ascii="Times New Roman" w:hAnsi="Times New Roman" w:cs="Times New Roman"/>
+          <w:sz w:val="28"/>
+          <w:szCs w:val="36"/>
+        </w:rPr>
+      </w:pPr>
+      <w:r>
+        <w:rPr>
+          <w:rFonts w:ascii="Times New Roman" w:hAnsi="Times New Roman" w:cs="Times New Roman"/>
+          <w:sz w:val="28"/>
+          <w:szCs w:val="36"/>
+        </w:rPr>
+        <w:t>.class1 { … }</w:t>
+      </w:r>
+    </w:p>
+    <w:p>
+      <w:pPr>
+        <w:rPr>
+          <w:rFonts w:ascii="Times New Roman" w:hAnsi="Times New Roman" w:cs="Times New Roman"/>
+          <w:b/>
+          <w:bCs/>
+          <w:sz w:val="28"/>
+          <w:szCs w:val="36"/>
+        </w:rPr>
+      </w:pPr>
+      <w:r>
+        <w:rPr>
+          <w:rFonts w:ascii="Times New Roman" w:hAnsi="Times New Roman" w:cs="Times New Roman"/>
+          <w:b/>
+          <w:bCs/>
+          <w:sz w:val="28"/>
+          <w:szCs w:val="36"/>
+        </w:rPr>
+        <w:t>Group Selector :-</w:t>
+      </w:r>
+    </w:p>
+    <w:p>
+      <w:pPr>
+        <w:rPr>
+          <w:rFonts w:ascii="Times New Roman" w:hAnsi="Times New Roman" w:cs="Times New Roman"/>
+          <w:b/>
+          <w:bCs/>
+          <w:sz w:val="28"/>
+          <w:szCs w:val="36"/>
+        </w:rPr>
+      </w:pPr>
+      <w:r>
+        <w:rPr>
+          <w:rFonts w:ascii="Times New Roman" w:hAnsi="Times New Roman" w:cs="Times New Roman"/>
+          <w:sz w:val="28"/>
+          <w:szCs w:val="36"/>
+        </w:rPr>
+        <w:t xml:space="preserve">apply same </w:t>
+      </w:r>
+      <w:proofErr w:type="spellStart"/>
+      <w:r>
+        <w:rPr>
+          <w:rFonts w:ascii="Times New Roman" w:hAnsi="Times New Roman" w:cs="Times New Roman"/>
+          <w:sz w:val="28"/>
+          <w:szCs w:val="36"/>
+        </w:rPr>
+        <w:t>css</w:t>
+      </w:r>
+      <w:proofErr w:type="spellEnd"/>
+      <w:r>
+        <w:rPr>
+          <w:rFonts w:ascii="Times New Roman" w:hAnsi="Times New Roman" w:cs="Times New Roman"/>
+          <w:sz w:val="28"/>
+          <w:szCs w:val="36"/>
+        </w:rPr>
+        <w:t xml:space="preserve"> style to multiple selectors.</w:t>
+      </w:r>
+      <w:r>
+        <w:rPr>
+          <w:rFonts w:ascii="Times New Roman" w:hAnsi="Times New Roman" w:cs="Times New Roman"/>
+          <w:b/>
+          <w:bCs/>
+          <w:sz w:val="28"/>
+          <w:szCs w:val="36"/>
+        </w:rPr>
+        <w:t xml:space="preserve"> </w:t>
+      </w:r>
+    </w:p>
+    <w:p>
+      <w:pPr>
+        <w:rPr>
+          <w:rFonts w:ascii="Times New Roman" w:hAnsi="Times New Roman" w:cs="Times New Roman"/>
+          <w:sz w:val="28"/>
+          <w:szCs w:val="36"/>
+        </w:rPr>
+      </w:pPr>
+      <w:r>
+        <w:rPr>
+          <w:rFonts w:ascii="Times New Roman" w:hAnsi="Times New Roman" w:cs="Times New Roman"/>
+          <w:sz w:val="28"/>
+          <w:szCs w:val="36"/>
+        </w:rPr>
+        <w:t xml:space="preserve">H1, h2, p{ … } </w:t>
+      </w:r>
+    </w:p>
+    <w:p>
+      <w:pPr>
+        <w:rPr>
+          <w:rFonts w:ascii="Times New Roman" w:hAnsi="Times New Roman" w:cs="Times New Roman"/>
+          <w:sz w:val="28"/>
+          <w:szCs w:val="36"/>
+        </w:rPr>
+      </w:pPr>
+    </w:p>
+    <w:p>
+      <w:pPr>
+        <w:pBdr>
+          <w:bottom w:val="double" w:sz="6" w:space="1" w:color="auto"/>
+        </w:pBdr>
+        <w:rPr>
+          <w:rFonts w:ascii="Times New Roman" w:hAnsi="Times New Roman" w:cs="Times New Roman"/>
+          <w:b/>
+          <w:bCs/>
+          <w:sz w:val="32"/>
+          <w:szCs w:val="40"/>
+        </w:rPr>
+      </w:pPr>
+      <w:r>
+        <w:rPr>
+          <w:rFonts w:ascii="Times New Roman" w:hAnsi="Times New Roman" w:cs="Times New Roman"/>
+          <w:b/>
+          <w:bCs/>
+          <w:sz w:val="32"/>
+          <w:szCs w:val="40"/>
+        </w:rPr>
+        <w:t xml:space="preserve">Combinator Selectors :- </w:t>
+      </w:r>
+    </w:p>
+    <w:p>
+      <w:pPr>
+        <w:rPr>
+          <w:rFonts w:ascii="Times New Roman" w:hAnsi="Times New Roman" w:cs="Times New Roman"/>
+          <w:sz w:val="28"/>
+          <w:szCs w:val="36"/>
+        </w:rPr>
+      </w:pPr>
+      <w:r>
+        <w:rPr>
+          <w:rFonts w:ascii="Times New Roman" w:hAnsi="Times New Roman" w:cs="Times New Roman"/>
+          <w:sz w:val="28"/>
+          <w:szCs w:val="36"/>
+        </w:rPr>
+        <w:t xml:space="preserve">It </w:t>
+      </w:r>
+      <w:proofErr w:type="gramStart"/>
+      <w:r>
+        <w:rPr>
+          <w:rFonts w:ascii="Times New Roman" w:hAnsi="Times New Roman" w:cs="Times New Roman"/>
+          <w:sz w:val="28"/>
+          <w:szCs w:val="36"/>
+        </w:rPr>
+        <w:t>select</w:t>
+      </w:r>
+      <w:proofErr w:type="gramEnd"/>
+      <w:r>
+        <w:rPr>
+          <w:rFonts w:ascii="Times New Roman" w:hAnsi="Times New Roman" w:cs="Times New Roman"/>
+          <w:sz w:val="28"/>
+          <w:szCs w:val="36"/>
+        </w:rPr>
+        <w:t xml:space="preserve"> elements based on relationship with </w:t>
+      </w:r>
+      <w:proofErr w:type="gramStart"/>
+      <w:r>
+        <w:rPr>
+          <w:rFonts w:ascii="Times New Roman" w:hAnsi="Times New Roman" w:cs="Times New Roman"/>
+          <w:sz w:val="28"/>
+          <w:szCs w:val="36"/>
+        </w:rPr>
+        <w:t>other</w:t>
+      </w:r>
+      <w:proofErr w:type="gramEnd"/>
+      <w:r>
+        <w:rPr>
+          <w:rFonts w:ascii="Times New Roman" w:hAnsi="Times New Roman" w:cs="Times New Roman"/>
+          <w:sz w:val="28"/>
+          <w:szCs w:val="36"/>
+        </w:rPr>
+        <w:t xml:space="preserve"> element.</w:t>
+      </w:r>
+    </w:p>
+    <w:p>
+      <w:pPr>
+        <w:rPr>
+          <w:rFonts w:ascii="Times New Roman" w:hAnsi="Times New Roman" w:cs="Times New Roman"/>
+          <w:sz w:val="28"/>
+          <w:szCs w:val="36"/>
+        </w:rPr>
+      </w:pPr>
+      <w:r>
+        <w:rPr>
+          <w:rFonts w:ascii="Times New Roman" w:hAnsi="Times New Roman" w:cs="Times New Roman"/>
+          <w:sz w:val="28"/>
+          <w:szCs w:val="36"/>
+        </w:rPr>
+        <w:t>The four main combinators are:</w:t>
+      </w:r>
+    </w:p>
+    <w:p>
+      <w:pPr>
+        <w:numPr>
+          <w:ilvl w:val="0"/>
+          <w:numId w:val="2"/>
+        </w:numPr>
+        <w:rPr>
+          <w:rFonts w:ascii="Times New Roman" w:hAnsi="Times New Roman" w:cs="Times New Roman"/>
+          <w:sz w:val="28"/>
+          <w:szCs w:val="36"/>
+        </w:rPr>
+      </w:pPr>
+      <w:r>
+        <w:rPr>
+          <w:rFonts w:ascii="Times New Roman" w:hAnsi="Times New Roman" w:cs="Times New Roman"/>
+          <w:sz w:val="28"/>
+          <w:szCs w:val="36"/>
+        </w:rPr>
+        <w:t>Descendant selector (space)</w:t>
+      </w:r>
+    </w:p>
+    <w:p>
+      <w:pPr>
+        <w:numPr>
+          <w:ilvl w:val="0"/>
+          <w:numId w:val="2"/>
+        </w:numPr>
+        <w:rPr>
+          <w:rFonts w:ascii="Times New Roman" w:hAnsi="Times New Roman" w:cs="Times New Roman"/>
+          <w:sz w:val="28"/>
+          <w:szCs w:val="36"/>
+        </w:rPr>
+      </w:pPr>
+      <w:r>
+        <w:rPr>
+          <w:rFonts w:ascii="Times New Roman" w:hAnsi="Times New Roman" w:cs="Times New Roman"/>
+          <w:sz w:val="28"/>
+          <w:szCs w:val="36"/>
+        </w:rPr>
+        <w:t>Child selector (&gt;)</w:t>
+      </w:r>
+    </w:p>
+    <w:p>
+      <w:pPr>
+        <w:numPr>
+          <w:ilvl w:val="0"/>
+          <w:numId w:val="2"/>
+        </w:numPr>
+        <w:rPr>
+          <w:rFonts w:ascii="Times New Roman" w:hAnsi="Times New Roman" w:cs="Times New Roman"/>
+          <w:sz w:val="28"/>
+          <w:szCs w:val="36"/>
+        </w:rPr>
+      </w:pPr>
+      <w:r>
+        <w:rPr>
+          <w:rFonts w:ascii="Times New Roman" w:hAnsi="Times New Roman" w:cs="Times New Roman"/>
+          <w:sz w:val="28"/>
+          <w:szCs w:val="36"/>
+        </w:rPr>
+        <w:t>Adjacent sibling selector (+)</w:t>
+      </w:r>
+    </w:p>
+    <w:p>
+      <w:pPr>
+        <w:numPr>
+          <w:ilvl w:val="0"/>
+          <w:numId w:val="2"/>
+        </w:numPr>
+        <w:rPr>
+          <w:rFonts w:ascii="Times New Roman" w:hAnsi="Times New Roman" w:cs="Times New Roman"/>
+          <w:sz w:val="28"/>
+          <w:szCs w:val="36"/>
+        </w:rPr>
+      </w:pPr>
+      <w:r>
+        <w:rPr>
+          <w:rFonts w:ascii="Times New Roman" w:hAnsi="Times New Roman" w:cs="Times New Roman"/>
+          <w:sz w:val="28"/>
+          <w:szCs w:val="36"/>
+        </w:rPr>
+        <w:t>General sibling selector (~)</w:t>
+      </w:r>
+    </w:p>
+    <w:p>
+      <w:pPr>
+        <w:rPr>
+          <w:rFonts w:ascii="Times New Roman" w:hAnsi="Times New Roman" w:cs="Times New Roman"/>
+          <w:sz w:val="28"/>
+          <w:szCs w:val="36"/>
+        </w:rPr>
+      </w:pPr>
+      <w:r>
+        <w:rPr>
+          <w:rFonts w:ascii="Times New Roman" w:hAnsi="Times New Roman" w:cs="Times New Roman"/>
+          <w:noProof/>
+          <w:sz w:val="28"/>
+          <w:szCs w:val="36"/>
+        </w:rPr>
+        <w:drawing>
+          <wp:inline distT="0" distB="0" distL="0" distR="0" wp14:anchorId="24088E7A" wp14:editId="2AE0BFD8">
+            <wp:extent cx="2270760" cy="2533895"/>
+            <wp:effectExtent l="0" t="0" r="0" b="0"/>
+            <wp:docPr id="1729090646" name="Picture 1"/>
+            <wp:cNvGraphicFramePr>
+              <a:graphicFrameLocks xmlns:a="http://schemas.openxmlformats.org/drawingml/2006/main" noChangeAspect="1"/>
+            </wp:cNvGraphicFramePr>
+            <a:graphic xmlns:a="http://schemas.openxmlformats.org/drawingml/2006/main">
+              <a:graphicData uri="http://schemas.openxmlformats.org/drawingml/2006/picture">
+                <pic:pic xmlns:pic="http://schemas.openxmlformats.org/drawingml/2006/picture">
+                  <pic:nvPicPr>
+                    <pic:cNvPr id="1729090646" name=""/>
+                    <pic:cNvPicPr/>
+                  </pic:nvPicPr>
+                  <pic:blipFill>
+                    <a:blip r:embed="rId7"/>
+                    <a:stretch>
+                      <a:fillRect/>
+                    </a:stretch>
+                  </pic:blipFill>
+                  <pic:spPr>
+                    <a:xfrm>
+                      <a:off x="0" y="0"/>
+                      <a:ext cx="2273173" cy="2536587"/>
+                    </a:xfrm>
+                    <a:prstGeom prst="rect">
+                      <a:avLst/>
+                    </a:prstGeom>
+                  </pic:spPr>
+                </pic:pic>
+              </a:graphicData>
+            </a:graphic>
+          </wp:inline>
+        </w:drawing>
+      </w:r>
+      <w:r>
+        <w:rPr>
+          <w:rFonts w:ascii="Times New Roman" w:hAnsi="Times New Roman" w:cs="Times New Roman"/>
+          <w:sz w:val="28"/>
+          <w:szCs w:val="36"/>
+        </w:rPr>
+        <w:t xml:space="preserve"> </w:t>
+      </w:r>
+    </w:p>
+    <w:p>
+      <w:pPr>
+        <w:rPr>
+          <w:rFonts w:ascii="Times New Roman" w:hAnsi="Times New Roman" w:cs="Times New Roman"/>
+          <w:b/>
+          <w:bCs/>
+          <w:sz w:val="28"/>
+          <w:szCs w:val="36"/>
+        </w:rPr>
+      </w:pPr>
+      <w:r>
+        <w:rPr>
+          <w:rFonts w:ascii="Times New Roman" w:hAnsi="Times New Roman" w:cs="Times New Roman"/>
+          <w:b/>
+          <w:bCs/>
+          <w:sz w:val="28"/>
+          <w:szCs w:val="36"/>
+        </w:rPr>
+        <w:t xml:space="preserve">Descendant Selector </w:t>
+      </w:r>
+      <w:r>
+        <w:rPr>
+          <w:rFonts w:ascii="Times New Roman" w:hAnsi="Times New Roman" w:cs="Times New Roman"/>
+          <w:b/>
+          <w:bCs/>
+          <w:sz w:val="28"/>
+          <w:szCs w:val="36"/>
+        </w:rPr>
+        <w:t xml:space="preserve">( space ) </w:t>
+      </w:r>
+      <w:r>
+        <w:rPr>
+          <w:rFonts w:ascii="Times New Roman" w:hAnsi="Times New Roman" w:cs="Times New Roman"/>
+          <w:b/>
+          <w:bCs/>
+          <w:sz w:val="28"/>
+          <w:szCs w:val="36"/>
+        </w:rPr>
+        <w:t xml:space="preserve">:- </w:t>
+      </w:r>
+    </w:p>
+    <w:p>
+      <w:pPr>
+        <w:rPr>
+          <w:rFonts w:ascii="Times New Roman" w:hAnsi="Times New Roman" w:cs="Times New Roman"/>
+          <w:sz w:val="28"/>
+          <w:szCs w:val="36"/>
+        </w:rPr>
+      </w:pPr>
+      <w:r>
+        <w:rPr>
+          <w:rFonts w:ascii="Times New Roman" w:hAnsi="Times New Roman" w:cs="Times New Roman"/>
+          <w:sz w:val="28"/>
+          <w:szCs w:val="36"/>
+        </w:rPr>
+        <w:t>The descendant selector selects all elements that are descendants of a specified element, at any nesting level.</w:t>
+      </w:r>
+      <w:r>
+        <w:rPr>
+          <w:rFonts w:ascii="Times New Roman" w:hAnsi="Times New Roman" w:cs="Times New Roman"/>
+          <w:sz w:val="28"/>
+          <w:szCs w:val="36"/>
+        </w:rPr>
+        <w:t xml:space="preserve"> </w:t>
+      </w:r>
+      <w:r>
+        <w:rPr>
+          <w:rFonts w:ascii="Times New Roman" w:hAnsi="Times New Roman" w:cs="Times New Roman"/>
+          <w:sz w:val="28"/>
+          <w:szCs w:val="36"/>
+        </w:rPr>
+        <w:t>A descendant can be a direct child or a deeply nested element.</w:t>
+      </w:r>
+    </w:p>
+    <w:p>
+      <w:pPr>
+        <w:rPr>
+          <w:rFonts w:ascii="Times New Roman" w:hAnsi="Times New Roman" w:cs="Times New Roman"/>
+          <w:sz w:val="28"/>
+          <w:szCs w:val="36"/>
+        </w:rPr>
+      </w:pPr>
+      <w:r>
+        <w:rPr>
+          <w:rFonts w:ascii="Times New Roman" w:hAnsi="Times New Roman" w:cs="Times New Roman"/>
+          <w:sz w:val="28"/>
+          <w:szCs w:val="36"/>
+        </w:rPr>
+        <w:lastRenderedPageBreak/>
+        <w:t xml:space="preserve">Ex. </w:t>
+      </w:r>
+      <w:r>
+        <w:rPr>
+          <w:rFonts w:ascii="Times New Roman" w:hAnsi="Times New Roman" w:cs="Times New Roman"/>
+          <w:sz w:val="28"/>
+          <w:szCs w:val="36"/>
+        </w:rPr>
+        <w:t>.parent p{ … }</w:t>
+      </w:r>
+    </w:p>
+    <w:p>
+      <w:pPr>
+        <w:rPr>
+          <w:rFonts w:ascii="Times New Roman" w:hAnsi="Times New Roman" w:cs="Times New Roman"/>
+          <w:sz w:val="28"/>
+          <w:szCs w:val="36"/>
+        </w:rPr>
+      </w:pPr>
+      <w:r>
+        <w:rPr>
+          <w:rFonts w:ascii="Times New Roman" w:hAnsi="Times New Roman" w:cs="Times New Roman"/>
+          <w:sz w:val="28"/>
+          <w:szCs w:val="36"/>
+        </w:rPr>
+        <w:t xml:space="preserve">Select every p inside .parent class, including all p even though they </w:t>
+      </w:r>
+      <w:proofErr w:type="spellStart"/>
+      <w:r>
+        <w:rPr>
+          <w:rFonts w:ascii="Times New Roman" w:hAnsi="Times New Roman" w:cs="Times New Roman"/>
+          <w:sz w:val="28"/>
+          <w:szCs w:val="36"/>
+        </w:rPr>
+        <w:t>ar</w:t>
+      </w:r>
+      <w:proofErr w:type="spellEnd"/>
+      <w:r>
+        <w:rPr>
+          <w:rFonts w:ascii="Times New Roman" w:hAnsi="Times New Roman" w:cs="Times New Roman"/>
+          <w:sz w:val="28"/>
+          <w:szCs w:val="36"/>
+        </w:rPr>
+        <w:t xml:space="preserve"> nested inside class .parent.</w:t>
+      </w:r>
+    </w:p>
+    <w:p>
+      <w:pPr>
+        <w:rPr>
+          <w:rFonts w:ascii="Times New Roman" w:hAnsi="Times New Roman" w:cs="Times New Roman"/>
+          <w:sz w:val="28"/>
+          <w:szCs w:val="36"/>
+        </w:rPr>
+      </w:pPr>
+    </w:p>
+    <w:p>
+      <w:pPr>
+        <w:rPr>
+          <w:rFonts w:ascii="Times New Roman" w:hAnsi="Times New Roman" w:cs="Times New Roman"/>
+          <w:b/>
+          <w:bCs/>
+          <w:sz w:val="28"/>
+          <w:szCs w:val="36"/>
+        </w:rPr>
+      </w:pPr>
+      <w:r>
+        <w:rPr>
+          <w:rFonts w:ascii="Times New Roman" w:hAnsi="Times New Roman" w:cs="Times New Roman"/>
+          <w:b/>
+          <w:bCs/>
+          <w:sz w:val="28"/>
+          <w:szCs w:val="36"/>
+        </w:rPr>
+        <w:t>Child Selector ( &gt; ):-</w:t>
+      </w:r>
+    </w:p>
+    <w:p>
+      <w:pPr>
+        <w:rPr>
+          <w:rFonts w:ascii="Times New Roman" w:hAnsi="Times New Roman" w:cs="Times New Roman"/>
+          <w:sz w:val="28"/>
+          <w:szCs w:val="36"/>
+        </w:rPr>
+      </w:pPr>
+      <w:r>
+        <w:rPr>
+          <w:rFonts w:ascii="Times New Roman" w:hAnsi="Times New Roman" w:cs="Times New Roman"/>
+          <w:sz w:val="28"/>
+          <w:szCs w:val="36"/>
+        </w:rPr>
+        <w:t xml:space="preserve">Select only direct children of specified element. </w:t>
+      </w:r>
+    </w:p>
+    <w:p>
+      <w:pPr>
+        <w:rPr>
+          <w:rFonts w:ascii="Times New Roman" w:hAnsi="Times New Roman" w:cs="Times New Roman"/>
+          <w:sz w:val="28"/>
+          <w:szCs w:val="36"/>
+        </w:rPr>
+      </w:pPr>
+      <w:r>
+        <w:rPr>
+          <w:rFonts w:ascii="Times New Roman" w:hAnsi="Times New Roman" w:cs="Times New Roman"/>
+          <w:sz w:val="28"/>
+          <w:szCs w:val="36"/>
+        </w:rPr>
+        <w:t>A child is always a descendant, but a descendant is not necessarily a direct child.</w:t>
+      </w:r>
+    </w:p>
+    <w:p>
+      <w:pPr>
+        <w:rPr>
+          <w:rFonts w:ascii="Times New Roman" w:hAnsi="Times New Roman" w:cs="Times New Roman"/>
+          <w:sz w:val="28"/>
+          <w:szCs w:val="36"/>
+        </w:rPr>
+      </w:pPr>
+      <w:r>
+        <w:rPr>
+          <w:rFonts w:ascii="Times New Roman" w:hAnsi="Times New Roman" w:cs="Times New Roman"/>
+          <w:sz w:val="28"/>
+          <w:szCs w:val="36"/>
+        </w:rPr>
+        <w:t>Ex. .parent &gt; p { … }</w:t>
+      </w:r>
+    </w:p>
+    <w:p>
+      <w:pPr>
+        <w:rPr>
+          <w:rFonts w:ascii="Times New Roman" w:hAnsi="Times New Roman" w:cs="Times New Roman"/>
+          <w:b/>
+          <w:bCs/>
+          <w:sz w:val="28"/>
+          <w:szCs w:val="36"/>
+        </w:rPr>
+      </w:pPr>
+      <w:r>
+        <w:rPr>
+          <w:rFonts w:ascii="Times New Roman" w:hAnsi="Times New Roman" w:cs="Times New Roman"/>
+          <w:sz w:val="28"/>
+          <w:szCs w:val="36"/>
+        </w:rPr>
+        <w:t>Select only those p that are direct child of .parent. dose not select nested p ( here paragraph 2 ).</w:t>
+      </w:r>
+      <w:r>
+        <w:rPr>
+          <w:rFonts w:ascii="Times New Roman" w:hAnsi="Times New Roman" w:cs="Times New Roman"/>
+          <w:b/>
+          <w:bCs/>
+          <w:sz w:val="28"/>
+          <w:szCs w:val="36"/>
+        </w:rPr>
+        <w:t xml:space="preserve"> </w:t>
+      </w:r>
+    </w:p>
+    <w:p>
+      <w:pPr>
+        <w:rPr>
+          <w:rFonts w:ascii="Times New Roman" w:hAnsi="Times New Roman" w:cs="Times New Roman"/>
+          <w:sz w:val="28"/>
+          <w:szCs w:val="36"/>
+        </w:rPr>
+      </w:pPr>
+    </w:p>
+    <w:p>
+      <w:pPr>
+        <w:rPr>
+          <w:rFonts w:ascii="Times New Roman" w:hAnsi="Times New Roman" w:cs="Times New Roman"/>
+          <w:b/>
+          <w:bCs/>
+          <w:sz w:val="28"/>
+          <w:szCs w:val="36"/>
+        </w:rPr>
+      </w:pPr>
+      <w:r>
+        <w:rPr>
+          <w:rFonts w:ascii="Times New Roman" w:hAnsi="Times New Roman" w:cs="Times New Roman"/>
+          <w:b/>
+          <w:bCs/>
+          <w:sz w:val="28"/>
+          <w:szCs w:val="36"/>
+        </w:rPr>
+        <w:t>Adjacent Sibling Selector (+)</w:t>
+      </w:r>
+      <w:r>
+        <w:rPr>
+          <w:rFonts w:ascii="Times New Roman" w:hAnsi="Times New Roman" w:cs="Times New Roman"/>
+          <w:b/>
+          <w:bCs/>
+          <w:sz w:val="28"/>
+          <w:szCs w:val="36"/>
+        </w:rPr>
+        <w:t xml:space="preserve"> :- </w:t>
+      </w:r>
+    </w:p>
+    <w:p>
+      <w:pPr>
+        <w:rPr>
+          <w:rFonts w:ascii="Times New Roman" w:hAnsi="Times New Roman" w:cs="Times New Roman"/>
+          <w:sz w:val="28"/>
+          <w:szCs w:val="36"/>
+        </w:rPr>
+      </w:pPr>
+      <w:r>
+        <w:rPr>
+          <w:rFonts w:ascii="Times New Roman" w:hAnsi="Times New Roman" w:cs="Times New Roman"/>
+          <w:sz w:val="28"/>
+          <w:szCs w:val="36"/>
+        </w:rPr>
+        <w:t xml:space="preserve">The adjacent sibling selector selects the element that comes immediately after another element, provided </w:t>
+      </w:r>
+      <w:r>
+        <w:rPr>
+          <w:rFonts w:ascii="Times New Roman" w:hAnsi="Times New Roman" w:cs="Times New Roman"/>
+          <w:b/>
+          <w:bCs/>
+          <w:sz w:val="28"/>
+          <w:szCs w:val="36"/>
+        </w:rPr>
+        <w:t>both share the same parent</w:t>
       </w:r>
       <w:r>
         <w:rPr>
@@ -1339,6 +2263,1553 @@
       <w:pPr>
         <w:rPr>
           <w:rFonts w:ascii="Times New Roman" w:hAnsi="Times New Roman" w:cs="Times New Roman"/>
+          <w:sz w:val="28"/>
+          <w:szCs w:val="36"/>
+        </w:rPr>
+      </w:pPr>
+      <w:r>
+        <w:rPr>
+          <w:rFonts w:ascii="Times New Roman" w:hAnsi="Times New Roman" w:cs="Times New Roman"/>
+          <w:sz w:val="28"/>
+          <w:szCs w:val="36"/>
+        </w:rPr>
+        <w:t>Ex. H2 + p { … }</w:t>
+      </w:r>
+    </w:p>
+    <w:p>
+      <w:pPr>
+        <w:rPr>
+          <w:rFonts w:ascii="Times New Roman" w:hAnsi="Times New Roman" w:cs="Times New Roman"/>
+          <w:sz w:val="28"/>
+          <w:szCs w:val="36"/>
+        </w:rPr>
+      </w:pPr>
+      <w:r>
+        <w:rPr>
+          <w:rFonts w:ascii="Times New Roman" w:hAnsi="Times New Roman" w:cs="Times New Roman"/>
+          <w:sz w:val="28"/>
+          <w:szCs w:val="36"/>
+        </w:rPr>
+        <w:t>Select only those p which immediately comes after h2 element ( also both have same parent. ). So here paragraph 4 is selected.</w:t>
+      </w:r>
+    </w:p>
+    <w:p>
+      <w:pPr>
+        <w:rPr>
+          <w:rFonts w:ascii="Times New Roman" w:hAnsi="Times New Roman" w:cs="Times New Roman"/>
+          <w:sz w:val="28"/>
+          <w:szCs w:val="36"/>
+        </w:rPr>
+      </w:pPr>
+    </w:p>
+    <w:p>
+      <w:pPr>
+        <w:rPr>
+          <w:rFonts w:ascii="Times New Roman" w:hAnsi="Times New Roman" w:cs="Times New Roman"/>
+          <w:b/>
+          <w:bCs/>
+          <w:sz w:val="28"/>
+          <w:szCs w:val="36"/>
+        </w:rPr>
+      </w:pPr>
+      <w:r>
+        <w:rPr>
+          <w:rFonts w:ascii="Times New Roman" w:hAnsi="Times New Roman" w:cs="Times New Roman"/>
+          <w:b/>
+          <w:bCs/>
+          <w:sz w:val="28"/>
+          <w:szCs w:val="36"/>
+        </w:rPr>
+        <w:t>General sibling selector ( ~ ) :-</w:t>
+      </w:r>
+    </w:p>
+    <w:p>
+      <w:pPr>
+        <w:rPr>
+          <w:rFonts w:ascii="Times New Roman" w:hAnsi="Times New Roman" w:cs="Times New Roman"/>
+          <w:sz w:val="28"/>
+          <w:szCs w:val="36"/>
+        </w:rPr>
+      </w:pPr>
+      <w:r>
+        <w:rPr>
+          <w:rFonts w:ascii="Times New Roman" w:hAnsi="Times New Roman" w:cs="Times New Roman"/>
+          <w:sz w:val="28"/>
+          <w:szCs w:val="36"/>
+        </w:rPr>
+        <w:t xml:space="preserve">Select all matching </w:t>
+      </w:r>
+      <w:r>
+        <w:rPr>
+          <w:rFonts w:ascii="Times New Roman" w:hAnsi="Times New Roman" w:cs="Times New Roman"/>
+          <w:b/>
+          <w:bCs/>
+          <w:sz w:val="28"/>
+          <w:szCs w:val="36"/>
+        </w:rPr>
+        <w:t>sibling elements ( who have same parent )</w:t>
+      </w:r>
+      <w:r>
+        <w:rPr>
+          <w:rFonts w:ascii="Times New Roman" w:hAnsi="Times New Roman" w:cs="Times New Roman"/>
+          <w:sz w:val="28"/>
+          <w:szCs w:val="36"/>
+        </w:rPr>
+        <w:t xml:space="preserve"> that appear after specified element.</w:t>
+      </w:r>
+    </w:p>
+    <w:p>
+      <w:pPr>
+        <w:rPr>
+          <w:rFonts w:ascii="Times New Roman" w:hAnsi="Times New Roman" w:cs="Times New Roman"/>
+          <w:sz w:val="28"/>
+          <w:szCs w:val="36"/>
+        </w:rPr>
+      </w:pPr>
+      <w:r>
+        <w:rPr>
+          <w:rFonts w:ascii="Times New Roman" w:hAnsi="Times New Roman" w:cs="Times New Roman"/>
+          <w:sz w:val="28"/>
+          <w:szCs w:val="36"/>
+        </w:rPr>
+        <w:t>Ex. H2 ~ p { … }</w:t>
+      </w:r>
+      <w:r>
+        <w:rPr>
+          <w:rFonts w:ascii="Times New Roman" w:hAnsi="Times New Roman" w:cs="Times New Roman"/>
+          <w:sz w:val="28"/>
+          <w:szCs w:val="36"/>
+        </w:rPr>
+        <w:t xml:space="preserve"> </w:t>
+      </w:r>
+    </w:p>
+    <w:p>
+      <w:pPr>
+        <w:rPr>
+          <w:rFonts w:ascii="Times New Roman" w:hAnsi="Times New Roman" w:cs="Times New Roman"/>
+          <w:sz w:val="28"/>
+          <w:szCs w:val="36"/>
+        </w:rPr>
+      </w:pPr>
+      <w:r>
+        <w:rPr>
+          <w:rFonts w:ascii="Times New Roman" w:hAnsi="Times New Roman" w:cs="Times New Roman"/>
+          <w:sz w:val="28"/>
+          <w:szCs w:val="36"/>
+        </w:rPr>
+        <w:t xml:space="preserve">Select all p </w:t>
+      </w:r>
+      <w:r>
+        <w:rPr>
+          <w:rFonts w:ascii="Times New Roman" w:hAnsi="Times New Roman" w:cs="Times New Roman"/>
+          <w:b/>
+          <w:bCs/>
+          <w:sz w:val="28"/>
+          <w:szCs w:val="36"/>
+        </w:rPr>
+        <w:t>siblings</w:t>
+      </w:r>
+      <w:r>
+        <w:rPr>
+          <w:rFonts w:ascii="Times New Roman" w:hAnsi="Times New Roman" w:cs="Times New Roman"/>
+          <w:sz w:val="28"/>
+          <w:szCs w:val="36"/>
+        </w:rPr>
+        <w:t xml:space="preserve"> that appear after h2 elements.</w:t>
+      </w:r>
+    </w:p>
+    <w:p>
+      <w:pPr>
+        <w:rPr>
+          <w:rFonts w:ascii="Times New Roman" w:hAnsi="Times New Roman" w:cs="Times New Roman"/>
+          <w:sz w:val="28"/>
+          <w:szCs w:val="36"/>
+        </w:rPr>
+      </w:pPr>
+    </w:p>
+    <w:p>
+      <w:pPr>
+        <w:pBdr>
+          <w:bottom w:val="double" w:sz="6" w:space="1" w:color="auto"/>
+        </w:pBdr>
+        <w:rPr>
+          <w:rFonts w:ascii="Times New Roman" w:hAnsi="Times New Roman" w:cs="Times New Roman"/>
+          <w:b/>
+          <w:bCs/>
+          <w:sz w:val="32"/>
+          <w:szCs w:val="40"/>
+        </w:rPr>
+      </w:pPr>
+      <w:r>
+        <w:rPr>
+          <w:rFonts w:ascii="Times New Roman" w:hAnsi="Times New Roman" w:cs="Times New Roman"/>
+          <w:b/>
+          <w:bCs/>
+          <w:sz w:val="32"/>
+          <w:szCs w:val="40"/>
+        </w:rPr>
+        <w:t xml:space="preserve">Pseudo class selectors :- </w:t>
+      </w:r>
+    </w:p>
+    <w:p>
+      <w:pPr>
+        <w:rPr>
+          <w:rFonts w:ascii="Times New Roman" w:hAnsi="Times New Roman" w:cs="Times New Roman"/>
+          <w:b/>
+          <w:bCs/>
+          <w:sz w:val="28"/>
+          <w:szCs w:val="36"/>
+        </w:rPr>
+      </w:pPr>
+      <w:r>
+        <w:rPr>
+          <w:rFonts w:ascii="Times New Roman" w:hAnsi="Times New Roman" w:cs="Times New Roman"/>
+          <w:b/>
+          <w:bCs/>
+          <w:sz w:val="28"/>
+          <w:szCs w:val="36"/>
+        </w:rPr>
+        <w:t xml:space="preserve">Hover :- </w:t>
+      </w:r>
+    </w:p>
+    <w:p>
+      <w:pPr>
+        <w:rPr>
+          <w:rFonts w:ascii="Times New Roman" w:hAnsi="Times New Roman" w:cs="Times New Roman"/>
+          <w:sz w:val="28"/>
+          <w:szCs w:val="36"/>
+        </w:rPr>
+      </w:pPr>
+      <w:r>
+        <w:rPr>
+          <w:rFonts w:ascii="Times New Roman" w:hAnsi="Times New Roman" w:cs="Times New Roman"/>
+          <w:sz w:val="28"/>
+          <w:szCs w:val="36"/>
+        </w:rPr>
+        <w:t xml:space="preserve">Apply style when mouse pointer is </w:t>
+      </w:r>
+      <w:proofErr w:type="gramStart"/>
+      <w:r>
+        <w:rPr>
+          <w:rFonts w:ascii="Times New Roman" w:hAnsi="Times New Roman" w:cs="Times New Roman"/>
+          <w:sz w:val="28"/>
+          <w:szCs w:val="36"/>
+        </w:rPr>
+        <w:t>hover</w:t>
+      </w:r>
+      <w:proofErr w:type="gramEnd"/>
+      <w:r>
+        <w:rPr>
+          <w:rFonts w:ascii="Times New Roman" w:hAnsi="Times New Roman" w:cs="Times New Roman"/>
+          <w:sz w:val="28"/>
+          <w:szCs w:val="36"/>
+        </w:rPr>
+        <w:t xml:space="preserve"> an element.</w:t>
+      </w:r>
+    </w:p>
+    <w:p>
+      <w:pPr>
+        <w:rPr>
+          <w:rFonts w:ascii="Times New Roman" w:hAnsi="Times New Roman" w:cs="Times New Roman"/>
+          <w:sz w:val="28"/>
+          <w:szCs w:val="36"/>
+        </w:rPr>
+      </w:pPr>
+      <w:r>
+        <w:rPr>
+          <w:rFonts w:ascii="Times New Roman" w:hAnsi="Times New Roman" w:cs="Times New Roman"/>
+          <w:sz w:val="28"/>
+          <w:szCs w:val="36"/>
+        </w:rPr>
+        <w:t xml:space="preserve">Ex. </w:t>
+      </w:r>
+      <w:proofErr w:type="spellStart"/>
+      <w:r>
+        <w:rPr>
+          <w:rFonts w:ascii="Times New Roman" w:hAnsi="Times New Roman" w:cs="Times New Roman"/>
+          <w:sz w:val="28"/>
+          <w:szCs w:val="36"/>
+        </w:rPr>
+        <w:t>Button:hover</w:t>
+      </w:r>
+      <w:proofErr w:type="spellEnd"/>
+      <w:r>
+        <w:rPr>
+          <w:rFonts w:ascii="Times New Roman" w:hAnsi="Times New Roman" w:cs="Times New Roman"/>
+          <w:sz w:val="28"/>
+          <w:szCs w:val="36"/>
+        </w:rPr>
+        <w:t xml:space="preserve"> { … }</w:t>
+      </w:r>
+    </w:p>
+    <w:p>
+      <w:pPr>
+        <w:rPr>
+          <w:rFonts w:ascii="Times New Roman" w:hAnsi="Times New Roman" w:cs="Times New Roman"/>
+          <w:b/>
+          <w:bCs/>
+          <w:sz w:val="28"/>
+          <w:szCs w:val="36"/>
+        </w:rPr>
+      </w:pPr>
+      <w:r>
+        <w:rPr>
+          <w:rFonts w:ascii="Times New Roman" w:hAnsi="Times New Roman" w:cs="Times New Roman"/>
+          <w:b/>
+          <w:bCs/>
+          <w:sz w:val="28"/>
+          <w:szCs w:val="36"/>
+        </w:rPr>
+        <w:t xml:space="preserve">Active :- </w:t>
+      </w:r>
+    </w:p>
+    <w:p>
+      <w:pPr>
+        <w:rPr>
+          <w:rFonts w:ascii="Times New Roman" w:hAnsi="Times New Roman" w:cs="Times New Roman"/>
+          <w:sz w:val="28"/>
+          <w:szCs w:val="36"/>
+        </w:rPr>
+      </w:pPr>
+      <w:r>
+        <w:rPr>
+          <w:rFonts w:ascii="Times New Roman" w:hAnsi="Times New Roman" w:cs="Times New Roman"/>
+          <w:sz w:val="28"/>
+          <w:szCs w:val="36"/>
+        </w:rPr>
+        <w:t>Applies styles while an element is being activated, such as while a mouse button is held down on it.</w:t>
+      </w:r>
+    </w:p>
+    <w:p>
+      <w:pPr>
+        <w:rPr>
+          <w:rFonts w:ascii="Times New Roman" w:hAnsi="Times New Roman" w:cs="Times New Roman"/>
+          <w:sz w:val="28"/>
+          <w:szCs w:val="36"/>
+        </w:rPr>
+      </w:pPr>
+      <w:r>
+        <w:rPr>
+          <w:rFonts w:ascii="Times New Roman" w:hAnsi="Times New Roman" w:cs="Times New Roman"/>
+          <w:sz w:val="28"/>
+          <w:szCs w:val="36"/>
+        </w:rPr>
+        <w:t xml:space="preserve">Ex. </w:t>
+      </w:r>
+      <w:proofErr w:type="spellStart"/>
+      <w:r>
+        <w:rPr>
+          <w:rFonts w:ascii="Times New Roman" w:hAnsi="Times New Roman" w:cs="Times New Roman"/>
+          <w:sz w:val="28"/>
+          <w:szCs w:val="36"/>
+        </w:rPr>
+        <w:t>Button:active</w:t>
+      </w:r>
+      <w:proofErr w:type="spellEnd"/>
+      <w:r>
+        <w:rPr>
+          <w:rFonts w:ascii="Times New Roman" w:hAnsi="Times New Roman" w:cs="Times New Roman"/>
+          <w:sz w:val="28"/>
+          <w:szCs w:val="36"/>
+        </w:rPr>
+        <w:t xml:space="preserve"> { … }</w:t>
+      </w:r>
+    </w:p>
+    <w:p>
+      <w:pPr>
+        <w:rPr>
+          <w:rFonts w:ascii="Times New Roman" w:hAnsi="Times New Roman" w:cs="Times New Roman"/>
+          <w:b/>
+          <w:bCs/>
+          <w:sz w:val="28"/>
+          <w:szCs w:val="36"/>
+        </w:rPr>
+      </w:pPr>
+      <w:r>
+        <w:rPr>
+          <w:rFonts w:ascii="Times New Roman" w:hAnsi="Times New Roman" w:cs="Times New Roman"/>
+          <w:b/>
+          <w:bCs/>
+          <w:sz w:val="28"/>
+          <w:szCs w:val="36"/>
+        </w:rPr>
+        <w:t>Focus :-</w:t>
+      </w:r>
+    </w:p>
+    <w:p>
+      <w:pPr>
+        <w:rPr>
+          <w:rFonts w:ascii="Times New Roman" w:hAnsi="Times New Roman" w:cs="Times New Roman"/>
+          <w:sz w:val="28"/>
+          <w:szCs w:val="36"/>
+        </w:rPr>
+      </w:pPr>
+      <w:r>
+        <w:rPr>
+          <w:rFonts w:ascii="Times New Roman" w:hAnsi="Times New Roman" w:cs="Times New Roman"/>
+          <w:sz w:val="28"/>
+          <w:szCs w:val="36"/>
+        </w:rPr>
+        <w:t>Applies styles when an element receives focus, such as when a user clicks an input field or navigates to it using the keyboard.</w:t>
+      </w:r>
+    </w:p>
+    <w:p>
+      <w:pPr>
+        <w:rPr>
+          <w:rFonts w:ascii="Times New Roman" w:hAnsi="Times New Roman" w:cs="Times New Roman"/>
+          <w:sz w:val="28"/>
+          <w:szCs w:val="36"/>
+        </w:rPr>
+      </w:pPr>
+      <w:r>
+        <w:rPr>
+          <w:rFonts w:ascii="Times New Roman" w:hAnsi="Times New Roman" w:cs="Times New Roman"/>
+          <w:sz w:val="28"/>
+          <w:szCs w:val="36"/>
+        </w:rPr>
+        <w:t xml:space="preserve">Ex. </w:t>
+      </w:r>
+      <w:proofErr w:type="spellStart"/>
+      <w:r>
+        <w:rPr>
+          <w:rFonts w:ascii="Times New Roman" w:hAnsi="Times New Roman" w:cs="Times New Roman"/>
+          <w:sz w:val="28"/>
+          <w:szCs w:val="36"/>
+        </w:rPr>
+        <w:t>Input:focus</w:t>
+      </w:r>
+      <w:proofErr w:type="spellEnd"/>
+      <w:r>
+        <w:rPr>
+          <w:rFonts w:ascii="Times New Roman" w:hAnsi="Times New Roman" w:cs="Times New Roman"/>
+          <w:sz w:val="28"/>
+          <w:szCs w:val="36"/>
+        </w:rPr>
+        <w:t xml:space="preserve"> { … }</w:t>
+      </w:r>
+    </w:p>
+    <w:p>
+      <w:pPr>
+        <w:rPr>
+          <w:rFonts w:ascii="Times New Roman" w:hAnsi="Times New Roman" w:cs="Times New Roman"/>
+          <w:sz w:val="28"/>
+          <w:szCs w:val="36"/>
+        </w:rPr>
+      </w:pPr>
+    </w:p>
+    <w:p>
+      <w:pPr>
+        <w:rPr>
+          <w:rFonts w:ascii="Times New Roman" w:hAnsi="Times New Roman" w:cs="Times New Roman"/>
+          <w:b/>
+          <w:bCs/>
+          <w:sz w:val="28"/>
+          <w:szCs w:val="36"/>
+        </w:rPr>
+      </w:pPr>
+      <w:r>
+        <w:rPr>
+          <w:rFonts w:ascii="Times New Roman" w:hAnsi="Times New Roman" w:cs="Times New Roman"/>
+          <w:b/>
+          <w:bCs/>
+          <w:sz w:val="28"/>
+          <w:szCs w:val="36"/>
+        </w:rPr>
+        <w:lastRenderedPageBreak/>
+        <w:t xml:space="preserve">First-Child :- </w:t>
+      </w:r>
+    </w:p>
+    <w:p>
+      <w:pPr>
+        <w:rPr>
+          <w:rFonts w:ascii="Times New Roman" w:hAnsi="Times New Roman" w:cs="Times New Roman"/>
+          <w:sz w:val="28"/>
+          <w:szCs w:val="36"/>
+        </w:rPr>
+      </w:pPr>
+      <w:r>
+        <w:rPr>
+          <w:rFonts w:ascii="Times New Roman" w:hAnsi="Times New Roman" w:cs="Times New Roman"/>
+          <w:sz w:val="28"/>
+          <w:szCs w:val="36"/>
+        </w:rPr>
+        <w:t>Select element if it is first child of parent.</w:t>
+      </w:r>
+    </w:p>
+    <w:p>
+      <w:pPr>
+        <w:rPr>
+          <w:rFonts w:ascii="Times New Roman" w:hAnsi="Times New Roman" w:cs="Times New Roman"/>
+          <w:sz w:val="28"/>
+          <w:szCs w:val="36"/>
+        </w:rPr>
+      </w:pPr>
+      <w:r>
+        <w:rPr>
+          <w:rFonts w:ascii="Times New Roman" w:hAnsi="Times New Roman" w:cs="Times New Roman"/>
+          <w:sz w:val="28"/>
+          <w:szCs w:val="36"/>
+        </w:rPr>
+        <w:t xml:space="preserve">Ex. </w:t>
+      </w:r>
+      <w:proofErr w:type="spellStart"/>
+      <w:r>
+        <w:rPr>
+          <w:rFonts w:ascii="Times New Roman" w:hAnsi="Times New Roman" w:cs="Times New Roman"/>
+          <w:sz w:val="28"/>
+          <w:szCs w:val="36"/>
+        </w:rPr>
+        <w:t>Li:first-child</w:t>
+      </w:r>
+      <w:proofErr w:type="spellEnd"/>
+      <w:r>
+        <w:rPr>
+          <w:rFonts w:ascii="Times New Roman" w:hAnsi="Times New Roman" w:cs="Times New Roman"/>
+          <w:sz w:val="28"/>
+          <w:szCs w:val="36"/>
+        </w:rPr>
+        <w:t xml:space="preserve"> { … }</w:t>
+      </w:r>
+    </w:p>
+    <w:p>
+      <w:pPr>
+        <w:rPr>
+          <w:rFonts w:ascii="Times New Roman" w:hAnsi="Times New Roman" w:cs="Times New Roman"/>
+          <w:sz w:val="28"/>
+          <w:szCs w:val="36"/>
+        </w:rPr>
+      </w:pPr>
+      <w:r>
+        <w:rPr>
+          <w:rFonts w:ascii="Times New Roman" w:hAnsi="Times New Roman" w:cs="Times New Roman"/>
+          <w:sz w:val="28"/>
+          <w:szCs w:val="36"/>
+        </w:rPr>
+        <w:t xml:space="preserve">Select only those list element who is first child of its parent element ( ul or </w:t>
+      </w:r>
+      <w:proofErr w:type="spellStart"/>
+      <w:r>
+        <w:rPr>
+          <w:rFonts w:ascii="Times New Roman" w:hAnsi="Times New Roman" w:cs="Times New Roman"/>
+          <w:sz w:val="28"/>
+          <w:szCs w:val="36"/>
+        </w:rPr>
+        <w:t>ol</w:t>
+      </w:r>
+      <w:proofErr w:type="spellEnd"/>
+      <w:r>
+        <w:rPr>
+          <w:rFonts w:ascii="Times New Roman" w:hAnsi="Times New Roman" w:cs="Times New Roman"/>
+          <w:sz w:val="28"/>
+          <w:szCs w:val="36"/>
+        </w:rPr>
+        <w:t xml:space="preserve"> ).</w:t>
+      </w:r>
+    </w:p>
+    <w:p>
+      <w:pPr>
+        <w:rPr>
+          <w:rFonts w:ascii="Times New Roman" w:hAnsi="Times New Roman" w:cs="Times New Roman"/>
+          <w:b/>
+          <w:bCs/>
+          <w:sz w:val="28"/>
+          <w:szCs w:val="36"/>
+        </w:rPr>
+      </w:pPr>
+      <w:r>
+        <w:rPr>
+          <w:rFonts w:ascii="Times New Roman" w:hAnsi="Times New Roman" w:cs="Times New Roman"/>
+          <w:b/>
+          <w:bCs/>
+          <w:sz w:val="28"/>
+          <w:szCs w:val="36"/>
+        </w:rPr>
+        <w:t xml:space="preserve">Last-Child :- </w:t>
+      </w:r>
+    </w:p>
+    <w:p>
+      <w:pPr>
+        <w:rPr>
+          <w:rFonts w:ascii="Times New Roman" w:hAnsi="Times New Roman" w:cs="Times New Roman"/>
+          <w:sz w:val="28"/>
+          <w:szCs w:val="36"/>
+        </w:rPr>
+      </w:pPr>
+      <w:r>
+        <w:rPr>
+          <w:rFonts w:ascii="Times New Roman" w:hAnsi="Times New Roman" w:cs="Times New Roman"/>
+          <w:sz w:val="28"/>
+          <w:szCs w:val="36"/>
+        </w:rPr>
+        <w:t>Select elem</w:t>
+      </w:r>
+      <w:r>
+        <w:rPr>
+          <w:rFonts w:ascii="Times New Roman" w:hAnsi="Times New Roman" w:cs="Times New Roman"/>
+          <w:sz w:val="28"/>
+          <w:szCs w:val="36"/>
+        </w:rPr>
+        <w:t>e</w:t>
+      </w:r>
+      <w:r>
+        <w:rPr>
+          <w:rFonts w:ascii="Times New Roman" w:hAnsi="Times New Roman" w:cs="Times New Roman"/>
+          <w:sz w:val="28"/>
+          <w:szCs w:val="36"/>
+        </w:rPr>
+        <w:t>nt if it is last child of its parent.</w:t>
+      </w:r>
+    </w:p>
+    <w:p>
+      <w:pPr>
+        <w:rPr>
+          <w:rFonts w:ascii="Times New Roman" w:hAnsi="Times New Roman" w:cs="Times New Roman"/>
+          <w:sz w:val="28"/>
+          <w:szCs w:val="36"/>
+        </w:rPr>
+      </w:pPr>
+      <w:r>
+        <w:rPr>
+          <w:rFonts w:ascii="Times New Roman" w:hAnsi="Times New Roman" w:cs="Times New Roman"/>
+          <w:sz w:val="28"/>
+          <w:szCs w:val="36"/>
+        </w:rPr>
+        <w:t>Ex. P:last-child { … }</w:t>
+      </w:r>
+    </w:p>
+    <w:p>
+      <w:pPr>
+        <w:rPr>
+          <w:rFonts w:ascii="Times New Roman" w:hAnsi="Times New Roman" w:cs="Times New Roman"/>
+          <w:b/>
+          <w:bCs/>
+          <w:sz w:val="28"/>
+          <w:szCs w:val="36"/>
+        </w:rPr>
+      </w:pPr>
+      <w:r>
+        <w:rPr>
+          <w:rFonts w:ascii="Times New Roman" w:hAnsi="Times New Roman" w:cs="Times New Roman"/>
+          <w:b/>
+          <w:bCs/>
+          <w:sz w:val="28"/>
+          <w:szCs w:val="36"/>
+        </w:rPr>
+        <w:t xml:space="preserve">Nth-Child :- </w:t>
+      </w:r>
+    </w:p>
+    <w:p>
+      <w:pPr>
+        <w:rPr>
+          <w:rFonts w:ascii="Times New Roman" w:hAnsi="Times New Roman" w:cs="Times New Roman"/>
+          <w:sz w:val="28"/>
+          <w:szCs w:val="36"/>
+        </w:rPr>
+      </w:pPr>
+      <w:r>
+        <w:rPr>
+          <w:rFonts w:ascii="Times New Roman" w:hAnsi="Times New Roman" w:cs="Times New Roman"/>
+          <w:sz w:val="28"/>
+          <w:szCs w:val="36"/>
+        </w:rPr>
+        <w:t>Selects an element based on its position among its siblings.</w:t>
+      </w:r>
+    </w:p>
+    <w:p>
+      <w:pPr>
+        <w:rPr>
+          <w:rFonts w:ascii="Times New Roman" w:hAnsi="Times New Roman" w:cs="Times New Roman"/>
+          <w:sz w:val="28"/>
+          <w:szCs w:val="36"/>
+        </w:rPr>
+      </w:pPr>
+      <w:r>
+        <w:rPr>
+          <w:rFonts w:ascii="Times New Roman" w:hAnsi="Times New Roman" w:cs="Times New Roman"/>
+          <w:sz w:val="28"/>
+          <w:szCs w:val="36"/>
+        </w:rPr>
+        <w:t xml:space="preserve">Ex. </w:t>
+      </w:r>
+      <w:proofErr w:type="spellStart"/>
+      <w:r>
+        <w:rPr>
+          <w:rFonts w:ascii="Times New Roman" w:hAnsi="Times New Roman" w:cs="Times New Roman"/>
+          <w:sz w:val="28"/>
+          <w:szCs w:val="36"/>
+        </w:rPr>
+        <w:t>Li:nth-child</w:t>
+      </w:r>
+      <w:proofErr w:type="spellEnd"/>
+      <w:r>
+        <w:rPr>
+          <w:rFonts w:ascii="Times New Roman" w:hAnsi="Times New Roman" w:cs="Times New Roman"/>
+          <w:sz w:val="28"/>
+          <w:szCs w:val="36"/>
+        </w:rPr>
+        <w:t>(2) { … }</w:t>
+      </w:r>
+    </w:p>
+    <w:p>
+      <w:pPr>
+        <w:rPr>
+          <w:rFonts w:ascii="Times New Roman" w:hAnsi="Times New Roman" w:cs="Times New Roman"/>
+          <w:sz w:val="28"/>
+          <w:szCs w:val="36"/>
+        </w:rPr>
+      </w:pPr>
+      <w:r>
+        <w:rPr>
+          <w:rFonts w:ascii="Times New Roman" w:hAnsi="Times New Roman" w:cs="Times New Roman"/>
+          <w:sz w:val="28"/>
+          <w:szCs w:val="36"/>
+        </w:rPr>
+        <w:t>Select only second child li element.</w:t>
+      </w:r>
+    </w:p>
+    <w:p>
+      <w:pPr>
+        <w:rPr>
+          <w:rFonts w:ascii="Times New Roman" w:hAnsi="Times New Roman" w:cs="Times New Roman"/>
+          <w:sz w:val="28"/>
+          <w:szCs w:val="36"/>
+        </w:rPr>
+      </w:pPr>
+      <w:r>
+        <w:rPr>
+          <w:rFonts w:ascii="Times New Roman" w:hAnsi="Times New Roman" w:cs="Times New Roman"/>
+          <w:sz w:val="28"/>
+          <w:szCs w:val="36"/>
+        </w:rPr>
+        <w:t xml:space="preserve">Ex. </w:t>
+      </w:r>
+      <w:proofErr w:type="spellStart"/>
+      <w:r>
+        <w:rPr>
+          <w:rFonts w:ascii="Times New Roman" w:hAnsi="Times New Roman" w:cs="Times New Roman"/>
+          <w:sz w:val="28"/>
+          <w:szCs w:val="36"/>
+        </w:rPr>
+        <w:t>Li:nth-child</w:t>
+      </w:r>
+      <w:proofErr w:type="spellEnd"/>
+      <w:r>
+        <w:rPr>
+          <w:rFonts w:ascii="Times New Roman" w:hAnsi="Times New Roman" w:cs="Times New Roman"/>
+          <w:sz w:val="28"/>
+          <w:szCs w:val="36"/>
+        </w:rPr>
+        <w:t xml:space="preserve">(odd), </w:t>
+      </w:r>
+      <w:proofErr w:type="spellStart"/>
+      <w:r>
+        <w:rPr>
+          <w:rFonts w:ascii="Times New Roman" w:hAnsi="Times New Roman" w:cs="Times New Roman"/>
+          <w:sz w:val="28"/>
+          <w:szCs w:val="36"/>
+        </w:rPr>
+        <w:t>li:nth-child</w:t>
+      </w:r>
+      <w:proofErr w:type="spellEnd"/>
+      <w:r>
+        <w:rPr>
+          <w:rFonts w:ascii="Times New Roman" w:hAnsi="Times New Roman" w:cs="Times New Roman"/>
+          <w:sz w:val="28"/>
+          <w:szCs w:val="36"/>
+        </w:rPr>
+        <w:t>(even).</w:t>
+      </w:r>
+    </w:p>
+    <w:p>
+      <w:pPr>
+        <w:rPr>
+          <w:rFonts w:ascii="Times New Roman" w:hAnsi="Times New Roman" w:cs="Times New Roman"/>
+          <w:sz w:val="28"/>
+          <w:szCs w:val="36"/>
+        </w:rPr>
+      </w:pPr>
+    </w:p>
+    <w:p>
+      <w:pPr>
+        <w:pBdr>
+          <w:bottom w:val="double" w:sz="6" w:space="1" w:color="auto"/>
+        </w:pBdr>
+        <w:rPr>
+          <w:rFonts w:ascii="Times New Roman" w:hAnsi="Times New Roman" w:cs="Times New Roman"/>
+          <w:b/>
+          <w:bCs/>
+          <w:sz w:val="32"/>
+          <w:szCs w:val="40"/>
+        </w:rPr>
+      </w:pPr>
+      <w:r>
+        <w:rPr>
+          <w:rFonts w:ascii="Times New Roman" w:hAnsi="Times New Roman" w:cs="Times New Roman"/>
+          <w:b/>
+          <w:bCs/>
+          <w:sz w:val="32"/>
+          <w:szCs w:val="40"/>
+        </w:rPr>
+        <w:t>Pseudo Element Selector :-</w:t>
+      </w:r>
+    </w:p>
+    <w:p>
+      <w:pPr>
+        <w:rPr>
+          <w:rFonts w:ascii="Times New Roman" w:hAnsi="Times New Roman" w:cs="Times New Roman"/>
+          <w:sz w:val="28"/>
+          <w:szCs w:val="36"/>
+        </w:rPr>
+      </w:pPr>
+      <w:r>
+        <w:rPr>
+          <w:rFonts w:ascii="Times New Roman" w:hAnsi="Times New Roman" w:cs="Times New Roman"/>
+          <w:sz w:val="28"/>
+          <w:szCs w:val="36"/>
+        </w:rPr>
+        <w:t>A pseudo-element styles a specific part of an element or inserts generated content.</w:t>
+      </w:r>
+    </w:p>
+    <w:p>
+      <w:pPr>
+        <w:rPr>
+          <w:rFonts w:ascii="Times New Roman" w:hAnsi="Times New Roman" w:cs="Times New Roman"/>
+          <w:sz w:val="28"/>
+          <w:szCs w:val="36"/>
+        </w:rPr>
+      </w:pPr>
+      <w:r>
+        <w:rPr>
+          <w:rFonts w:ascii="Times New Roman" w:hAnsi="Times New Roman" w:cs="Times New Roman"/>
+          <w:sz w:val="28"/>
+          <w:szCs w:val="36"/>
+        </w:rPr>
+        <w:t>Pseudo-elements generally use two colons (::).</w:t>
+      </w:r>
+    </w:p>
+    <w:p>
+      <w:pPr>
+        <w:rPr>
+          <w:rFonts w:ascii="Times New Roman" w:hAnsi="Times New Roman" w:cs="Times New Roman"/>
+          <w:sz w:val="28"/>
+          <w:szCs w:val="36"/>
+        </w:rPr>
+      </w:pPr>
+    </w:p>
+    <w:p>
+      <w:pPr>
+        <w:rPr>
+          <w:rFonts w:ascii="Times New Roman" w:hAnsi="Times New Roman" w:cs="Times New Roman"/>
+          <w:b/>
+          <w:bCs/>
+          <w:sz w:val="28"/>
+          <w:szCs w:val="36"/>
+        </w:rPr>
+      </w:pPr>
+      <w:proofErr w:type="gramStart"/>
+      <w:r>
+        <w:rPr>
+          <w:rFonts w:ascii="Times New Roman" w:hAnsi="Times New Roman" w:cs="Times New Roman"/>
+          <w:b/>
+          <w:bCs/>
+          <w:sz w:val="28"/>
+          <w:szCs w:val="36"/>
+        </w:rPr>
+        <w:t>::</w:t>
+      </w:r>
+      <w:proofErr w:type="gramEnd"/>
+      <w:r>
+        <w:rPr>
+          <w:rFonts w:ascii="Times New Roman" w:hAnsi="Times New Roman" w:cs="Times New Roman"/>
+          <w:b/>
+          <w:bCs/>
+          <w:sz w:val="28"/>
+          <w:szCs w:val="36"/>
+        </w:rPr>
+        <w:t>before</w:t>
+      </w:r>
+    </w:p>
+    <w:p>
+      <w:pPr>
+        <w:rPr>
+          <w:rFonts w:ascii="Times New Roman" w:hAnsi="Times New Roman" w:cs="Times New Roman"/>
+          <w:sz w:val="28"/>
+          <w:szCs w:val="36"/>
+        </w:rPr>
+      </w:pPr>
+      <w:r>
+        <w:rPr>
+          <w:rFonts w:ascii="Times New Roman" w:hAnsi="Times New Roman" w:cs="Times New Roman"/>
+          <w:sz w:val="28"/>
+          <w:szCs w:val="36"/>
+        </w:rPr>
+        <w:t>Inserts generated content before an element's actual content.</w:t>
+      </w:r>
+    </w:p>
+    <w:p>
+      <w:pPr>
+        <w:rPr>
+          <w:rFonts w:ascii="Times New Roman" w:hAnsi="Times New Roman" w:cs="Times New Roman"/>
+          <w:sz w:val="28"/>
+          <w:szCs w:val="36"/>
+        </w:rPr>
+      </w:pPr>
+      <w:r>
+        <w:rPr>
+          <w:rFonts w:ascii="Times New Roman" w:hAnsi="Times New Roman" w:cs="Times New Roman"/>
+          <w:sz w:val="28"/>
+          <w:szCs w:val="36"/>
+        </w:rPr>
+        <w:t xml:space="preserve">Ex. </w:t>
+      </w:r>
+      <w:proofErr w:type="gramStart"/>
+      <w:r>
+        <w:rPr>
+          <w:rFonts w:ascii="Times New Roman" w:hAnsi="Times New Roman" w:cs="Times New Roman"/>
+          <w:sz w:val="28"/>
+          <w:szCs w:val="36"/>
+        </w:rPr>
+        <w:t>P::</w:t>
+      </w:r>
+      <w:proofErr w:type="gramEnd"/>
+      <w:r>
+        <w:rPr>
+          <w:rFonts w:ascii="Times New Roman" w:hAnsi="Times New Roman" w:cs="Times New Roman"/>
+          <w:sz w:val="28"/>
+          <w:szCs w:val="36"/>
+        </w:rPr>
+        <w:t xml:space="preserve">before { content: “Note: ”; </w:t>
+      </w:r>
+      <w:proofErr w:type="spellStart"/>
+      <w:r>
+        <w:rPr>
+          <w:rFonts w:ascii="Times New Roman" w:hAnsi="Times New Roman" w:cs="Times New Roman"/>
+          <w:sz w:val="28"/>
+          <w:szCs w:val="36"/>
+        </w:rPr>
+        <w:t>color:red</w:t>
+      </w:r>
+      <w:proofErr w:type="spellEnd"/>
+      <w:r>
+        <w:rPr>
+          <w:rFonts w:ascii="Times New Roman" w:hAnsi="Times New Roman" w:cs="Times New Roman"/>
+          <w:sz w:val="28"/>
+          <w:szCs w:val="36"/>
+        </w:rPr>
+        <w:t>;  }</w:t>
+      </w:r>
+    </w:p>
+    <w:p>
+      <w:pPr>
+        <w:rPr>
+          <w:rFonts w:ascii="Times New Roman" w:hAnsi="Times New Roman" w:cs="Times New Roman"/>
+          <w:sz w:val="28"/>
+          <w:szCs w:val="36"/>
+        </w:rPr>
+      </w:pPr>
+      <w:r>
+        <w:rPr>
+          <w:rFonts w:ascii="Times New Roman" w:hAnsi="Times New Roman" w:cs="Times New Roman"/>
+          <w:sz w:val="28"/>
+          <w:szCs w:val="36"/>
+        </w:rPr>
+        <w:t>The text Note: appears before the paragraph's content.</w:t>
+      </w:r>
+    </w:p>
+    <w:p>
+      <w:pPr>
+        <w:rPr>
+          <w:rFonts w:ascii="Times New Roman" w:hAnsi="Times New Roman" w:cs="Times New Roman"/>
+          <w:sz w:val="28"/>
+          <w:szCs w:val="36"/>
+        </w:rPr>
+      </w:pPr>
+    </w:p>
+    <w:p>
+      <w:pPr>
+        <w:rPr>
+          <w:rFonts w:ascii="Times New Roman" w:hAnsi="Times New Roman" w:cs="Times New Roman"/>
+          <w:b/>
+          <w:bCs/>
+          <w:sz w:val="28"/>
+          <w:szCs w:val="36"/>
+        </w:rPr>
+      </w:pPr>
+      <w:proofErr w:type="gramStart"/>
+      <w:r>
+        <w:rPr>
+          <w:rFonts w:ascii="Times New Roman" w:hAnsi="Times New Roman" w:cs="Times New Roman"/>
+          <w:b/>
+          <w:bCs/>
+          <w:sz w:val="28"/>
+          <w:szCs w:val="36"/>
+        </w:rPr>
+        <w:t>::</w:t>
+      </w:r>
+      <w:proofErr w:type="gramEnd"/>
+      <w:r>
+        <w:rPr>
+          <w:rFonts w:ascii="Times New Roman" w:hAnsi="Times New Roman" w:cs="Times New Roman"/>
+          <w:b/>
+          <w:bCs/>
+          <w:sz w:val="28"/>
+          <w:szCs w:val="36"/>
+        </w:rPr>
+        <w:t>after</w:t>
+      </w:r>
+    </w:p>
+    <w:p>
+      <w:pPr>
+        <w:rPr>
+          <w:rFonts w:ascii="Times New Roman" w:hAnsi="Times New Roman" w:cs="Times New Roman"/>
+          <w:sz w:val="28"/>
+          <w:szCs w:val="36"/>
+        </w:rPr>
+      </w:pPr>
+      <w:r>
+        <w:rPr>
+          <w:rFonts w:ascii="Times New Roman" w:hAnsi="Times New Roman" w:cs="Times New Roman"/>
+          <w:sz w:val="28"/>
+          <w:szCs w:val="36"/>
+        </w:rPr>
+        <w:t>Inserts generated content after an element's actual content.</w:t>
+      </w:r>
+    </w:p>
+    <w:p>
+      <w:pPr>
+        <w:rPr>
+          <w:rFonts w:ascii="Times New Roman" w:hAnsi="Times New Roman" w:cs="Times New Roman"/>
+          <w:sz w:val="28"/>
+          <w:szCs w:val="36"/>
+        </w:rPr>
+      </w:pPr>
+      <w:proofErr w:type="gramStart"/>
+      <w:r>
+        <w:rPr>
+          <w:rFonts w:ascii="Times New Roman" w:hAnsi="Times New Roman" w:cs="Times New Roman"/>
+          <w:sz w:val="28"/>
+          <w:szCs w:val="36"/>
+        </w:rPr>
+        <w:t>p::</w:t>
+      </w:r>
+      <w:proofErr w:type="gramEnd"/>
+      <w:r>
+        <w:rPr>
+          <w:rFonts w:ascii="Times New Roman" w:hAnsi="Times New Roman" w:cs="Times New Roman"/>
+          <w:sz w:val="28"/>
+          <w:szCs w:val="36"/>
+        </w:rPr>
+        <w:t>after {</w:t>
+      </w:r>
+    </w:p>
+    <w:p>
+      <w:pPr>
+        <w:rPr>
+          <w:rFonts w:ascii="Times New Roman" w:hAnsi="Times New Roman" w:cs="Times New Roman"/>
+          <w:sz w:val="28"/>
+          <w:szCs w:val="36"/>
+        </w:rPr>
+      </w:pPr>
+      <w:r>
+        <w:rPr>
+          <w:rFonts w:ascii="Times New Roman" w:hAnsi="Times New Roman" w:cs="Times New Roman"/>
+          <w:sz w:val="28"/>
+          <w:szCs w:val="36"/>
+        </w:rPr>
+        <w:t xml:space="preserve">    content: " </w:t>
+      </w:r>
+      <w:r>
+        <w:rPr>
+          <w:rFonts w:ascii="Segoe UI Symbol" w:hAnsi="Segoe UI Symbol" w:cs="Segoe UI Symbol"/>
+          <w:sz w:val="28"/>
+          <w:szCs w:val="36"/>
+        </w:rPr>
+        <w:t>✓</w:t>
+      </w:r>
+      <w:r>
+        <w:rPr>
+          <w:rFonts w:ascii="Times New Roman" w:hAnsi="Times New Roman" w:cs="Times New Roman"/>
+          <w:sz w:val="28"/>
+          <w:szCs w:val="36"/>
+        </w:rPr>
+        <w:t>";</w:t>
+      </w:r>
+    </w:p>
+    <w:p>
+      <w:pPr>
+        <w:rPr>
+          <w:rFonts w:ascii="Times New Roman" w:hAnsi="Times New Roman" w:cs="Times New Roman"/>
+          <w:sz w:val="28"/>
+          <w:szCs w:val="36"/>
+        </w:rPr>
+      </w:pPr>
+      <w:r>
+        <w:rPr>
+          <w:rFonts w:ascii="Times New Roman" w:hAnsi="Times New Roman" w:cs="Times New Roman"/>
+          <w:sz w:val="28"/>
+          <w:szCs w:val="36"/>
+        </w:rPr>
+        <w:t xml:space="preserve">    </w:t>
+      </w:r>
+      <w:proofErr w:type="spellStart"/>
+      <w:r>
+        <w:rPr>
+          <w:rFonts w:ascii="Times New Roman" w:hAnsi="Times New Roman" w:cs="Times New Roman"/>
+          <w:sz w:val="28"/>
+          <w:szCs w:val="36"/>
+        </w:rPr>
+        <w:t>color</w:t>
+      </w:r>
+      <w:proofErr w:type="spellEnd"/>
+      <w:r>
+        <w:rPr>
+          <w:rFonts w:ascii="Times New Roman" w:hAnsi="Times New Roman" w:cs="Times New Roman"/>
+          <w:sz w:val="28"/>
+          <w:szCs w:val="36"/>
+        </w:rPr>
+        <w:t>: green;</w:t>
+      </w:r>
+    </w:p>
+    <w:p>
+      <w:pPr>
+        <w:rPr>
+          <w:rFonts w:ascii="Times New Roman" w:hAnsi="Times New Roman" w:cs="Times New Roman"/>
+          <w:sz w:val="28"/>
+          <w:szCs w:val="36"/>
+        </w:rPr>
+      </w:pPr>
+      <w:r>
+        <w:rPr>
+          <w:rFonts w:ascii="Times New Roman" w:hAnsi="Times New Roman" w:cs="Times New Roman"/>
+          <w:sz w:val="28"/>
+          <w:szCs w:val="36"/>
+        </w:rPr>
+        <w:t>}</w:t>
+      </w:r>
+    </w:p>
+    <w:p>
+      <w:pPr>
+        <w:rPr>
+          <w:rFonts w:ascii="Times New Roman" w:hAnsi="Times New Roman" w:cs="Times New Roman"/>
+          <w:sz w:val="28"/>
+          <w:szCs w:val="36"/>
+        </w:rPr>
+      </w:pPr>
+      <w:r>
+        <w:rPr>
+          <w:rFonts w:ascii="Times New Roman" w:hAnsi="Times New Roman" w:cs="Times New Roman"/>
+          <w:sz w:val="28"/>
+          <w:szCs w:val="36"/>
+        </w:rPr>
+        <w:t>A green check mark appears after the paragraph's content.</w:t>
+      </w:r>
+    </w:p>
+    <w:p>
+      <w:pPr>
+        <w:rPr>
+          <w:rFonts w:ascii="Times New Roman" w:hAnsi="Times New Roman" w:cs="Times New Roman"/>
+          <w:sz w:val="28"/>
+          <w:szCs w:val="36"/>
+        </w:rPr>
+      </w:pPr>
+    </w:p>
+    <w:p>
+      <w:pPr>
+        <w:rPr>
+          <w:rFonts w:ascii="Times New Roman" w:hAnsi="Times New Roman" w:cs="Times New Roman"/>
+          <w:b/>
+          <w:bCs/>
+          <w:sz w:val="28"/>
+          <w:szCs w:val="36"/>
+        </w:rPr>
+      </w:pPr>
+      <w:proofErr w:type="gramStart"/>
+      <w:r>
+        <w:rPr>
+          <w:rFonts w:ascii="Times New Roman" w:hAnsi="Times New Roman" w:cs="Times New Roman"/>
+          <w:b/>
+          <w:bCs/>
+          <w:sz w:val="28"/>
+          <w:szCs w:val="36"/>
+        </w:rPr>
+        <w:t>::</w:t>
+      </w:r>
+      <w:proofErr w:type="gramEnd"/>
+      <w:r>
+        <w:rPr>
+          <w:rFonts w:ascii="Times New Roman" w:hAnsi="Times New Roman" w:cs="Times New Roman"/>
+          <w:b/>
+          <w:bCs/>
+          <w:sz w:val="28"/>
+          <w:szCs w:val="36"/>
+        </w:rPr>
+        <w:t>first-letter</w:t>
+      </w:r>
+    </w:p>
+    <w:p>
+      <w:pPr>
+        <w:rPr>
+          <w:rFonts w:ascii="Times New Roman" w:hAnsi="Times New Roman" w:cs="Times New Roman"/>
+          <w:sz w:val="28"/>
+          <w:szCs w:val="36"/>
+        </w:rPr>
+      </w:pPr>
+      <w:r>
+        <w:rPr>
+          <w:rFonts w:ascii="Times New Roman" w:hAnsi="Times New Roman" w:cs="Times New Roman"/>
+          <w:sz w:val="28"/>
+          <w:szCs w:val="36"/>
+        </w:rPr>
+        <w:t>Styles the first letter of an element's text.</w:t>
+      </w:r>
+    </w:p>
+    <w:p>
+      <w:pPr>
+        <w:rPr>
+          <w:rFonts w:ascii="Times New Roman" w:hAnsi="Times New Roman" w:cs="Times New Roman"/>
+          <w:b/>
+          <w:bCs/>
+          <w:sz w:val="28"/>
+          <w:szCs w:val="36"/>
+        </w:rPr>
+      </w:pPr>
+      <w:proofErr w:type="gramStart"/>
+      <w:r>
+        <w:rPr>
+          <w:rFonts w:ascii="Times New Roman" w:hAnsi="Times New Roman" w:cs="Times New Roman"/>
+          <w:b/>
+          <w:bCs/>
+          <w:sz w:val="28"/>
+          <w:szCs w:val="36"/>
+        </w:rPr>
+        <w:lastRenderedPageBreak/>
+        <w:t>::</w:t>
+      </w:r>
+      <w:proofErr w:type="gramEnd"/>
+      <w:r>
+        <w:rPr>
+          <w:rFonts w:ascii="Times New Roman" w:hAnsi="Times New Roman" w:cs="Times New Roman"/>
+          <w:b/>
+          <w:bCs/>
+          <w:sz w:val="28"/>
+          <w:szCs w:val="36"/>
+        </w:rPr>
+        <w:t>first-line</w:t>
+      </w:r>
+    </w:p>
+    <w:p>
+      <w:pPr>
+        <w:rPr>
+          <w:rFonts w:ascii="Times New Roman" w:hAnsi="Times New Roman" w:cs="Times New Roman"/>
+          <w:sz w:val="28"/>
+          <w:szCs w:val="36"/>
+        </w:rPr>
+      </w:pPr>
+      <w:r>
+        <w:rPr>
+          <w:rFonts w:ascii="Times New Roman" w:hAnsi="Times New Roman" w:cs="Times New Roman"/>
+          <w:sz w:val="28"/>
+          <w:szCs w:val="36"/>
+        </w:rPr>
+        <w:t>Styles the first formatted line of text in an element.</w:t>
+      </w:r>
+    </w:p>
+    <w:p>
+      <w:pPr>
+        <w:rPr>
+          <w:rFonts w:ascii="Times New Roman" w:hAnsi="Times New Roman" w:cs="Times New Roman"/>
+          <w:sz w:val="28"/>
+          <w:szCs w:val="36"/>
+        </w:rPr>
+      </w:pPr>
+    </w:p>
+    <w:tbl>
+      <w:tblPr>
+        <w:tblW w:w="0" w:type="auto"/>
+        <w:tblCellSpacing w:w="15" w:type="dxa"/>
+        <w:tblCellMar>
+          <w:top w:w="15" w:type="dxa"/>
+          <w:left w:w="15" w:type="dxa"/>
+          <w:bottom w:w="15" w:type="dxa"/>
+          <w:right w:w="15" w:type="dxa"/>
+        </w:tblCellMar>
+        <w:tblLook w:val="04A0" w:firstRow="1" w:lastRow="0" w:firstColumn="1" w:lastColumn="0" w:noHBand="0" w:noVBand="1"/>
+      </w:tblPr>
+      <w:tblGrid>
+        <w:gridCol w:w="5081"/>
+        <w:gridCol w:w="6537"/>
+      </w:tblGrid>
+      <w:tr>
+        <w:trPr>
+          <w:tblCellSpacing w:w="15" w:type="dxa"/>
+        </w:trPr>
+        <w:tc>
+          <w:tcPr>
+            <w:tcW w:w="0" w:type="auto"/>
+            <w:vAlign w:val="center"/>
+            <w:hideMark/>
+          </w:tcPr>
+          <w:p>
+            <w:pPr>
+              <w:rPr>
+                <w:rFonts w:ascii="Times New Roman" w:hAnsi="Times New Roman" w:cs="Times New Roman"/>
+                <w:b/>
+                <w:bCs/>
+                <w:sz w:val="28"/>
+                <w:szCs w:val="36"/>
+              </w:rPr>
+            </w:pPr>
+            <w:r>
+              <w:rPr>
+                <w:rFonts w:ascii="Times New Roman" w:hAnsi="Times New Roman" w:cs="Times New Roman"/>
+                <w:b/>
+                <w:bCs/>
+                <w:sz w:val="28"/>
+                <w:szCs w:val="36"/>
+              </w:rPr>
+              <w:t>Pseudo-class</w:t>
+            </w:r>
+          </w:p>
+        </w:tc>
+        <w:tc>
+          <w:tcPr>
+            <w:tcW w:w="0" w:type="auto"/>
+            <w:vAlign w:val="center"/>
+            <w:hideMark/>
+          </w:tcPr>
+          <w:p>
+            <w:pPr>
+              <w:rPr>
+                <w:rFonts w:ascii="Times New Roman" w:hAnsi="Times New Roman" w:cs="Times New Roman"/>
+                <w:b/>
+                <w:bCs/>
+                <w:sz w:val="28"/>
+                <w:szCs w:val="36"/>
+              </w:rPr>
+            </w:pPr>
+            <w:r>
+              <w:rPr>
+                <w:rFonts w:ascii="Times New Roman" w:hAnsi="Times New Roman" w:cs="Times New Roman"/>
+                <w:b/>
+                <w:bCs/>
+                <w:sz w:val="28"/>
+                <w:szCs w:val="36"/>
+              </w:rPr>
+              <w:t>Pseudo-element</w:t>
+            </w:r>
+          </w:p>
+        </w:tc>
+      </w:tr>
+      <w:tr>
+        <w:trPr>
+          <w:tblCellSpacing w:w="15" w:type="dxa"/>
+        </w:trPr>
+        <w:tc>
+          <w:tcPr>
+            <w:tcW w:w="0" w:type="auto"/>
+            <w:vAlign w:val="center"/>
+            <w:hideMark/>
+          </w:tcPr>
+          <w:p>
+            <w:pPr>
+              <w:rPr>
+                <w:rFonts w:ascii="Times New Roman" w:hAnsi="Times New Roman" w:cs="Times New Roman"/>
+                <w:sz w:val="28"/>
+                <w:szCs w:val="36"/>
+              </w:rPr>
+            </w:pPr>
+            <w:r>
+              <w:rPr>
+                <w:rFonts w:ascii="Times New Roman" w:hAnsi="Times New Roman" w:cs="Times New Roman"/>
+                <w:sz w:val="28"/>
+                <w:szCs w:val="36"/>
+              </w:rPr>
+              <w:t>Selects an element based on its state or condition</w:t>
+            </w:r>
+          </w:p>
+        </w:tc>
+        <w:tc>
+          <w:tcPr>
+            <w:tcW w:w="0" w:type="auto"/>
+            <w:vAlign w:val="center"/>
+            <w:hideMark/>
+          </w:tcPr>
+          <w:p>
+            <w:pPr>
+              <w:rPr>
+                <w:rFonts w:ascii="Times New Roman" w:hAnsi="Times New Roman" w:cs="Times New Roman"/>
+                <w:sz w:val="28"/>
+                <w:szCs w:val="36"/>
+              </w:rPr>
+            </w:pPr>
+            <w:r>
+              <w:rPr>
+                <w:rFonts w:ascii="Times New Roman" w:hAnsi="Times New Roman" w:cs="Times New Roman"/>
+                <w:sz w:val="28"/>
+                <w:szCs w:val="36"/>
+              </w:rPr>
+              <w:t>Styles a specific part of an element or creates generated content</w:t>
+            </w:r>
+          </w:p>
+        </w:tc>
+      </w:tr>
+      <w:tr>
+        <w:trPr>
+          <w:tblCellSpacing w:w="15" w:type="dxa"/>
+        </w:trPr>
+        <w:tc>
+          <w:tcPr>
+            <w:tcW w:w="0" w:type="auto"/>
+            <w:vAlign w:val="center"/>
+            <w:hideMark/>
+          </w:tcPr>
+          <w:p>
+            <w:pPr>
+              <w:rPr>
+                <w:rFonts w:ascii="Times New Roman" w:hAnsi="Times New Roman" w:cs="Times New Roman"/>
+                <w:sz w:val="28"/>
+                <w:szCs w:val="36"/>
+              </w:rPr>
+            </w:pPr>
+            <w:r>
+              <w:rPr>
+                <w:rFonts w:ascii="Times New Roman" w:hAnsi="Times New Roman" w:cs="Times New Roman"/>
+                <w:sz w:val="28"/>
+                <w:szCs w:val="36"/>
+              </w:rPr>
+              <w:t>Usually uses :</w:t>
+            </w:r>
+          </w:p>
+        </w:tc>
+        <w:tc>
+          <w:tcPr>
+            <w:tcW w:w="0" w:type="auto"/>
+            <w:vAlign w:val="center"/>
+            <w:hideMark/>
+          </w:tcPr>
+          <w:p>
+            <w:pPr>
+              <w:rPr>
+                <w:rFonts w:ascii="Times New Roman" w:hAnsi="Times New Roman" w:cs="Times New Roman"/>
+                <w:sz w:val="28"/>
+                <w:szCs w:val="36"/>
+              </w:rPr>
+            </w:pPr>
+            <w:proofErr w:type="gramStart"/>
+            <w:r>
+              <w:rPr>
+                <w:rFonts w:ascii="Times New Roman" w:hAnsi="Times New Roman" w:cs="Times New Roman"/>
+                <w:sz w:val="28"/>
+                <w:szCs w:val="36"/>
+              </w:rPr>
+              <w:t>Generally</w:t>
+            </w:r>
+            <w:proofErr w:type="gramEnd"/>
+            <w:r>
+              <w:rPr>
+                <w:rFonts w:ascii="Times New Roman" w:hAnsi="Times New Roman" w:cs="Times New Roman"/>
+                <w:sz w:val="28"/>
+                <w:szCs w:val="36"/>
+              </w:rPr>
+              <w:t xml:space="preserve"> uses ::</w:t>
+            </w:r>
+          </w:p>
+        </w:tc>
+      </w:tr>
+      <w:tr>
+        <w:trPr>
+          <w:tblCellSpacing w:w="15" w:type="dxa"/>
+        </w:trPr>
+        <w:tc>
+          <w:tcPr>
+            <w:tcW w:w="0" w:type="auto"/>
+            <w:vAlign w:val="center"/>
+            <w:hideMark/>
+          </w:tcPr>
+          <w:p>
+            <w:pPr>
+              <w:rPr>
+                <w:rFonts w:ascii="Times New Roman" w:hAnsi="Times New Roman" w:cs="Times New Roman"/>
+                <w:sz w:val="28"/>
+                <w:szCs w:val="36"/>
+              </w:rPr>
+            </w:pPr>
+            <w:r>
+              <w:rPr>
+                <w:rFonts w:ascii="Times New Roman" w:hAnsi="Times New Roman" w:cs="Times New Roman"/>
+                <w:sz w:val="28"/>
+                <w:szCs w:val="36"/>
+              </w:rPr>
+              <w:t>Example: p:hover</w:t>
+            </w:r>
+          </w:p>
+        </w:tc>
+        <w:tc>
+          <w:tcPr>
+            <w:tcW w:w="0" w:type="auto"/>
+            <w:vAlign w:val="center"/>
+            <w:hideMark/>
+          </w:tcPr>
+          <w:p>
+            <w:pPr>
+              <w:rPr>
+                <w:rFonts w:ascii="Times New Roman" w:hAnsi="Times New Roman" w:cs="Times New Roman"/>
+                <w:sz w:val="28"/>
+                <w:szCs w:val="36"/>
+              </w:rPr>
+            </w:pPr>
+            <w:r>
+              <w:rPr>
+                <w:rFonts w:ascii="Times New Roman" w:hAnsi="Times New Roman" w:cs="Times New Roman"/>
+                <w:sz w:val="28"/>
+                <w:szCs w:val="36"/>
+              </w:rPr>
+              <w:t xml:space="preserve">Example: </w:t>
+            </w:r>
+            <w:proofErr w:type="gramStart"/>
+            <w:r>
+              <w:rPr>
+                <w:rFonts w:ascii="Times New Roman" w:hAnsi="Times New Roman" w:cs="Times New Roman"/>
+                <w:sz w:val="28"/>
+                <w:szCs w:val="36"/>
+              </w:rPr>
+              <w:t>p::</w:t>
+            </w:r>
+            <w:proofErr w:type="gramEnd"/>
+            <w:r>
+              <w:rPr>
+                <w:rFonts w:ascii="Times New Roman" w:hAnsi="Times New Roman" w:cs="Times New Roman"/>
+                <w:sz w:val="28"/>
+                <w:szCs w:val="36"/>
+              </w:rPr>
+              <w:t>first-letter</w:t>
+            </w:r>
+          </w:p>
+        </w:tc>
+      </w:tr>
+    </w:tbl>
+    <w:p>
+      <w:pPr>
+        <w:rPr>
+          <w:rFonts w:ascii="Times New Roman" w:hAnsi="Times New Roman" w:cs="Times New Roman"/>
+          <w:sz w:val="28"/>
+          <w:szCs w:val="36"/>
+        </w:rPr>
+      </w:pPr>
+    </w:p>
+    <w:p>
+      <w:pPr>
+        <w:rPr>
+          <w:rFonts w:ascii="Times New Roman" w:hAnsi="Times New Roman" w:cs="Times New Roman"/>
+          <w:sz w:val="28"/>
+          <w:szCs w:val="36"/>
+        </w:rPr>
+      </w:pPr>
+    </w:p>
+    <w:p>
+      <w:pPr>
+        <w:rPr>
+          <w:rFonts w:ascii="Times New Roman" w:hAnsi="Times New Roman" w:cs="Times New Roman"/>
           <w:b/>
           <w:bCs/>
           <w:sz w:val="28"/>
@@ -1411,6 +3882,7 @@
         </w:rPr>
         <w:t xml:space="preserve"> parent element who has set </w:t>
       </w:r>
+      <w:proofErr w:type="spellStart"/>
       <w:r>
         <w:rPr>
           <w:rFonts w:ascii="Times New Roman" w:hAnsi="Times New Roman" w:cs="Times New Roman"/>
@@ -1421,13 +3893,32 @@
         </w:rPr>
         <w:t>position:relative</w:t>
       </w:r>
-      <w:r>
-        <w:rPr>
-          <w:rFonts w:ascii="Times New Roman" w:hAnsi="Times New Roman" w:cs="Times New Roman"/>
-          <w:sz w:val="28"/>
-          <w:szCs w:val="36"/>
-        </w:rPr>
-        <w:t xml:space="preserve">. If no parent has set that property then it would set absolute position relative to window. </w:t>
+      <w:proofErr w:type="spellEnd"/>
+      <w:r>
+        <w:rPr>
+          <w:rFonts w:ascii="Times New Roman" w:hAnsi="Times New Roman" w:cs="Times New Roman"/>
+          <w:sz w:val="28"/>
+          <w:szCs w:val="36"/>
+        </w:rPr>
+        <w:t xml:space="preserve">. If no parent has set that </w:t>
+      </w:r>
+      <w:proofErr w:type="gramStart"/>
+      <w:r>
+        <w:rPr>
+          <w:rFonts w:ascii="Times New Roman" w:hAnsi="Times New Roman" w:cs="Times New Roman"/>
+          <w:sz w:val="28"/>
+          <w:szCs w:val="36"/>
+        </w:rPr>
+        <w:t>property</w:t>
+      </w:r>
+      <w:proofErr w:type="gramEnd"/>
+      <w:r>
+        <w:rPr>
+          <w:rFonts w:ascii="Times New Roman" w:hAnsi="Times New Roman" w:cs="Times New Roman"/>
+          <w:sz w:val="28"/>
+          <w:szCs w:val="36"/>
+        </w:rPr>
+        <w:t xml:space="preserve"> then it would set absolute position relative to window. </w:t>
       </w:r>
     </w:p>
     <w:p>
@@ -1449,21 +3940,53 @@
         </w:tabs>
         <w:rPr>
           <w:rFonts w:ascii="Times New Roman" w:hAnsi="Times New Roman" w:cs="Times New Roman"/>
-          <w:b/>
-          <w:bCs/>
-          <w:sz w:val="28"/>
-          <w:szCs w:val="36"/>
-        </w:rPr>
-      </w:pPr>
-      <w:r>
-        <w:rPr>
-          <w:rFonts w:ascii="Times New Roman" w:hAnsi="Times New Roman" w:cs="Times New Roman"/>
-          <w:b/>
-          <w:bCs/>
-          <w:sz w:val="28"/>
-          <w:szCs w:val="36"/>
-        </w:rPr>
-        <w:t xml:space="preserve">Pseudo Elements :- </w:t>
+          <w:sz w:val="28"/>
+          <w:szCs w:val="36"/>
+        </w:rPr>
+      </w:pPr>
+      <w:r>
+        <w:rPr>
+          <w:rFonts w:ascii="Times New Roman" w:hAnsi="Times New Roman" w:cs="Times New Roman"/>
+          <w:sz w:val="28"/>
+          <w:szCs w:val="36"/>
+        </w:rPr>
+        <w:t xml:space="preserve">for any query, search on google. Like, </w:t>
+      </w:r>
+      <w:proofErr w:type="spellStart"/>
+      <w:r>
+        <w:rPr>
+          <w:rFonts w:ascii="Times New Roman" w:hAnsi="Times New Roman" w:cs="Times New Roman"/>
+          <w:sz w:val="28"/>
+          <w:szCs w:val="36"/>
+        </w:rPr>
+        <w:t>css</w:t>
+      </w:r>
+      <w:proofErr w:type="spellEnd"/>
+      <w:r>
+        <w:rPr>
+          <w:rFonts w:ascii="Times New Roman" w:hAnsi="Times New Roman" w:cs="Times New Roman"/>
+          <w:sz w:val="28"/>
+          <w:szCs w:val="36"/>
+        </w:rPr>
+        <w:t xml:space="preserve"> how to align anchor tags in </w:t>
+      </w:r>
+      <w:proofErr w:type="spellStart"/>
+      <w:r>
+        <w:rPr>
+          <w:rFonts w:ascii="Times New Roman" w:hAnsi="Times New Roman" w:cs="Times New Roman"/>
+          <w:sz w:val="28"/>
+          <w:szCs w:val="36"/>
+        </w:rPr>
+        <w:t>center</w:t>
+      </w:r>
+      <w:proofErr w:type="spellEnd"/>
+      <w:r>
+        <w:rPr>
+          <w:rFonts w:ascii="Times New Roman" w:hAnsi="Times New Roman" w:cs="Times New Roman"/>
+          <w:sz w:val="28"/>
+          <w:szCs w:val="36"/>
+        </w:rPr>
+        <w:t>.</w:t>
       </w:r>
     </w:p>
     <w:p>
@@ -1483,15 +4006,95 @@
           <w:sz w:val="28"/>
           <w:szCs w:val="36"/>
         </w:rPr>
-        <w:t xml:space="preserve">Let say we want to select first letter of paragraph or first line of paragraph etc. we use :: to use </w:t>
-      </w:r>
-      <w:r>
-        <w:rPr>
-          <w:rFonts w:ascii="Times New Roman" w:hAnsi="Times New Roman" w:cs="Times New Roman"/>
-          <w:sz w:val="28"/>
-          <w:szCs w:val="36"/>
-        </w:rPr>
-        <w:t xml:space="preserve">pseudo elements. </w:t>
+        <w:t xml:space="preserve">We can use </w:t>
+      </w:r>
+      <w:proofErr w:type="spellStart"/>
+      <w:r>
+        <w:rPr>
+          <w:rFonts w:ascii="Times New Roman" w:hAnsi="Times New Roman" w:cs="Times New Roman"/>
+          <w:sz w:val="28"/>
+          <w:szCs w:val="36"/>
+        </w:rPr>
+        <w:t>mdn</w:t>
+      </w:r>
+      <w:proofErr w:type="spellEnd"/>
+      <w:r>
+        <w:rPr>
+          <w:rFonts w:ascii="Times New Roman" w:hAnsi="Times New Roman" w:cs="Times New Roman"/>
+          <w:sz w:val="28"/>
+          <w:szCs w:val="36"/>
+        </w:rPr>
+        <w:t xml:space="preserve"> </w:t>
+      </w:r>
+      <w:proofErr w:type="spellStart"/>
+      <w:r>
+        <w:rPr>
+          <w:rFonts w:ascii="Times New Roman" w:hAnsi="Times New Roman" w:cs="Times New Roman"/>
+          <w:sz w:val="28"/>
+          <w:szCs w:val="36"/>
+        </w:rPr>
+        <w:t>css</w:t>
+      </w:r>
+      <w:proofErr w:type="spellEnd"/>
+      <w:r>
+        <w:rPr>
+          <w:rFonts w:ascii="Times New Roman" w:hAnsi="Times New Roman" w:cs="Times New Roman"/>
+          <w:sz w:val="28"/>
+          <w:szCs w:val="36"/>
+        </w:rPr>
+        <w:t xml:space="preserve"> documentation also. Like </w:t>
+      </w:r>
+      <w:proofErr w:type="spellStart"/>
+      <w:r>
+        <w:rPr>
+          <w:rFonts w:ascii="Times New Roman" w:hAnsi="Times New Roman" w:cs="Times New Roman"/>
+          <w:b/>
+          <w:bCs/>
+          <w:sz w:val="28"/>
+          <w:szCs w:val="36"/>
+        </w:rPr>
+        <w:t>mdn</w:t>
+      </w:r>
+      <w:proofErr w:type="spellEnd"/>
+      <w:r>
+        <w:rPr>
+          <w:rFonts w:ascii="Times New Roman" w:hAnsi="Times New Roman" w:cs="Times New Roman"/>
+          <w:b/>
+          <w:bCs/>
+          <w:sz w:val="28"/>
+          <w:szCs w:val="36"/>
+        </w:rPr>
+        <w:t xml:space="preserve"> </w:t>
+      </w:r>
+      <w:proofErr w:type="spellStart"/>
+      <w:r>
+        <w:rPr>
+          <w:rFonts w:ascii="Times New Roman" w:hAnsi="Times New Roman" w:cs="Times New Roman"/>
+          <w:b/>
+          <w:bCs/>
+          <w:sz w:val="28"/>
+          <w:szCs w:val="36"/>
+        </w:rPr>
+        <w:t>css</w:t>
+      </w:r>
+      <w:proofErr w:type="spellEnd"/>
+      <w:r>
+        <w:rPr>
+          <w:rFonts w:ascii="Times New Roman" w:hAnsi="Times New Roman" w:cs="Times New Roman"/>
+          <w:b/>
+          <w:bCs/>
+          <w:sz w:val="28"/>
+          <w:szCs w:val="36"/>
+        </w:rPr>
+        <w:t xml:space="preserve"> text align property</w:t>
+      </w:r>
+      <w:r>
+        <w:rPr>
+          <w:rFonts w:ascii="Times New Roman" w:hAnsi="Times New Roman" w:cs="Times New Roman"/>
+          <w:sz w:val="28"/>
+          <w:szCs w:val="36"/>
+        </w:rPr>
+        <w:t>.</w:t>
       </w:r>
     </w:p>
     <w:p>
@@ -1511,7 +4114,27 @@
           <w:sz w:val="28"/>
           <w:szCs w:val="36"/>
         </w:rPr>
-        <w:t>Ex. H1::first-letter{</w:t>
+        <w:t xml:space="preserve">We can use </w:t>
+      </w:r>
+      <w:proofErr w:type="spellStart"/>
+      <w:r>
+        <w:rPr>
+          <w:rFonts w:ascii="Times New Roman" w:hAnsi="Times New Roman" w:cs="Times New Roman"/>
+          <w:b/>
+          <w:bCs/>
+          <w:sz w:val="28"/>
+          <w:szCs w:val="36"/>
+        </w:rPr>
+        <w:t>stackoverflow</w:t>
+      </w:r>
+      <w:proofErr w:type="spellEnd"/>
+      <w:r>
+        <w:rPr>
+          <w:rFonts w:ascii="Times New Roman" w:hAnsi="Times New Roman" w:cs="Times New Roman"/>
+          <w:sz w:val="28"/>
+          <w:szCs w:val="36"/>
+        </w:rPr>
+        <w:t xml:space="preserve"> website also.</w:t>
       </w:r>
     </w:p>
     <w:p>
@@ -1531,7 +4154,61 @@
           <w:sz w:val="28"/>
           <w:szCs w:val="36"/>
         </w:rPr>
-        <w:t>Font-style:normal;</w:t>
+        <w:t xml:space="preserve">Use </w:t>
+      </w:r>
+      <w:r>
+        <w:rPr>
+          <w:rFonts w:ascii="Times New Roman" w:hAnsi="Times New Roman" w:cs="Times New Roman"/>
+          <w:b/>
+          <w:bCs/>
+          <w:sz w:val="28"/>
+          <w:szCs w:val="36"/>
+        </w:rPr>
+        <w:t>html validator</w:t>
+      </w:r>
+      <w:r>
+        <w:rPr>
+          <w:rFonts w:ascii="Times New Roman" w:hAnsi="Times New Roman" w:cs="Times New Roman"/>
+          <w:b/>
+          <w:bCs/>
+          <w:sz w:val="28"/>
+          <w:szCs w:val="36"/>
+        </w:rPr>
+        <w:t xml:space="preserve"> </w:t>
+      </w:r>
+      <w:r>
+        <w:rPr>
+          <w:rFonts w:ascii="Times New Roman" w:hAnsi="Times New Roman" w:cs="Times New Roman"/>
+          <w:sz w:val="28"/>
+          <w:szCs w:val="36"/>
+        </w:rPr>
+        <w:t xml:space="preserve">to find out bugs in our html code if we are not able to rectify it. Simply google </w:t>
+      </w:r>
+      <w:r>
+        <w:rPr>
+          <w:rFonts w:ascii="Times New Roman" w:hAnsi="Times New Roman" w:cs="Times New Roman"/>
+          <w:b/>
+          <w:bCs/>
+          <w:sz w:val="28"/>
+          <w:szCs w:val="36"/>
+        </w:rPr>
+        <w:t>HTML VALIDATOR</w:t>
+      </w:r>
+      <w:r>
+        <w:rPr>
+          <w:rFonts w:ascii="Times New Roman" w:hAnsi="Times New Roman" w:cs="Times New Roman"/>
+          <w:sz w:val="28"/>
+          <w:szCs w:val="36"/>
+        </w:rPr>
+        <w:t xml:space="preserve">, and it will give website where we can paste code to </w:t>
+      </w:r>
+      <w:r>
+        <w:rPr>
+          <w:rFonts w:ascii="Times New Roman" w:hAnsi="Times New Roman" w:cs="Times New Roman"/>
+          <w:sz w:val="28"/>
+          <w:szCs w:val="36"/>
+        </w:rPr>
+        <w:t>validate.</w:t>
       </w:r>
     </w:p>
     <w:p>
@@ -1551,8 +4228,56 @@
           <w:sz w:val="28"/>
           <w:szCs w:val="36"/>
         </w:rPr>
-        <w:t>}</w:t>
-      </w:r>
+        <w:t xml:space="preserve">Use </w:t>
+      </w:r>
+      <w:r>
+        <w:rPr>
+          <w:rFonts w:ascii="Times New Roman" w:hAnsi="Times New Roman" w:cs="Times New Roman"/>
+          <w:b/>
+          <w:bCs/>
+          <w:sz w:val="28"/>
+          <w:szCs w:val="36"/>
+        </w:rPr>
+        <w:t>DIFF CHECKER</w:t>
+      </w:r>
+      <w:r>
+        <w:rPr>
+          <w:rFonts w:ascii="Times New Roman" w:hAnsi="Times New Roman" w:cs="Times New Roman"/>
+          <w:sz w:val="28"/>
+          <w:szCs w:val="36"/>
+        </w:rPr>
+        <w:t xml:space="preserve"> to compare 2 codes. ( it shows differences between 2 </w:t>
+      </w:r>
+      <w:proofErr w:type="spellStart"/>
+      <w:r>
+        <w:rPr>
+          <w:rFonts w:ascii="Times New Roman" w:hAnsi="Times New Roman" w:cs="Times New Roman"/>
+          <w:sz w:val="28"/>
+          <w:szCs w:val="36"/>
+        </w:rPr>
+        <w:t>coddes</w:t>
+      </w:r>
+      <w:proofErr w:type="spellEnd"/>
+      <w:r>
+        <w:rPr>
+          <w:rFonts w:ascii="Times New Roman" w:hAnsi="Times New Roman" w:cs="Times New Roman"/>
+          <w:sz w:val="28"/>
+          <w:szCs w:val="36"/>
+        </w:rPr>
+        <w:t>. ).</w:t>
+      </w:r>
+    </w:p>
+    <w:p>
+      <w:pPr>
+        <w:tabs>
+          <w:tab w:val="left" w:pos="2844"/>
+        </w:tabs>
+        <w:rPr>
+          <w:rFonts w:ascii="Times New Roman" w:hAnsi="Times New Roman" w:cs="Times New Roman"/>
+          <w:sz w:val="28"/>
+          <w:szCs w:val="36"/>
+        </w:rPr>
+      </w:pPr>
     </w:p>
     <w:sectPr>
       <w:pgSz w:w="11906" w:h="16838"/>
@@ -1715,8 +4440,160 @@
       </w:rPr>
     </w:lvl>
   </w:abstractNum>
+  <w:abstractNum w:abstractNumId="1" w15:restartNumberingAfterBreak="0">
+    <w:nsid w:val="4BC222B3"/>
+    <w:multiLevelType w:val="multilevel"/>
+    <w:tmpl w:val="B7B89042"/>
+    <w:lvl w:ilvl="0">
+      <w:start w:val="1"/>
+      <w:numFmt w:val="bullet"/>
+      <w:lvlText w:val=""/>
+      <w:lvlJc w:val="left"/>
+      <w:pPr>
+        <w:tabs>
+          <w:tab w:val="num" w:pos="720"/>
+        </w:tabs>
+        <w:ind w:left="720" w:hanging="360"/>
+      </w:pPr>
+      <w:rPr>
+        <w:rFonts w:ascii="Symbol" w:hAnsi="Symbol" w:hint="default"/>
+        <w:sz w:val="20"/>
+      </w:rPr>
+    </w:lvl>
+    <w:lvl w:ilvl="1" w:tentative="1">
+      <w:start w:val="1"/>
+      <w:numFmt w:val="bullet"/>
+      <w:lvlText w:val="o"/>
+      <w:lvlJc w:val="left"/>
+      <w:pPr>
+        <w:tabs>
+          <w:tab w:val="num" w:pos="1440"/>
+        </w:tabs>
+        <w:ind w:left="1440" w:hanging="360"/>
+      </w:pPr>
+      <w:rPr>
+        <w:rFonts w:ascii="Courier New" w:hAnsi="Courier New" w:hint="default"/>
+        <w:sz w:val="20"/>
+      </w:rPr>
+    </w:lvl>
+    <w:lvl w:ilvl="2" w:tentative="1">
+      <w:start w:val="1"/>
+      <w:numFmt w:val="bullet"/>
+      <w:lvlText w:val=""/>
+      <w:lvlJc w:val="left"/>
+      <w:pPr>
+        <w:tabs>
+          <w:tab w:val="num" w:pos="2160"/>
+        </w:tabs>
+        <w:ind w:left="2160" w:hanging="360"/>
+      </w:pPr>
+      <w:rPr>
+        <w:rFonts w:ascii="Wingdings" w:hAnsi="Wingdings" w:hint="default"/>
+        <w:sz w:val="20"/>
+      </w:rPr>
+    </w:lvl>
+    <w:lvl w:ilvl="3" w:tentative="1">
+      <w:start w:val="1"/>
+      <w:numFmt w:val="bullet"/>
+      <w:lvlText w:val=""/>
+      <w:lvlJc w:val="left"/>
+      <w:pPr>
+        <w:tabs>
+          <w:tab w:val="num" w:pos="2880"/>
+        </w:tabs>
+        <w:ind w:left="2880" w:hanging="360"/>
+      </w:pPr>
+      <w:rPr>
+        <w:rFonts w:ascii="Wingdings" w:hAnsi="Wingdings" w:hint="default"/>
+        <w:sz w:val="20"/>
+      </w:rPr>
+    </w:lvl>
+    <w:lvl w:ilvl="4" w:tentative="1">
+      <w:start w:val="1"/>
+      <w:numFmt w:val="bullet"/>
+      <w:lvlText w:val=""/>
+      <w:lvlJc w:val="left"/>
+      <w:pPr>
+        <w:tabs>
+          <w:tab w:val="num" w:pos="3600"/>
+        </w:tabs>
+        <w:ind w:left="3600" w:hanging="360"/>
+      </w:pPr>
+      <w:rPr>
+        <w:rFonts w:ascii="Wingdings" w:hAnsi="Wingdings" w:hint="default"/>
+        <w:sz w:val="20"/>
+      </w:rPr>
+    </w:lvl>
+    <w:lvl w:ilvl="5" w:tentative="1">
+      <w:start w:val="1"/>
+      <w:numFmt w:val="bullet"/>
+      <w:lvlText w:val=""/>
+      <w:lvlJc w:val="left"/>
+      <w:pPr>
+        <w:tabs>
+          <w:tab w:val="num" w:pos="4320"/>
+        </w:tabs>
+        <w:ind w:left="4320" w:hanging="360"/>
+      </w:pPr>
+      <w:rPr>
+        <w:rFonts w:ascii="Wingdings" w:hAnsi="Wingdings" w:hint="default"/>
+        <w:sz w:val="20"/>
+      </w:rPr>
+    </w:lvl>
+    <w:lvl w:ilvl="6" w:tentative="1">
+      <w:start w:val="1"/>
+      <w:numFmt w:val="bullet"/>
+      <w:lvlText w:val=""/>
+      <w:lvlJc w:val="left"/>
+      <w:pPr>
+        <w:tabs>
+          <w:tab w:val="num" w:pos="5040"/>
+        </w:tabs>
+        <w:ind w:left="5040" w:hanging="360"/>
+      </w:pPr>
+      <w:rPr>
+        <w:rFonts w:ascii="Wingdings" w:hAnsi="Wingdings" w:hint="default"/>
+        <w:sz w:val="20"/>
+      </w:rPr>
+    </w:lvl>
+    <w:lvl w:ilvl="7" w:tentative="1">
+      <w:start w:val="1"/>
+      <w:numFmt w:val="bullet"/>
+      <w:lvlText w:val=""/>
+      <w:lvlJc w:val="left"/>
+      <w:pPr>
+        <w:tabs>
+          <w:tab w:val="num" w:pos="5760"/>
+        </w:tabs>
+        <w:ind w:left="5760" w:hanging="360"/>
+      </w:pPr>
+      <w:rPr>
+        <w:rFonts w:ascii="Wingdings" w:hAnsi="Wingdings" w:hint="default"/>
+        <w:sz w:val="20"/>
+      </w:rPr>
+    </w:lvl>
+    <w:lvl w:ilvl="8" w:tentative="1">
+      <w:start w:val="1"/>
+      <w:numFmt w:val="bullet"/>
+      <w:lvlText w:val=""/>
+      <w:lvlJc w:val="left"/>
+      <w:pPr>
+        <w:tabs>
+          <w:tab w:val="num" w:pos="6480"/>
+        </w:tabs>
+        <w:ind w:left="6480" w:hanging="360"/>
+      </w:pPr>
+      <w:rPr>
+        <w:rFonts w:ascii="Wingdings" w:hAnsi="Wingdings" w:hint="default"/>
+        <w:sz w:val="20"/>
+      </w:rPr>
+    </w:lvl>
+  </w:abstractNum>
   <w:num w:numId="1" w16cid:durableId="1341935087">
     <w:abstractNumId w:val="0"/>
+  </w:num>
+  <w:num w:numId="2" w16cid:durableId="1504935718">
+    <w:abstractNumId w:val="1"/>
   </w:num>
 </w:numbering>
 </file>

--- a/html-css.docx
+++ b/html-css.docx
@@ -467,25 +467,7 @@
           <w:sz w:val="28"/>
           <w:szCs w:val="36"/>
         </w:rPr>
-        <w:t>Definition: External CSS is written in a separate .</w:t>
-      </w:r>
-      <w:proofErr w:type="spellStart"/>
-      <w:r>
-        <w:rPr>
-          <w:rFonts w:ascii="Times New Roman" w:hAnsi="Times New Roman" w:cs="Times New Roman"/>
-          <w:sz w:val="28"/>
-          <w:szCs w:val="36"/>
-        </w:rPr>
-        <w:t>css</w:t>
-      </w:r>
-      <w:proofErr w:type="spellEnd"/>
-      <w:r>
-        <w:rPr>
-          <w:rFonts w:ascii="Times New Roman" w:hAnsi="Times New Roman" w:cs="Times New Roman"/>
-          <w:sz w:val="28"/>
-          <w:szCs w:val="36"/>
-        </w:rPr>
-        <w:t xml:space="preserve"> file and connected to the HTML document using the &lt;link&gt; tag.</w:t>
+        <w:t>Definition: External CSS is written in a separate .css file and connected to the HTML document using the &lt;link&gt; tag.</w:t>
       </w:r>
     </w:p>
     <w:p>
@@ -519,43 +501,7 @@
           <w:sz w:val="28"/>
           <w:szCs w:val="36"/>
         </w:rPr>
-        <w:t xml:space="preserve">    &lt;link </w:t>
-      </w:r>
-      <w:proofErr w:type="spellStart"/>
-      <w:r>
-        <w:rPr>
-          <w:rFonts w:ascii="Times New Roman" w:hAnsi="Times New Roman" w:cs="Times New Roman"/>
-          <w:sz w:val="28"/>
-          <w:szCs w:val="36"/>
-        </w:rPr>
-        <w:t>rel</w:t>
-      </w:r>
-      <w:proofErr w:type="spellEnd"/>
-      <w:r>
-        <w:rPr>
-          <w:rFonts w:ascii="Times New Roman" w:hAnsi="Times New Roman" w:cs="Times New Roman"/>
-          <w:sz w:val="28"/>
-          <w:szCs w:val="36"/>
-        </w:rPr>
-        <w:t xml:space="preserve">="stylesheet" </w:t>
-      </w:r>
-      <w:proofErr w:type="spellStart"/>
-      <w:r>
-        <w:rPr>
-          <w:rFonts w:ascii="Times New Roman" w:hAnsi="Times New Roman" w:cs="Times New Roman"/>
-          <w:sz w:val="28"/>
-          <w:szCs w:val="36"/>
-        </w:rPr>
-        <w:t>href</w:t>
-      </w:r>
-      <w:proofErr w:type="spellEnd"/>
-      <w:r>
-        <w:rPr>
-          <w:rFonts w:ascii="Times New Roman" w:hAnsi="Times New Roman" w:cs="Times New Roman"/>
-          <w:sz w:val="28"/>
-          <w:szCs w:val="36"/>
-        </w:rPr>
-        <w:t>="style.css"&gt;</w:t>
+        <w:t xml:space="preserve">    &lt;link rel="stylesheet" href="style.css"&gt;</w:t>
       </w:r>
     </w:p>
     <w:p>
@@ -1104,19 +1050,73 @@
           <w:szCs w:val="36"/>
           <w:lang w:val="en-US"/>
         </w:rPr>
-        <w:t xml:space="preserve">Ex. Div, p, h1 to h6, section, article, header, footer, ul, </w:t>
-      </w:r>
-      <w:proofErr w:type="spellStart"/>
-      <w:r>
+        <w:t>Ex. Div, p, h1 to h6, section, article, header, footer, ul, ol, li, form</w:t>
+      </w:r>
+    </w:p>
+    <w:p>
+      <w:pPr>
+        <w:rPr>
+          <w:rFonts w:ascii="Times New Roman" w:hAnsi="Times New Roman" w:cs="Times New Roman"/>
+          <w:sz w:val="28"/>
+          <w:szCs w:val="36"/>
+        </w:rPr>
+      </w:pPr>
+      <w:r>
+        <w:rPr>
+          <w:rFonts w:ascii="Times New Roman" w:hAnsi="Times New Roman" w:cs="Times New Roman"/>
+          <w:sz w:val="28"/>
+          <w:szCs w:val="36"/>
+        </w:rPr>
+        <w:t>Multiple block elements normally appear one below another.</w:t>
+      </w:r>
+    </w:p>
+    <w:p>
+      <w:pPr>
+        <w:rPr>
+          <w:rFonts w:ascii="Times New Roman" w:hAnsi="Times New Roman" w:cs="Times New Roman"/>
+          <w:b/>
+          <w:bCs/>
+          <w:sz w:val="28"/>
+          <w:szCs w:val="36"/>
+        </w:rPr>
+      </w:pPr>
+      <w:r>
+        <w:rPr>
+          <w:rFonts w:ascii="Times New Roman" w:hAnsi="Times New Roman" w:cs="Times New Roman"/>
+          <w:b/>
+          <w:bCs/>
+          <w:sz w:val="28"/>
+          <w:szCs w:val="36"/>
+        </w:rPr>
+        <w:t>1.2 Inline Elements</w:t>
+      </w:r>
+    </w:p>
+    <w:p>
+      <w:pPr>
+        <w:rPr>
+          <w:rFonts w:ascii="Times New Roman" w:hAnsi="Times New Roman" w:cs="Times New Roman"/>
+          <w:sz w:val="28"/>
+          <w:szCs w:val="36"/>
+        </w:rPr>
+      </w:pPr>
+      <w:r>
+        <w:rPr>
+          <w:rFonts w:ascii="Times New Roman" w:hAnsi="Times New Roman" w:cs="Times New Roman"/>
+          <w:sz w:val="28"/>
+          <w:szCs w:val="36"/>
+        </w:rPr>
+        <w:t>Definition: An inline element does not normally start on a new line. It occupies only the space required by its content and flows along with surrounding text.</w:t>
+      </w:r>
+    </w:p>
+    <w:p>
+      <w:pPr>
         <w:rPr>
           <w:rFonts w:ascii="Times New Roman" w:hAnsi="Times New Roman" w:cs="Times New Roman"/>
           <w:sz w:val="28"/>
           <w:szCs w:val="36"/>
           <w:lang w:val="en-US"/>
         </w:rPr>
-        <w:t>ol</w:t>
-      </w:r>
-      <w:proofErr w:type="spellEnd"/>
+      </w:pPr>
       <w:r>
         <w:rPr>
           <w:rFonts w:ascii="Times New Roman" w:hAnsi="Times New Roman" w:cs="Times New Roman"/>
@@ -1124,101 +1124,7 @@
           <w:szCs w:val="36"/>
           <w:lang w:val="en-US"/>
         </w:rPr>
-        <w:t>, li, form</w:t>
-      </w:r>
-    </w:p>
-    <w:p>
-      <w:pPr>
-        <w:rPr>
-          <w:rFonts w:ascii="Times New Roman" w:hAnsi="Times New Roman" w:cs="Times New Roman"/>
-          <w:sz w:val="28"/>
-          <w:szCs w:val="36"/>
-        </w:rPr>
-      </w:pPr>
-      <w:r>
-        <w:rPr>
-          <w:rFonts w:ascii="Times New Roman" w:hAnsi="Times New Roman" w:cs="Times New Roman"/>
-          <w:sz w:val="28"/>
-          <w:szCs w:val="36"/>
-        </w:rPr>
-        <w:t>Multiple block elements normally appear one below another.</w:t>
-      </w:r>
-    </w:p>
-    <w:p>
-      <w:pPr>
-        <w:rPr>
-          <w:rFonts w:ascii="Times New Roman" w:hAnsi="Times New Roman" w:cs="Times New Roman"/>
-          <w:b/>
-          <w:bCs/>
-          <w:sz w:val="28"/>
-          <w:szCs w:val="36"/>
-        </w:rPr>
-      </w:pPr>
-      <w:r>
-        <w:rPr>
-          <w:rFonts w:ascii="Times New Roman" w:hAnsi="Times New Roman" w:cs="Times New Roman"/>
-          <w:b/>
-          <w:bCs/>
-          <w:sz w:val="28"/>
-          <w:szCs w:val="36"/>
-        </w:rPr>
-        <w:t>1.2 Inline Elements</w:t>
-      </w:r>
-    </w:p>
-    <w:p>
-      <w:pPr>
-        <w:rPr>
-          <w:rFonts w:ascii="Times New Roman" w:hAnsi="Times New Roman" w:cs="Times New Roman"/>
-          <w:sz w:val="28"/>
-          <w:szCs w:val="36"/>
-        </w:rPr>
-      </w:pPr>
-      <w:r>
-        <w:rPr>
-          <w:rFonts w:ascii="Times New Roman" w:hAnsi="Times New Roman" w:cs="Times New Roman"/>
-          <w:sz w:val="28"/>
-          <w:szCs w:val="36"/>
-        </w:rPr>
-        <w:t>Definition: An inline element does not normally start on a new line. It occupies only the space required by its content and flows along with surrounding text.</w:t>
-      </w:r>
-    </w:p>
-    <w:p>
-      <w:pPr>
-        <w:rPr>
-          <w:rFonts w:ascii="Times New Roman" w:hAnsi="Times New Roman" w:cs="Times New Roman"/>
-          <w:sz w:val="28"/>
-          <w:szCs w:val="36"/>
-          <w:lang w:val="en-US"/>
-        </w:rPr>
-      </w:pPr>
-      <w:r>
-        <w:rPr>
-          <w:rFonts w:ascii="Times New Roman" w:hAnsi="Times New Roman" w:cs="Times New Roman"/>
-          <w:sz w:val="28"/>
-          <w:szCs w:val="36"/>
-          <w:lang w:val="en-US"/>
-        </w:rPr>
-        <w:t xml:space="preserve">Ex. Span, a, strong, b, </w:t>
-      </w:r>
-      <w:proofErr w:type="spellStart"/>
-      <w:r>
-        <w:rPr>
-          <w:rFonts w:ascii="Times New Roman" w:hAnsi="Times New Roman" w:cs="Times New Roman"/>
-          <w:sz w:val="28"/>
-          <w:szCs w:val="36"/>
-          <w:lang w:val="en-US"/>
-        </w:rPr>
-        <w:t>em</w:t>
-      </w:r>
-      <w:proofErr w:type="spellEnd"/>
-      <w:r>
-        <w:rPr>
-          <w:rFonts w:ascii="Times New Roman" w:hAnsi="Times New Roman" w:cs="Times New Roman"/>
-          <w:sz w:val="28"/>
-          <w:szCs w:val="36"/>
-          <w:lang w:val="en-US"/>
-        </w:rPr>
-        <w:t>, I, label, small</w:t>
+        <w:t>Ex. Span, a, strong, b, em, I, label, small</w:t>
       </w:r>
     </w:p>
     <w:p>
@@ -1266,61 +1172,33 @@
           <w:sz w:val="28"/>
           <w:szCs w:val="36"/>
         </w:rPr>
-        <w:t>Note: Images (&lt;</w:t>
-      </w:r>
-      <w:proofErr w:type="spellStart"/>
-      <w:r>
-        <w:rPr>
-          <w:rFonts w:ascii="Times New Roman" w:hAnsi="Times New Roman" w:cs="Times New Roman"/>
-          <w:sz w:val="28"/>
-          <w:szCs w:val="36"/>
-        </w:rPr>
-        <w:t>img</w:t>
-      </w:r>
-      <w:proofErr w:type="spellEnd"/>
-      <w:r>
-        <w:rPr>
-          <w:rFonts w:ascii="Times New Roman" w:hAnsi="Times New Roman" w:cs="Times New Roman"/>
-          <w:sz w:val="28"/>
-          <w:szCs w:val="36"/>
-        </w:rPr>
-        <w:t>&gt;) and form controls are examples of inline-level elements that can have their own width and height. Therefore, not every inline-level element behaves exactly like a &lt;span&gt;.</w:t>
-      </w:r>
-    </w:p>
-    <w:p>
-      <w:pPr>
-        <w:rPr>
-          <w:rFonts w:ascii="Times New Roman" w:hAnsi="Times New Roman" w:cs="Times New Roman"/>
-          <w:sz w:val="28"/>
-          <w:szCs w:val="36"/>
-        </w:rPr>
-      </w:pPr>
-    </w:p>
-    <w:p>
-      <w:pPr>
-        <w:rPr>
-          <w:rFonts w:ascii="Times New Roman" w:hAnsi="Times New Roman" w:cs="Times New Roman"/>
-          <w:sz w:val="28"/>
-          <w:szCs w:val="36"/>
-        </w:rPr>
-      </w:pPr>
-      <w:proofErr w:type="spellStart"/>
-      <w:r>
-        <w:rPr>
-          <w:rFonts w:ascii="Times New Roman" w:hAnsi="Times New Roman" w:cs="Times New Roman"/>
-          <w:sz w:val="28"/>
-          <w:szCs w:val="36"/>
-        </w:rPr>
-        <w:t>Css</w:t>
-      </w:r>
-      <w:proofErr w:type="spellEnd"/>
-      <w:r>
-        <w:rPr>
-          <w:rFonts w:ascii="Times New Roman" w:hAnsi="Times New Roman" w:cs="Times New Roman"/>
-          <w:sz w:val="28"/>
-          <w:szCs w:val="36"/>
-        </w:rPr>
-        <w:t xml:space="preserve"> :- display : block, display : inline</w:t>
+        <w:t>Note: Images (&lt;img&gt;) and form controls are examples of inline-level elements that can have their own width and height. Therefore, not every inline-level element behaves exactly like a &lt;span&gt;.</w:t>
+      </w:r>
+    </w:p>
+    <w:p>
+      <w:pPr>
+        <w:rPr>
+          <w:rFonts w:ascii="Times New Roman" w:hAnsi="Times New Roman" w:cs="Times New Roman"/>
+          <w:sz w:val="28"/>
+          <w:szCs w:val="36"/>
+        </w:rPr>
+      </w:pPr>
+    </w:p>
+    <w:p>
+      <w:pPr>
+        <w:rPr>
+          <w:rFonts w:ascii="Times New Roman" w:hAnsi="Times New Roman" w:cs="Times New Roman"/>
+          <w:sz w:val="28"/>
+          <w:szCs w:val="36"/>
+        </w:rPr>
+      </w:pPr>
+      <w:r>
+        <w:rPr>
+          <w:rFonts w:ascii="Times New Roman" w:hAnsi="Times New Roman" w:cs="Times New Roman"/>
+          <w:sz w:val="28"/>
+          <w:szCs w:val="36"/>
+        </w:rPr>
+        <w:t>Css :- display : block, display : inline</w:t>
       </w:r>
     </w:p>
     <w:p>
@@ -1430,29 +1308,7 @@
           <w:sz w:val="36"/>
           <w:szCs w:val="44"/>
         </w:rPr>
-        <w:t xml:space="preserve">Basic </w:t>
-      </w:r>
-      <w:proofErr w:type="spellStart"/>
-      <w:r>
-        <w:rPr>
-          <w:rFonts w:ascii="Times New Roman" w:hAnsi="Times New Roman" w:cs="Times New Roman"/>
-          <w:b/>
-          <w:bCs/>
-          <w:sz w:val="36"/>
-          <w:szCs w:val="44"/>
-        </w:rPr>
-        <w:t>css</w:t>
-      </w:r>
-      <w:proofErr w:type="spellEnd"/>
-      <w:r>
-        <w:rPr>
-          <w:rFonts w:ascii="Times New Roman" w:hAnsi="Times New Roman" w:cs="Times New Roman"/>
-          <w:b/>
-          <w:bCs/>
-          <w:sz w:val="36"/>
-          <w:szCs w:val="44"/>
-        </w:rPr>
-        <w:t xml:space="preserve"> selectors :- </w:t>
+        <w:t xml:space="preserve">Basic css selectors :- </w:t>
       </w:r>
     </w:p>
     <w:p>
@@ -1644,25 +1500,7 @@
           <w:sz w:val="28"/>
           <w:szCs w:val="36"/>
         </w:rPr>
-        <w:t xml:space="preserve">apply same </w:t>
-      </w:r>
-      <w:proofErr w:type="spellStart"/>
-      <w:r>
-        <w:rPr>
-          <w:rFonts w:ascii="Times New Roman" w:hAnsi="Times New Roman" w:cs="Times New Roman"/>
-          <w:sz w:val="28"/>
-          <w:szCs w:val="36"/>
-        </w:rPr>
-        <w:t>css</w:t>
-      </w:r>
-      <w:proofErr w:type="spellEnd"/>
-      <w:r>
-        <w:rPr>
-          <w:rFonts w:ascii="Times New Roman" w:hAnsi="Times New Roman" w:cs="Times New Roman"/>
-          <w:sz w:val="28"/>
-          <w:szCs w:val="36"/>
-        </w:rPr>
-        <w:t xml:space="preserve"> style to multiple selectors.</w:t>
+        <w:t>apply same css style to multiple selectors.</w:t>
       </w:r>
       <w:r>
         <w:rPr>
@@ -1739,43 +1577,7 @@
           <w:sz w:val="28"/>
           <w:szCs w:val="36"/>
         </w:rPr>
-        <w:t xml:space="preserve">It </w:t>
-      </w:r>
-      <w:proofErr w:type="gramStart"/>
-      <w:r>
-        <w:rPr>
-          <w:rFonts w:ascii="Times New Roman" w:hAnsi="Times New Roman" w:cs="Times New Roman"/>
-          <w:sz w:val="28"/>
-          <w:szCs w:val="36"/>
-        </w:rPr>
-        <w:t>select</w:t>
-      </w:r>
-      <w:proofErr w:type="gramEnd"/>
-      <w:r>
-        <w:rPr>
-          <w:rFonts w:ascii="Times New Roman" w:hAnsi="Times New Roman" w:cs="Times New Roman"/>
-          <w:sz w:val="28"/>
-          <w:szCs w:val="36"/>
-        </w:rPr>
-        <w:t xml:space="preserve"> elements based on relationship with </w:t>
-      </w:r>
-      <w:proofErr w:type="gramStart"/>
-      <w:r>
-        <w:rPr>
-          <w:rFonts w:ascii="Times New Roman" w:hAnsi="Times New Roman" w:cs="Times New Roman"/>
-          <w:sz w:val="28"/>
-          <w:szCs w:val="36"/>
-        </w:rPr>
-        <w:t>other</w:t>
-      </w:r>
-      <w:proofErr w:type="gramEnd"/>
-      <w:r>
-        <w:rPr>
-          <w:rFonts w:ascii="Times New Roman" w:hAnsi="Times New Roman" w:cs="Times New Roman"/>
-          <w:sz w:val="28"/>
-          <w:szCs w:val="36"/>
-        </w:rPr>
-        <w:t xml:space="preserve"> element.</w:t>
+        <w:t>It select elements based on relationship with other element.</w:t>
       </w:r>
     </w:p>
     <w:p>
@@ -2053,25 +1855,7 @@
           <w:sz w:val="28"/>
           <w:szCs w:val="36"/>
         </w:rPr>
-        <w:t xml:space="preserve">Select every p inside .parent class, including all p even though they </w:t>
-      </w:r>
-      <w:proofErr w:type="spellStart"/>
-      <w:r>
-        <w:rPr>
-          <w:rFonts w:ascii="Times New Roman" w:hAnsi="Times New Roman" w:cs="Times New Roman"/>
-          <w:sz w:val="28"/>
-          <w:szCs w:val="36"/>
-        </w:rPr>
-        <w:t>ar</w:t>
-      </w:r>
-      <w:proofErr w:type="spellEnd"/>
-      <w:r>
-        <w:rPr>
-          <w:rFonts w:ascii="Times New Roman" w:hAnsi="Times New Roman" w:cs="Times New Roman"/>
-          <w:sz w:val="28"/>
-          <w:szCs w:val="36"/>
-        </w:rPr>
-        <w:t xml:space="preserve"> nested inside class .parent.</w:t>
+        <w:t>Select every p inside .parent class, including all p even though they ar nested inside class .parent.</w:t>
       </w:r>
     </w:p>
     <w:p>
@@ -2486,60 +2270,24 @@
           <w:sz w:val="28"/>
           <w:szCs w:val="36"/>
         </w:rPr>
-        <w:t xml:space="preserve">Apply style when mouse pointer is </w:t>
-      </w:r>
-      <w:proofErr w:type="gramStart"/>
-      <w:r>
-        <w:rPr>
-          <w:rFonts w:ascii="Times New Roman" w:hAnsi="Times New Roman" w:cs="Times New Roman"/>
-          <w:sz w:val="28"/>
-          <w:szCs w:val="36"/>
-        </w:rPr>
-        <w:t>hover</w:t>
-      </w:r>
-      <w:proofErr w:type="gramEnd"/>
-      <w:r>
-        <w:rPr>
-          <w:rFonts w:ascii="Times New Roman" w:hAnsi="Times New Roman" w:cs="Times New Roman"/>
-          <w:sz w:val="28"/>
-          <w:szCs w:val="36"/>
-        </w:rPr>
-        <w:t xml:space="preserve"> an element.</w:t>
-      </w:r>
-    </w:p>
-    <w:p>
-      <w:pPr>
-        <w:rPr>
-          <w:rFonts w:ascii="Times New Roman" w:hAnsi="Times New Roman" w:cs="Times New Roman"/>
-          <w:sz w:val="28"/>
-          <w:szCs w:val="36"/>
-        </w:rPr>
-      </w:pPr>
-      <w:r>
-        <w:rPr>
-          <w:rFonts w:ascii="Times New Roman" w:hAnsi="Times New Roman" w:cs="Times New Roman"/>
-          <w:sz w:val="28"/>
-          <w:szCs w:val="36"/>
-        </w:rPr>
-        <w:t xml:space="preserve">Ex. </w:t>
-      </w:r>
-      <w:proofErr w:type="spellStart"/>
-      <w:r>
-        <w:rPr>
-          <w:rFonts w:ascii="Times New Roman" w:hAnsi="Times New Roman" w:cs="Times New Roman"/>
-          <w:sz w:val="28"/>
-          <w:szCs w:val="36"/>
-        </w:rPr>
-        <w:t>Button:hover</w:t>
-      </w:r>
-      <w:proofErr w:type="spellEnd"/>
-      <w:r>
-        <w:rPr>
-          <w:rFonts w:ascii="Times New Roman" w:hAnsi="Times New Roman" w:cs="Times New Roman"/>
-          <w:sz w:val="28"/>
-          <w:szCs w:val="36"/>
-        </w:rPr>
-        <w:t xml:space="preserve"> { … }</w:t>
+        <w:t>Apply style when mouse pointer is hover an element.</w:t>
+      </w:r>
+    </w:p>
+    <w:p>
+      <w:pPr>
+        <w:rPr>
+          <w:rFonts w:ascii="Times New Roman" w:hAnsi="Times New Roman" w:cs="Times New Roman"/>
+          <w:sz w:val="28"/>
+          <w:szCs w:val="36"/>
+        </w:rPr>
+      </w:pPr>
+      <w:r>
+        <w:rPr>
+          <w:rFonts w:ascii="Times New Roman" w:hAnsi="Times New Roman" w:cs="Times New Roman"/>
+          <w:sz w:val="28"/>
+          <w:szCs w:val="36"/>
+        </w:rPr>
+        <w:t>Ex. Button:hover { … }</w:t>
       </w:r>
     </w:p>
     <w:p>
@@ -2594,25 +2342,7 @@
           <w:sz w:val="28"/>
           <w:szCs w:val="36"/>
         </w:rPr>
-        <w:t xml:space="preserve">Ex. </w:t>
-      </w:r>
-      <w:proofErr w:type="spellStart"/>
-      <w:r>
-        <w:rPr>
-          <w:rFonts w:ascii="Times New Roman" w:hAnsi="Times New Roman" w:cs="Times New Roman"/>
-          <w:sz w:val="28"/>
-          <w:szCs w:val="36"/>
-        </w:rPr>
-        <w:t>Button:active</w:t>
-      </w:r>
-      <w:proofErr w:type="spellEnd"/>
-      <w:r>
-        <w:rPr>
-          <w:rFonts w:ascii="Times New Roman" w:hAnsi="Times New Roman" w:cs="Times New Roman"/>
-          <w:sz w:val="28"/>
-          <w:szCs w:val="36"/>
-        </w:rPr>
-        <w:t xml:space="preserve"> { … }</w:t>
+        <w:t>Ex. Button:active { … }</w:t>
       </w:r>
     </w:p>
     <w:p>
@@ -2667,25 +2397,7 @@
           <w:sz w:val="28"/>
           <w:szCs w:val="36"/>
         </w:rPr>
-        <w:t xml:space="preserve">Ex. </w:t>
-      </w:r>
-      <w:proofErr w:type="spellStart"/>
-      <w:r>
-        <w:rPr>
-          <w:rFonts w:ascii="Times New Roman" w:hAnsi="Times New Roman" w:cs="Times New Roman"/>
-          <w:sz w:val="28"/>
-          <w:szCs w:val="36"/>
-        </w:rPr>
-        <w:t>Input:focus</w:t>
-      </w:r>
-      <w:proofErr w:type="spellEnd"/>
-      <w:r>
-        <w:rPr>
-          <w:rFonts w:ascii="Times New Roman" w:hAnsi="Times New Roman" w:cs="Times New Roman"/>
-          <w:sz w:val="28"/>
-          <w:szCs w:val="36"/>
-        </w:rPr>
-        <w:t xml:space="preserve"> { … }</w:t>
+        <w:t>Ex. Input:focus { … }</w:t>
       </w:r>
     </w:p>
     <w:p>
@@ -2750,60 +2462,24 @@
           <w:sz w:val="28"/>
           <w:szCs w:val="36"/>
         </w:rPr>
-        <w:t xml:space="preserve">Ex. </w:t>
-      </w:r>
-      <w:proofErr w:type="spellStart"/>
-      <w:r>
-        <w:rPr>
-          <w:rFonts w:ascii="Times New Roman" w:hAnsi="Times New Roman" w:cs="Times New Roman"/>
-          <w:sz w:val="28"/>
-          <w:szCs w:val="36"/>
-        </w:rPr>
-        <w:t>Li:first-child</w:t>
-      </w:r>
-      <w:proofErr w:type="spellEnd"/>
-      <w:r>
-        <w:rPr>
-          <w:rFonts w:ascii="Times New Roman" w:hAnsi="Times New Roman" w:cs="Times New Roman"/>
-          <w:sz w:val="28"/>
-          <w:szCs w:val="36"/>
-        </w:rPr>
-        <w:t xml:space="preserve"> { … }</w:t>
-      </w:r>
-    </w:p>
-    <w:p>
-      <w:pPr>
-        <w:rPr>
-          <w:rFonts w:ascii="Times New Roman" w:hAnsi="Times New Roman" w:cs="Times New Roman"/>
-          <w:sz w:val="28"/>
-          <w:szCs w:val="36"/>
-        </w:rPr>
-      </w:pPr>
-      <w:r>
-        <w:rPr>
-          <w:rFonts w:ascii="Times New Roman" w:hAnsi="Times New Roman" w:cs="Times New Roman"/>
-          <w:sz w:val="28"/>
-          <w:szCs w:val="36"/>
-        </w:rPr>
-        <w:t xml:space="preserve">Select only those list element who is first child of its parent element ( ul or </w:t>
-      </w:r>
-      <w:proofErr w:type="spellStart"/>
-      <w:r>
-        <w:rPr>
-          <w:rFonts w:ascii="Times New Roman" w:hAnsi="Times New Roman" w:cs="Times New Roman"/>
-          <w:sz w:val="28"/>
-          <w:szCs w:val="36"/>
-        </w:rPr>
-        <w:t>ol</w:t>
-      </w:r>
-      <w:proofErr w:type="spellEnd"/>
-      <w:r>
-        <w:rPr>
-          <w:rFonts w:ascii="Times New Roman" w:hAnsi="Times New Roman" w:cs="Times New Roman"/>
-          <w:sz w:val="28"/>
-          <w:szCs w:val="36"/>
-        </w:rPr>
-        <w:t xml:space="preserve"> ).</w:t>
+        <w:t>Ex. Li:first-child { … }</w:t>
+      </w:r>
+    </w:p>
+    <w:p>
+      <w:pPr>
+        <w:rPr>
+          <w:rFonts w:ascii="Times New Roman" w:hAnsi="Times New Roman" w:cs="Times New Roman"/>
+          <w:sz w:val="28"/>
+          <w:szCs w:val="36"/>
+        </w:rPr>
+      </w:pPr>
+      <w:r>
+        <w:rPr>
+          <w:rFonts w:ascii="Times New Roman" w:hAnsi="Times New Roman" w:cs="Times New Roman"/>
+          <w:sz w:val="28"/>
+          <w:szCs w:val="36"/>
+        </w:rPr>
+        <w:t>Select only those list element who is first child of its parent element ( ul or ol ).</w:t>
       </w:r>
     </w:p>
     <w:p>
@@ -2929,25 +2605,7 @@
           <w:sz w:val="28"/>
           <w:szCs w:val="36"/>
         </w:rPr>
-        <w:t xml:space="preserve">Ex. </w:t>
-      </w:r>
-      <w:proofErr w:type="spellStart"/>
-      <w:r>
-        <w:rPr>
-          <w:rFonts w:ascii="Times New Roman" w:hAnsi="Times New Roman" w:cs="Times New Roman"/>
-          <w:sz w:val="28"/>
-          <w:szCs w:val="36"/>
-        </w:rPr>
-        <w:t>Li:nth-child</w:t>
-      </w:r>
-      <w:proofErr w:type="spellEnd"/>
-      <w:r>
-        <w:rPr>
-          <w:rFonts w:ascii="Times New Roman" w:hAnsi="Times New Roman" w:cs="Times New Roman"/>
-          <w:sz w:val="28"/>
-          <w:szCs w:val="36"/>
-        </w:rPr>
-        <w:t>(2) { … }</w:t>
+        <w:t>Ex. Li:nth-child(2) { … }</w:t>
       </w:r>
     </w:p>
     <w:p>
@@ -2981,43 +2639,7 @@
           <w:sz w:val="28"/>
           <w:szCs w:val="36"/>
         </w:rPr>
-        <w:t xml:space="preserve">Ex. </w:t>
-      </w:r>
-      <w:proofErr w:type="spellStart"/>
-      <w:r>
-        <w:rPr>
-          <w:rFonts w:ascii="Times New Roman" w:hAnsi="Times New Roman" w:cs="Times New Roman"/>
-          <w:sz w:val="28"/>
-          <w:szCs w:val="36"/>
-        </w:rPr>
-        <w:t>Li:nth-child</w:t>
-      </w:r>
-      <w:proofErr w:type="spellEnd"/>
-      <w:r>
-        <w:rPr>
-          <w:rFonts w:ascii="Times New Roman" w:hAnsi="Times New Roman" w:cs="Times New Roman"/>
-          <w:sz w:val="28"/>
-          <w:szCs w:val="36"/>
-        </w:rPr>
-        <w:t xml:space="preserve">(odd), </w:t>
-      </w:r>
-      <w:proofErr w:type="spellStart"/>
-      <w:r>
-        <w:rPr>
-          <w:rFonts w:ascii="Times New Roman" w:hAnsi="Times New Roman" w:cs="Times New Roman"/>
-          <w:sz w:val="28"/>
-          <w:szCs w:val="36"/>
-        </w:rPr>
-        <w:t>li:nth-child</w:t>
-      </w:r>
-      <w:proofErr w:type="spellEnd"/>
-      <w:r>
-        <w:rPr>
-          <w:rFonts w:ascii="Times New Roman" w:hAnsi="Times New Roman" w:cs="Times New Roman"/>
-          <w:sz w:val="28"/>
-          <w:szCs w:val="36"/>
-        </w:rPr>
-        <w:t>(even).</w:t>
+        <w:t>Ex. Li:nth-child(odd), li:nth-child(even).</w:t>
       </w:r>
     </w:p>
     <w:p>
@@ -3106,27 +2728,15 @@
           <w:szCs w:val="36"/>
         </w:rPr>
       </w:pPr>
-      <w:proofErr w:type="gramStart"/>
-      <w:r>
-        <w:rPr>
-          <w:rFonts w:ascii="Times New Roman" w:hAnsi="Times New Roman" w:cs="Times New Roman"/>
-          <w:b/>
-          <w:bCs/>
-          <w:sz w:val="28"/>
-          <w:szCs w:val="36"/>
-        </w:rPr>
-        <w:t>::</w:t>
-      </w:r>
-      <w:proofErr w:type="gramEnd"/>
-      <w:r>
-        <w:rPr>
-          <w:rFonts w:ascii="Times New Roman" w:hAnsi="Times New Roman" w:cs="Times New Roman"/>
-          <w:b/>
-          <w:bCs/>
-          <w:sz w:val="28"/>
-          <w:szCs w:val="36"/>
-        </w:rPr>
-        <w:t>before</w:t>
+      <w:r>
+        <w:rPr>
+          <w:rFonts w:ascii="Times New Roman" w:hAnsi="Times New Roman" w:cs="Times New Roman"/>
+          <w:b/>
+          <w:bCs/>
+          <w:sz w:val="28"/>
+          <w:szCs w:val="36"/>
+        </w:rPr>
+        <w:t>::before</w:t>
       </w:r>
     </w:p>
     <w:p>
@@ -3160,43 +2770,7 @@
           <w:sz w:val="28"/>
           <w:szCs w:val="36"/>
         </w:rPr>
-        <w:t xml:space="preserve">Ex. </w:t>
-      </w:r>
-      <w:proofErr w:type="gramStart"/>
-      <w:r>
-        <w:rPr>
-          <w:rFonts w:ascii="Times New Roman" w:hAnsi="Times New Roman" w:cs="Times New Roman"/>
-          <w:sz w:val="28"/>
-          <w:szCs w:val="36"/>
-        </w:rPr>
-        <w:t>P::</w:t>
-      </w:r>
-      <w:proofErr w:type="gramEnd"/>
-      <w:r>
-        <w:rPr>
-          <w:rFonts w:ascii="Times New Roman" w:hAnsi="Times New Roman" w:cs="Times New Roman"/>
-          <w:sz w:val="28"/>
-          <w:szCs w:val="36"/>
-        </w:rPr>
-        <w:t xml:space="preserve">before { content: “Note: ”; </w:t>
-      </w:r>
-      <w:proofErr w:type="spellStart"/>
-      <w:r>
-        <w:rPr>
-          <w:rFonts w:ascii="Times New Roman" w:hAnsi="Times New Roman" w:cs="Times New Roman"/>
-          <w:sz w:val="28"/>
-          <w:szCs w:val="36"/>
-        </w:rPr>
-        <w:t>color:red</w:t>
-      </w:r>
-      <w:proofErr w:type="spellEnd"/>
-      <w:r>
-        <w:rPr>
-          <w:rFonts w:ascii="Times New Roman" w:hAnsi="Times New Roman" w:cs="Times New Roman"/>
-          <w:sz w:val="28"/>
-          <w:szCs w:val="36"/>
-        </w:rPr>
-        <w:t>;  }</w:t>
+        <w:t>Ex. P::before { content: “Note: ”; color:red;  }</w:t>
       </w:r>
     </w:p>
     <w:p>
@@ -3235,27 +2809,15 @@
           <w:szCs w:val="36"/>
         </w:rPr>
       </w:pPr>
-      <w:proofErr w:type="gramStart"/>
-      <w:r>
-        <w:rPr>
-          <w:rFonts w:ascii="Times New Roman" w:hAnsi="Times New Roman" w:cs="Times New Roman"/>
-          <w:b/>
-          <w:bCs/>
-          <w:sz w:val="28"/>
-          <w:szCs w:val="36"/>
-        </w:rPr>
-        <w:t>::</w:t>
-      </w:r>
-      <w:proofErr w:type="gramEnd"/>
-      <w:r>
-        <w:rPr>
-          <w:rFonts w:ascii="Times New Roman" w:hAnsi="Times New Roman" w:cs="Times New Roman"/>
-          <w:b/>
-          <w:bCs/>
-          <w:sz w:val="28"/>
-          <w:szCs w:val="36"/>
-        </w:rPr>
-        <w:t>after</w:t>
+      <w:r>
+        <w:rPr>
+          <w:rFonts w:ascii="Times New Roman" w:hAnsi="Times New Roman" w:cs="Times New Roman"/>
+          <w:b/>
+          <w:bCs/>
+          <w:sz w:val="28"/>
+          <w:szCs w:val="36"/>
+        </w:rPr>
+        <w:t>::after</w:t>
       </w:r>
     </w:p>
     <w:p>
@@ -3283,23 +2845,13 @@
           <w:szCs w:val="36"/>
         </w:rPr>
       </w:pPr>
-      <w:proofErr w:type="gramStart"/>
-      <w:r>
-        <w:rPr>
-          <w:rFonts w:ascii="Times New Roman" w:hAnsi="Times New Roman" w:cs="Times New Roman"/>
-          <w:sz w:val="28"/>
-          <w:szCs w:val="36"/>
-        </w:rPr>
-        <w:t>p::</w:t>
-      </w:r>
-      <w:proofErr w:type="gramEnd"/>
-      <w:r>
-        <w:rPr>
-          <w:rFonts w:ascii="Times New Roman" w:hAnsi="Times New Roman" w:cs="Times New Roman"/>
-          <w:sz w:val="28"/>
-          <w:szCs w:val="36"/>
-        </w:rPr>
-        <w:t>after {</w:t>
+      <w:r>
+        <w:rPr>
+          <w:rFonts w:ascii="Times New Roman" w:hAnsi="Times New Roman" w:cs="Times New Roman"/>
+          <w:sz w:val="28"/>
+          <w:szCs w:val="36"/>
+        </w:rPr>
+        <w:t>p::after {</w:t>
       </w:r>
     </w:p>
     <w:p>
@@ -3349,25 +2901,7 @@
           <w:sz w:val="28"/>
           <w:szCs w:val="36"/>
         </w:rPr>
-        <w:t xml:space="preserve">    </w:t>
-      </w:r>
-      <w:proofErr w:type="spellStart"/>
-      <w:r>
-        <w:rPr>
-          <w:rFonts w:ascii="Times New Roman" w:hAnsi="Times New Roman" w:cs="Times New Roman"/>
-          <w:sz w:val="28"/>
-          <w:szCs w:val="36"/>
-        </w:rPr>
-        <w:t>color</w:t>
-      </w:r>
-      <w:proofErr w:type="spellEnd"/>
-      <w:r>
-        <w:rPr>
-          <w:rFonts w:ascii="Times New Roman" w:hAnsi="Times New Roman" w:cs="Times New Roman"/>
-          <w:sz w:val="28"/>
-          <w:szCs w:val="36"/>
-        </w:rPr>
-        <w:t>: green;</w:t>
+        <w:t xml:space="preserve">    color: green;</w:t>
       </w:r>
     </w:p>
     <w:p>
@@ -3423,27 +2957,15 @@
           <w:szCs w:val="36"/>
         </w:rPr>
       </w:pPr>
-      <w:proofErr w:type="gramStart"/>
-      <w:r>
-        <w:rPr>
-          <w:rFonts w:ascii="Times New Roman" w:hAnsi="Times New Roman" w:cs="Times New Roman"/>
-          <w:b/>
-          <w:bCs/>
-          <w:sz w:val="28"/>
-          <w:szCs w:val="36"/>
-        </w:rPr>
-        <w:t>::</w:t>
-      </w:r>
-      <w:proofErr w:type="gramEnd"/>
-      <w:r>
-        <w:rPr>
-          <w:rFonts w:ascii="Times New Roman" w:hAnsi="Times New Roman" w:cs="Times New Roman"/>
-          <w:b/>
-          <w:bCs/>
-          <w:sz w:val="28"/>
-          <w:szCs w:val="36"/>
-        </w:rPr>
-        <w:t>first-letter</w:t>
+      <w:r>
+        <w:rPr>
+          <w:rFonts w:ascii="Times New Roman" w:hAnsi="Times New Roman" w:cs="Times New Roman"/>
+          <w:b/>
+          <w:bCs/>
+          <w:sz w:val="28"/>
+          <w:szCs w:val="36"/>
+        </w:rPr>
+        <w:t>::first-letter</w:t>
       </w:r>
     </w:p>
     <w:p>
@@ -3473,7 +2995,6 @@
           <w:szCs w:val="36"/>
         </w:rPr>
       </w:pPr>
-      <w:proofErr w:type="gramStart"/>
       <w:r>
         <w:rPr>
           <w:rFonts w:ascii="Times New Roman" w:hAnsi="Times New Roman" w:cs="Times New Roman"/>
@@ -3483,18 +3004,7 @@
           <w:szCs w:val="36"/>
         </w:rPr>
         <w:lastRenderedPageBreak/>
-        <w:t>::</w:t>
-      </w:r>
-      <w:proofErr w:type="gramEnd"/>
-      <w:r>
-        <w:rPr>
-          <w:rFonts w:ascii="Times New Roman" w:hAnsi="Times New Roman" w:cs="Times New Roman"/>
-          <w:b/>
-          <w:bCs/>
-          <w:sz w:val="28"/>
-          <w:szCs w:val="36"/>
-        </w:rPr>
-        <w:t>first-line</w:t>
+        <w:t>::first-line</w:t>
       </w:r>
     </w:p>
     <w:p>
@@ -3695,23 +3205,13 @@
                 <w:szCs w:val="36"/>
               </w:rPr>
             </w:pPr>
-            <w:proofErr w:type="gramStart"/>
             <w:r>
               <w:rPr>
                 <w:rFonts w:ascii="Times New Roman" w:hAnsi="Times New Roman" w:cs="Times New Roman"/>
                 <w:sz w:val="28"/>
                 <w:szCs w:val="36"/>
               </w:rPr>
-              <w:t>Generally</w:t>
-            </w:r>
-            <w:proofErr w:type="gramEnd"/>
-            <w:r>
-              <w:rPr>
-                <w:rFonts w:ascii="Times New Roman" w:hAnsi="Times New Roman" w:cs="Times New Roman"/>
-                <w:sz w:val="28"/>
-                <w:szCs w:val="36"/>
-              </w:rPr>
-              <w:t xml:space="preserve"> uses ::</w:t>
+              <w:t>Generally uses ::</w:t>
             </w:r>
           </w:p>
         </w:tc>
@@ -3764,25 +3264,7 @@
                 <w:sz w:val="28"/>
                 <w:szCs w:val="36"/>
               </w:rPr>
-              <w:t xml:space="preserve">Example: </w:t>
-            </w:r>
-            <w:proofErr w:type="gramStart"/>
-            <w:r>
-              <w:rPr>
-                <w:rFonts w:ascii="Times New Roman" w:hAnsi="Times New Roman" w:cs="Times New Roman"/>
-                <w:sz w:val="28"/>
-                <w:szCs w:val="36"/>
-              </w:rPr>
-              <w:t>p::</w:t>
-            </w:r>
-            <w:proofErr w:type="gramEnd"/>
-            <w:r>
-              <w:rPr>
-                <w:rFonts w:ascii="Times New Roman" w:hAnsi="Times New Roman" w:cs="Times New Roman"/>
-                <w:sz w:val="28"/>
-                <w:szCs w:val="36"/>
-              </w:rPr>
-              <w:t>first-letter</w:t>
+              <w:t>Example: p::first-letter</w:t>
             </w:r>
           </w:p>
         </w:tc>
@@ -3882,7 +3364,6 @@
         </w:rPr>
         <w:t xml:space="preserve"> parent element who has set </w:t>
       </w:r>
-      <w:proofErr w:type="spellStart"/>
       <w:r>
         <w:rPr>
           <w:rFonts w:ascii="Times New Roman" w:hAnsi="Times New Roman" w:cs="Times New Roman"/>
@@ -3893,32 +3374,13 @@
         </w:rPr>
         <w:t>position:relative</w:t>
       </w:r>
-      <w:proofErr w:type="spellEnd"/>
-      <w:r>
-        <w:rPr>
-          <w:rFonts w:ascii="Times New Roman" w:hAnsi="Times New Roman" w:cs="Times New Roman"/>
-          <w:sz w:val="28"/>
-          <w:szCs w:val="36"/>
-        </w:rPr>
-        <w:t xml:space="preserve">. If no parent has set that </w:t>
-      </w:r>
-      <w:proofErr w:type="gramStart"/>
-      <w:r>
-        <w:rPr>
-          <w:rFonts w:ascii="Times New Roman" w:hAnsi="Times New Roman" w:cs="Times New Roman"/>
-          <w:sz w:val="28"/>
-          <w:szCs w:val="36"/>
-        </w:rPr>
-        <w:t>property</w:t>
-      </w:r>
-      <w:proofErr w:type="gramEnd"/>
-      <w:r>
-        <w:rPr>
-          <w:rFonts w:ascii="Times New Roman" w:hAnsi="Times New Roman" w:cs="Times New Roman"/>
-          <w:sz w:val="28"/>
-          <w:szCs w:val="36"/>
-        </w:rPr>
-        <w:t xml:space="preserve"> then it would set absolute position relative to window. </w:t>
+      <w:r>
+        <w:rPr>
+          <w:rFonts w:ascii="Times New Roman" w:hAnsi="Times New Roman" w:cs="Times New Roman"/>
+          <w:sz w:val="28"/>
+          <w:szCs w:val="36"/>
+        </w:rPr>
+        <w:t xml:space="preserve">. If no parent has set that property then it would set absolute position relative to window. </w:t>
       </w:r>
     </w:p>
     <w:p>
@@ -3950,43 +3412,7 @@
           <w:sz w:val="28"/>
           <w:szCs w:val="36"/>
         </w:rPr>
-        <w:t xml:space="preserve">for any query, search on google. Like, </w:t>
-      </w:r>
-      <w:proofErr w:type="spellStart"/>
-      <w:r>
-        <w:rPr>
-          <w:rFonts w:ascii="Times New Roman" w:hAnsi="Times New Roman" w:cs="Times New Roman"/>
-          <w:sz w:val="28"/>
-          <w:szCs w:val="36"/>
-        </w:rPr>
-        <w:t>css</w:t>
-      </w:r>
-      <w:proofErr w:type="spellEnd"/>
-      <w:r>
-        <w:rPr>
-          <w:rFonts w:ascii="Times New Roman" w:hAnsi="Times New Roman" w:cs="Times New Roman"/>
-          <w:sz w:val="28"/>
-          <w:szCs w:val="36"/>
-        </w:rPr>
-        <w:t xml:space="preserve"> how to align anchor tags in </w:t>
-      </w:r>
-      <w:proofErr w:type="spellStart"/>
-      <w:r>
-        <w:rPr>
-          <w:rFonts w:ascii="Times New Roman" w:hAnsi="Times New Roman" w:cs="Times New Roman"/>
-          <w:sz w:val="28"/>
-          <w:szCs w:val="36"/>
-        </w:rPr>
-        <w:t>center</w:t>
-      </w:r>
-      <w:proofErr w:type="spellEnd"/>
-      <w:r>
-        <w:rPr>
-          <w:rFonts w:ascii="Times New Roman" w:hAnsi="Times New Roman" w:cs="Times New Roman"/>
-          <w:sz w:val="28"/>
-          <w:szCs w:val="36"/>
-        </w:rPr>
-        <w:t>.</w:t>
+        <w:t>for any query, search on google. Like, css how to align anchor tags in center.</w:t>
       </w:r>
     </w:p>
     <w:p>
@@ -4006,87 +3432,17 @@
           <w:sz w:val="28"/>
           <w:szCs w:val="36"/>
         </w:rPr>
-        <w:t xml:space="preserve">We can use </w:t>
-      </w:r>
-      <w:proofErr w:type="spellStart"/>
-      <w:r>
-        <w:rPr>
-          <w:rFonts w:ascii="Times New Roman" w:hAnsi="Times New Roman" w:cs="Times New Roman"/>
-          <w:sz w:val="28"/>
-          <w:szCs w:val="36"/>
-        </w:rPr>
-        <w:t>mdn</w:t>
-      </w:r>
-      <w:proofErr w:type="spellEnd"/>
-      <w:r>
-        <w:rPr>
-          <w:rFonts w:ascii="Times New Roman" w:hAnsi="Times New Roman" w:cs="Times New Roman"/>
-          <w:sz w:val="28"/>
-          <w:szCs w:val="36"/>
-        </w:rPr>
-        <w:t xml:space="preserve"> </w:t>
-      </w:r>
-      <w:proofErr w:type="spellStart"/>
-      <w:r>
-        <w:rPr>
-          <w:rFonts w:ascii="Times New Roman" w:hAnsi="Times New Roman" w:cs="Times New Roman"/>
-          <w:sz w:val="28"/>
-          <w:szCs w:val="36"/>
-        </w:rPr>
-        <w:t>css</w:t>
-      </w:r>
-      <w:proofErr w:type="spellEnd"/>
-      <w:r>
-        <w:rPr>
-          <w:rFonts w:ascii="Times New Roman" w:hAnsi="Times New Roman" w:cs="Times New Roman"/>
-          <w:sz w:val="28"/>
-          <w:szCs w:val="36"/>
-        </w:rPr>
-        <w:t xml:space="preserve"> documentation also. Like </w:t>
-      </w:r>
-      <w:proofErr w:type="spellStart"/>
-      <w:r>
-        <w:rPr>
-          <w:rFonts w:ascii="Times New Roman" w:hAnsi="Times New Roman" w:cs="Times New Roman"/>
-          <w:b/>
-          <w:bCs/>
-          <w:sz w:val="28"/>
-          <w:szCs w:val="36"/>
-        </w:rPr>
-        <w:t>mdn</w:t>
-      </w:r>
-      <w:proofErr w:type="spellEnd"/>
-      <w:r>
-        <w:rPr>
-          <w:rFonts w:ascii="Times New Roman" w:hAnsi="Times New Roman" w:cs="Times New Roman"/>
-          <w:b/>
-          <w:bCs/>
-          <w:sz w:val="28"/>
-          <w:szCs w:val="36"/>
-        </w:rPr>
-        <w:t xml:space="preserve"> </w:t>
-      </w:r>
-      <w:proofErr w:type="spellStart"/>
-      <w:r>
-        <w:rPr>
-          <w:rFonts w:ascii="Times New Roman" w:hAnsi="Times New Roman" w:cs="Times New Roman"/>
-          <w:b/>
-          <w:bCs/>
-          <w:sz w:val="28"/>
-          <w:szCs w:val="36"/>
-        </w:rPr>
-        <w:t>css</w:t>
-      </w:r>
-      <w:proofErr w:type="spellEnd"/>
-      <w:r>
-        <w:rPr>
-          <w:rFonts w:ascii="Times New Roman" w:hAnsi="Times New Roman" w:cs="Times New Roman"/>
-          <w:b/>
-          <w:bCs/>
-          <w:sz w:val="28"/>
-          <w:szCs w:val="36"/>
-        </w:rPr>
-        <w:t xml:space="preserve"> text align property</w:t>
+        <w:t xml:space="preserve">We can use mdn css documentation also. Like </w:t>
+      </w:r>
+      <w:r>
+        <w:rPr>
+          <w:rFonts w:ascii="Times New Roman" w:hAnsi="Times New Roman" w:cs="Times New Roman"/>
+          <w:b/>
+          <w:bCs/>
+          <w:sz w:val="28"/>
+          <w:szCs w:val="36"/>
+        </w:rPr>
+        <w:t>mdn css text align property</w:t>
       </w:r>
       <w:r>
         <w:rPr>
@@ -4116,7 +3472,6 @@
         </w:rPr>
         <w:t xml:space="preserve">We can use </w:t>
       </w:r>
-      <w:proofErr w:type="spellStart"/>
       <w:r>
         <w:rPr>
           <w:rFonts w:ascii="Times New Roman" w:hAnsi="Times New Roman" w:cs="Times New Roman"/>
@@ -4127,7 +3482,6 @@
         </w:rPr>
         <w:t>stackoverflow</w:t>
       </w:r>
-      <w:proofErr w:type="spellEnd"/>
       <w:r>
         <w:rPr>
           <w:rFonts w:ascii="Times New Roman" w:hAnsi="Times New Roman" w:cs="Times New Roman"/>
@@ -4246,25 +3600,7 @@
           <w:sz w:val="28"/>
           <w:szCs w:val="36"/>
         </w:rPr>
-        <w:t xml:space="preserve"> to compare 2 codes. ( it shows differences between 2 </w:t>
-      </w:r>
-      <w:proofErr w:type="spellStart"/>
-      <w:r>
-        <w:rPr>
-          <w:rFonts w:ascii="Times New Roman" w:hAnsi="Times New Roman" w:cs="Times New Roman"/>
-          <w:sz w:val="28"/>
-          <w:szCs w:val="36"/>
-        </w:rPr>
-        <w:t>coddes</w:t>
-      </w:r>
-      <w:proofErr w:type="spellEnd"/>
-      <w:r>
-        <w:rPr>
-          <w:rFonts w:ascii="Times New Roman" w:hAnsi="Times New Roman" w:cs="Times New Roman"/>
-          <w:sz w:val="28"/>
-          <w:szCs w:val="36"/>
-        </w:rPr>
-        <w:t>. ).</w:t>
+        <w:t xml:space="preserve"> to compare 2 codes. ( it shows differences between 2 coddes. ).</w:t>
       </w:r>
     </w:p>
     <w:p>
@@ -4278,6 +3614,145 @@
           <w:szCs w:val="36"/>
         </w:rPr>
       </w:pPr>
+      <w:r>
+        <w:rPr>
+          <w:rFonts w:ascii="Times New Roman" w:hAnsi="Times New Roman" w:cs="Times New Roman"/>
+          <w:sz w:val="28"/>
+          <w:szCs w:val="36"/>
+        </w:rPr>
+        <w:t xml:space="preserve">We can debug css bugs from browser inspect tab. Where we can actually see which css property is applied to selected element. </w:t>
+      </w:r>
+    </w:p>
+    <w:p>
+      <w:pPr>
+        <w:tabs>
+          <w:tab w:val="left" w:pos="2844"/>
+        </w:tabs>
+        <w:rPr>
+          <w:rFonts w:ascii="Times New Roman" w:hAnsi="Times New Roman" w:cs="Times New Roman"/>
+          <w:sz w:val="28"/>
+          <w:szCs w:val="36"/>
+        </w:rPr>
+      </w:pPr>
+    </w:p>
+    <w:p>
+      <w:pPr>
+        <w:tabs>
+          <w:tab w:val="left" w:pos="2844"/>
+        </w:tabs>
+        <w:rPr>
+          <w:rFonts w:ascii="Times New Roman" w:hAnsi="Times New Roman" w:cs="Times New Roman"/>
+          <w:b/>
+          <w:bCs/>
+          <w:sz w:val="32"/>
+          <w:szCs w:val="40"/>
+        </w:rPr>
+      </w:pPr>
+      <w:r>
+        <w:rPr>
+          <w:rFonts w:ascii="Times New Roman" w:hAnsi="Times New Roman" w:cs="Times New Roman"/>
+          <w:b/>
+          <w:bCs/>
+          <w:sz w:val="32"/>
+          <w:szCs w:val="40"/>
+        </w:rPr>
+        <w:t xml:space="preserve">Layouts :- </w:t>
+      </w:r>
+    </w:p>
+    <w:p>
+      <w:pPr>
+        <w:tabs>
+          <w:tab w:val="left" w:pos="2844"/>
+        </w:tabs>
+        <w:rPr>
+          <w:rFonts w:ascii="Times New Roman" w:hAnsi="Times New Roman" w:cs="Times New Roman"/>
+          <w:sz w:val="28"/>
+          <w:szCs w:val="36"/>
+        </w:rPr>
+      </w:pPr>
+      <w:r>
+        <w:rPr>
+          <w:rFonts w:ascii="Times New Roman" w:hAnsi="Times New Roman" w:cs="Times New Roman"/>
+          <w:sz w:val="28"/>
+          <w:szCs w:val="36"/>
+        </w:rPr>
+        <w:t>Page layout :- it is way text, images and other content is placed and arranged on a web page.</w:t>
+      </w:r>
+    </w:p>
+    <w:p>
+      <w:pPr>
+        <w:tabs>
+          <w:tab w:val="left" w:pos="2844"/>
+        </w:tabs>
+        <w:rPr>
+          <w:rFonts w:ascii="Times New Roman" w:hAnsi="Times New Roman" w:cs="Times New Roman"/>
+          <w:sz w:val="28"/>
+          <w:szCs w:val="36"/>
+        </w:rPr>
+      </w:pPr>
+      <w:r>
+        <w:rPr>
+          <w:rFonts w:ascii="Times New Roman" w:hAnsi="Times New Roman" w:cs="Times New Roman"/>
+          <w:sz w:val="28"/>
+          <w:szCs w:val="36"/>
+        </w:rPr>
+        <w:t>Component layout :- any component itself contain many text, images, or other components, so way of arranging them on component.</w:t>
+      </w:r>
+    </w:p>
+    <w:p>
+      <w:pPr>
+        <w:tabs>
+          <w:tab w:val="left" w:pos="2844"/>
+        </w:tabs>
+        <w:rPr>
+          <w:rFonts w:ascii="Times New Roman" w:hAnsi="Times New Roman" w:cs="Times New Roman"/>
+          <w:sz w:val="28"/>
+          <w:szCs w:val="36"/>
+        </w:rPr>
+      </w:pPr>
+      <w:r>
+        <w:rPr>
+          <w:rFonts w:ascii="Times New Roman" w:hAnsi="Times New Roman" w:cs="Times New Roman"/>
+          <w:sz w:val="28"/>
+          <w:szCs w:val="36"/>
+        </w:rPr>
+        <w:lastRenderedPageBreak/>
+        <w:drawing>
+          <wp:inline distT="0" distB="0" distL="0" distR="0" wp14:anchorId="01516F00" wp14:editId="2C1C104B">
+            <wp:extent cx="7110076" cy="3696020"/>
+            <wp:effectExtent l="0" t="0" r="0" b="0"/>
+            <wp:docPr id="1052201685" name="Picture 1"/>
+            <wp:cNvGraphicFramePr>
+              <a:graphicFrameLocks xmlns:a="http://schemas.openxmlformats.org/drawingml/2006/main" noChangeAspect="1"/>
+            </wp:cNvGraphicFramePr>
+            <a:graphic xmlns:a="http://schemas.openxmlformats.org/drawingml/2006/main">
+              <a:graphicData uri="http://schemas.openxmlformats.org/drawingml/2006/picture">
+                <pic:pic xmlns:pic="http://schemas.openxmlformats.org/drawingml/2006/picture">
+                  <pic:nvPicPr>
+                    <pic:cNvPr id="1052201685" name=""/>
+                    <pic:cNvPicPr/>
+                  </pic:nvPicPr>
+                  <pic:blipFill>
+                    <a:blip r:embed="rId8"/>
+                    <a:stretch>
+                      <a:fillRect/>
+                    </a:stretch>
+                  </pic:blipFill>
+                  <pic:spPr>
+                    <a:xfrm>
+                      <a:off x="0" y="0"/>
+                      <a:ext cx="7110076" cy="3696020"/>
+                    </a:xfrm>
+                    <a:prstGeom prst="rect">
+                      <a:avLst/>
+                    </a:prstGeom>
+                  </pic:spPr>
+                </pic:pic>
+              </a:graphicData>
+            </a:graphic>
+          </wp:inline>
+        </w:drawing>
+      </w:r>
     </w:p>
     <w:sectPr>
       <w:pgSz w:w="11906" w:h="16838"/>
